--- a/대본/5부/09화_Breaking_Point.docx
+++ b/대본/5부/09화_Breaking_Point.docx
@@ -1884,13 +1884,13 @@
         </w:numPr>
       </w:pPr>
       <w:r>
-        <w:t xml:space="preserve">MARCUS: Priya’s right. Six years. Four of us. We’ve never used the veto.</w:t>
-      </w:r>
-      <w:r>
-        <w:t xml:space="preserve"> </w:t>
-      </w:r>
-      <w:r>
-        <w:t xml:space="preserve">마커스: 프리야 말이 맞아. 6년. 우리 넷. 거부권을 쓴 적이 없어.</w:t>
+        <w:t xml:space="preserve">MARCUS: Priya’s right. Five years. Four of us. We’ve never used the veto.</w:t>
+      </w:r>
+      <w:r>
+        <w:t xml:space="preserve"> </w:t>
+      </w:r>
+      <w:r>
+        <w:t xml:space="preserve">마커스: 프리야 말이 맞아. 5년. 우리 넷. 거부권을 쓴 적이 없어.</w:t>
       </w:r>
     </w:p>
     <w:p>

--- a/대본/5부/09화_Breaking_Point.docx
+++ b/대본/5부/09화_Breaking_Point.docx
@@ -2,7 +2,7 @@
 <file path=word/document.xml><?xml version="1.0" encoding="utf-8"?>
 <w:document xmlns:w="http://schemas.openxmlformats.org/wordprocessingml/2006/main" xmlns:m="http://schemas.openxmlformats.org/officeDocument/2006/math" xmlns:r="http://schemas.openxmlformats.org/officeDocument/2006/relationships" xmlns:o="urn:schemas-microsoft-com:office:office" xmlns:v="urn:schemas-microsoft-com:vml" xmlns:w10="urn:schemas-microsoft-com:office:word" xmlns:a="http://schemas.openxmlformats.org/drawingml/2006/main" xmlns:pic="http://schemas.openxmlformats.org/drawingml/2006/picture" xmlns:wp="http://schemas.openxmlformats.org/drawingml/2006/wordprocessingDrawing">
   <w:body>
-    <w:bookmarkStart w:id="31" w:name="ship-it-5부-9화"/>
+    <w:bookmarkStart w:id="32" w:name="ship-it-5부-9화"/>
     <w:p>
       <w:pPr>
         <w:pStyle w:val="Heading1"/>
@@ -65,7 +65,7 @@
         <w:t xml:space="preserve"> </w:t>
       </w:r>
       <w:r>
-        <w:t xml:space="preserve">- 규칙: 지문 없음. 전 화 100% 「화자명: 대사」. 1턴 20단어 이내.</w:t>
+        <w:t xml:space="preserve">- 규칙: 지문 없음. 전 화 100% 「화자명: 대사」. 1턴 20단어 이내 + 긴 턴 10~15회(30~60단어).</w:t>
       </w:r>
       <w:r>
         <w:t xml:space="preserve"> </w:t>
@@ -431,13 +431,13 @@
         </w:numPr>
       </w:pPr>
       <w:r>
-        <w:t xml:space="preserve">NOAH: Richard texted at midnight. Two Series B investors paused. The lawsuit and the Glow news.</w:t>
-      </w:r>
-      <w:r>
-        <w:t xml:space="preserve"> </w:t>
-      </w:r>
-      <w:r>
-        <w:t xml:space="preserve">노아: 리처드가 자정에 문자했어. 시리즈 B 투자자 두 곳이 보류했대. 소송이랑 글로우 뉴스 때문에.</w:t>
+        <w:t xml:space="preserve">NOAH: Richard texted at midnight. Two Series B investors paused, because of the lawsuit and the Glow news. He didn’t say they were gone, but he didn’t sound hopeful either, and I spent the rest of the night staring at the ceiling.</w:t>
+      </w:r>
+      <w:r>
+        <w:t xml:space="preserve"> </w:t>
+      </w:r>
+      <w:r>
+        <w:t xml:space="preserve">노아: 리처드가 자정에 문자했어. 시리즈 B 투자자 두 곳이 보류했대. 소송이랑 글로우 뉴스 때문에. 떠났다고 하진 않았지만, 희망적으로 들리지도 않았어. 그리고 난 남은 밤 내내 천장만 쳐다봤지.</w:t>
       </w:r>
     </w:p>
     <w:p>
@@ -643,13 +643,13 @@
         </w:numPr>
       </w:pPr>
       <w:r>
-        <w:t xml:space="preserve">DEREK: Quarterly counts. Self-reported. No audits. And the pilot comes back.</w:t>
-      </w:r>
-      <w:r>
-        <w:t xml:space="preserve"> </w:t>
-      </w:r>
-      <w:r>
-        <w:t xml:space="preserve">데릭: 분기별 재고 조사. 자체 보고. 감사 없음. 그러면 파일럿 재개.</w:t>
+        <w:t xml:space="preserve">DEREK: Quarterly counts, self-reported, with no audits, and the pilot comes back right away. Honestly, it’s the same system they had before, just with a calendar attached. I wanted to tell you before the meeting, so you’re not surprised in front of everyone.</w:t>
+      </w:r>
+      <w:r>
+        <w:t xml:space="preserve"> </w:t>
+      </w:r>
+      <w:r>
+        <w:t xml:space="preserve">데릭: 분기별 재고 대조, 자체 보고, 감사 없음. 그리고 파일럿은 바로 재개. 솔직히, 전에 하던 방식에 달력만 붙인 거예요. 회의 전에 말씀드리고 싶었어요. 다들 앞에서 놀라시지 않게요.</w:t>
       </w:r>
     </w:p>
     <w:p>
@@ -704,13 +704,13 @@
         </w:numPr>
       </w:pPr>
       <w:r>
-        <w:t xml:space="preserve">SOFIA: Facts first. Glow is twenty-two percent of next year’s forecast. Without Glow, we miss sixty thousand.</w:t>
-      </w:r>
-      <w:r>
-        <w:t xml:space="preserve"> </w:t>
-      </w:r>
-      <w:r>
-        <w:t xml:space="preserve">소피아: 사실 먼저. 글로우는 내년 예측의 22%예요. 글로우 없으면 6만 개를 못 맞춰요.</w:t>
+        <w:t xml:space="preserve">SOFIA: Facts first. Glow is twenty-two percent of next year’s forecast. Without Glow, we miss sixty thousand, the target everyone in this room agreed to. I’m not trying to scare anyone. I just want us arguing about the same numbers before we argue about anything else.</w:t>
+      </w:r>
+      <w:r>
+        <w:t xml:space="preserve"> </w:t>
+      </w:r>
+      <w:r>
+        <w:t xml:space="preserve">소피아: 사실부터요. 글로우는 내년 예측의 22%예요. 글로우가 없으면, 이 방에 있는 모두가 동의한 목표 6만 개를 못 맞춰요. 누굴 겁주려는 게 아니에요. 다른 걸로 다투기 전에, 같은 숫자를 놓고 이야기했으면 하는 거예요.</w:t>
       </w:r>
     </w:p>
     <w:p>
@@ -959,13 +959,13 @@
         </w:numPr>
       </w:pPr>
       <w:r>
-        <w:t xml:space="preserve">ELENA: Monthly counts would have caught two missing boxes. Within thirty days. Before the party.</w:t>
-      </w:r>
-      <w:r>
-        <w:t xml:space="preserve"> </w:t>
-      </w:r>
-      <w:r>
-        <w:t xml:space="preserve">엘레나: 월간 조사였으면 사라진 상자 두 개를 잡았을 거예요. 30일 안에. 파티 전에.</w:t>
+        <w:t xml:space="preserve">ELENA: Monthly counts would have caught two missing boxes within thirty days, before the party. That’s not a theory. It’s arithmetic. Quarterly self-reports give a thief three months, and a clinic that’s embarrassed has every reason to round the numbers.</w:t>
+      </w:r>
+      <w:r>
+        <w:t xml:space="preserve"> </w:t>
+      </w:r>
+      <w:r>
+        <w:t xml:space="preserve">엘레나: 월간 재고 대조였다면 사라진 상자 두 개를 30일 안에, 파티 전에 잡았을 거예요. 이건 이론이 아니에요. 산수예요. 분기별 자체 보고는 도둑에게 석 달을 주고, 창피한 병원은 숫자를 대충 맞출 이유가 충분해요.</w:t>
       </w:r>
     </w:p>
     <w:p>
@@ -1309,13 +1309,13 @@
         </w:numPr>
       </w:pPr>
       <w:r>
-        <w:t xml:space="preserve">SOFIA: I said a slightly lower standard at three hundred locations beats no standard at three hundred locations.</w:t>
-      </w:r>
-      <w:r>
-        <w:t xml:space="preserve"> </w:t>
-      </w:r>
-      <w:r>
-        <w:t xml:space="preserve">소피아: 300곳에서 약간 낮은 기준이 300곳에서 기준이 없는 것보다 낫다고 했어요.</w:t>
+        <w:t xml:space="preserve">SOFIA: I said a slightly lower standard at three hundred locations beats no standard at three hundred locations. If Glow walks away, those clinics don’t stop injecting. They just buy from someone who never asks how many boxes are on the shelf.</w:t>
+      </w:r>
+      <w:r>
+        <w:t xml:space="preserve"> </w:t>
+      </w:r>
+      <w:r>
+        <w:t xml:space="preserve">소피아: 300곳에 약간 낮은 기준이 있는 게 300곳에 기준이 아예 없는 것보다 낫다고 했어요. 글로우가 떠나도, 그 병원들은 시술을 멈추지 않아요. 선반에 상자가 몇 개 있는지 절대 묻지 않는 곳에서 사 갈 뿐이에요.</w:t>
       </w:r>
     </w:p>
     <w:p>
@@ -1731,13 +1731,13 @@
         </w:numPr>
       </w:pPr>
       <w:r>
-        <w:t xml:space="preserve">ELENA: When we started, I said one thing. I’d only join if I could stop anything unsafe.</w:t>
-      </w:r>
-      <w:r>
-        <w:t xml:space="preserve"> </w:t>
-      </w:r>
-      <w:r>
-        <w:t xml:space="preserve">엘레나: 우리가 시작할 때 한 가지를 말했어요. 위험한 건 뭐든 막을 수 있을 때만 합류하겠다고.</w:t>
+        <w:t xml:space="preserve">ELENA: When we started, I said one thing. I’d only join if I could stop anything unsafe, even if it cost money, even if it made you angry. I left the ER for that promise, Noah, and I’ve never once used it.</w:t>
+      </w:r>
+      <w:r>
+        <w:t xml:space="preserve"> </w:t>
+      </w:r>
+      <w:r>
+        <w:t xml:space="preserve">엘레나: 우리가 시작할 때, 나는 한 가지만 말했어요. 위험한 건 무엇이든 멈출 수 있어야만 합류하겠다고. 돈이 들더라도, 당신이 화가 나더라도. 난 그 약속 때문에 응급실을 떠났어요, 노아. 그리고 한 번도 그걸 쓴 적이 없어요.</w:t>
       </w:r>
     </w:p>
     <w:p>
@@ -1867,13 +1867,13 @@
         </w:numPr>
       </w:pPr>
       <w:r>
-        <w:t xml:space="preserve">PRIYA: Elena. Noah. Please. We’ve never been like this. Not even when we fought about equity.</w:t>
-      </w:r>
-      <w:r>
-        <w:t xml:space="preserve"> </w:t>
-      </w:r>
-      <w:r>
-        <w:t xml:space="preserve">프리야: 엘레나. 노아. 제발. 우리 이런 적 없었잖아. 지분 때문에 싸울 때도.</w:t>
+        <w:t xml:space="preserve">PRIYA: Elena. Noah. Please. We’ve never been like this, not even when we fought about equity, and that fight was about money we didn’t have yet. This one is about who we are, and I’m scared of what we’ll say next.</w:t>
+      </w:r>
+      <w:r>
+        <w:t xml:space="preserve"> </w:t>
+      </w:r>
+      <w:r>
+        <w:t xml:space="preserve">프리야: 엘레나. 노아. 제발. 우리 이런 적 없었어. 지분 때문에 싸웠을 때도. 그땐 아직 있지도 않은 돈 때문에 싸운 거였잖아. 이번엔 우리가 어떤 사람들인지에 대한 싸움이고, 다음에 무슨 말이 나올지 무서워.</w:t>
       </w:r>
     </w:p>
     <w:p>
@@ -2019,13 +2019,13 @@
         </w:numPr>
       </w:pPr>
       <w:r>
-        <w:t xml:space="preserve">SOFIA: I’m not the enemy. I joined for your standards. But standards with no customers protect nobody.</w:t>
-      </w:r>
-      <w:r>
-        <w:t xml:space="preserve"> </w:t>
-      </w:r>
-      <w:r>
-        <w:t xml:space="preserve">소피아: 난 적이 아니에요. 당신들의 기준 때문에 합류했어요. 하지만 고객이 없는 기준은 아무도 보호하지 못해요.</w:t>
+        <w:t xml:space="preserve">SOFIA: I’m not the enemy. I joined this company because of your standards. But standards with no customers protect nobody. If we lose every partner who can’t be perfect, our rules end up protecting an empty room.</w:t>
+      </w:r>
+      <w:r>
+        <w:t xml:space="preserve"> </w:t>
+      </w:r>
+      <w:r>
+        <w:t xml:space="preserve">소피아: 전 적이 아니에요. 여러분의 기준 때문에 이 회사에 들어왔어요. 하지만 고객 없는 기준은 아무도 보호하지 못해요. 완벽할 수 없는 파트너를 전부 잃으면, 우리 규칙은 결국 빈방을 지키게 될 거예요.</w:t>
       </w:r>
     </w:p>
     <w:p>
@@ -2400,13 +2400,13 @@
         </w:numPr>
       </w:pPr>
       <w:r>
-        <w:t xml:space="preserve">PRIYA: Elena, you’re tired. You saw a girl’s lips on the news. Noah, you didn’t sleep.</w:t>
-      </w:r>
-      <w:r>
-        <w:t xml:space="preserve"> </w:t>
-      </w:r>
-      <w:r>
-        <w:t xml:space="preserve">프리야: 엘레나, 지쳤잖아. 뉴스에서 그 애 입술을 봤고. 노아, 넌 잠을 못 잤고.</w:t>
+        <w:t xml:space="preserve">PRIYA: Elena, you’re tired. You saw a girl’s lips on the news, and you’re still carrying that. Noah, you didn’t sleep, and you’ve got investors in your ear. Neither of you is thinking clearly right now, and honestly, neither am I.</w:t>
+      </w:r>
+      <w:r>
+        <w:t xml:space="preserve"> </w:t>
+      </w:r>
+      <w:r>
+        <w:t xml:space="preserve">프리야: 엘레나, 넌 지쳤어. 뉴스에서 그 여자애 입술을 봤고, 아직도 그걸 짊어지고 있어. 노아, 넌 잠을 못 잤고, 귀에선 투자자들이 떠들고 있어. 지금 둘 다 제대로 생각을 못 하고 있어. 솔직히, 나도 그래.</w:t>
       </w:r>
     </w:p>
     <w:p>
@@ -2553,13 +2553,13 @@
         </w:numPr>
       </w:pPr>
       <w:r>
-        <w:t xml:space="preserve">NOAH: You didn’t break anything, Sofia. It was already cracked. We just never looked.</w:t>
-      </w:r>
-      <w:r>
-        <w:t xml:space="preserve"> </w:t>
-      </w:r>
-      <w:r>
-        <w:t xml:space="preserve">노아: 당신이 깨뜨린 게 아니에요, 소피아. 이미 금이 가 있었어요. 우리가 안 봤을 뿐.</w:t>
+        <w:t xml:space="preserve">NOAH: You didn’t break anything, Sofia. It was already cracked. We just never looked, because we were busy, and because looking would have meant admitting that four friends had quietly become a company with different jobs and different fears.</w:t>
+      </w:r>
+      <w:r>
+        <w:t xml:space="preserve"> </w:t>
+      </w:r>
+      <w:r>
+        <w:t xml:space="preserve">노아: 아무것도 망가뜨리지 않았어요, 소피아. 이미 금이 가 있었어요. 우리가 안 봤을 뿐이죠. 바빴고, 들여다보면 네 친구가 어느새 서로 다른 일과 서로 다른 두려움을 가진 회사가 됐다는 걸 인정해야 했으니까요.</w:t>
       </w:r>
     </w:p>
     <w:p>
@@ -2570,13 +2570,13 @@
         </w:numPr>
       </w:pPr>
       <w:r>
-        <w:t xml:space="preserve">PRIYA: Cracked how?</w:t>
-      </w:r>
-      <w:r>
-        <w:t xml:space="preserve"> </w:t>
-      </w:r>
-      <w:r>
-        <w:t xml:space="preserve">프리야: 어떻게 금이 갔는데?</w:t>
+        <w:t xml:space="preserve">PRIYA: Different fears? What do you mean?</w:t>
+      </w:r>
+      <w:r>
+        <w:t xml:space="preserve"> </w:t>
+      </w:r>
+      <w:r>
+        <w:t xml:space="preserve">프리야: 서로 다른 두려움? 무슨 뜻이야?</w:t>
       </w:r>
     </w:p>
     <w:bookmarkEnd w:id="24"/>
@@ -2597,13 +2597,13 @@
         </w:numPr>
       </w:pPr>
       <w:r>
-        <w:t xml:space="preserve">NOAH: When we started, there were four of us. And one rule. Now there are sixty-two people. And a hundred rules.</w:t>
-      </w:r>
-      <w:r>
-        <w:t xml:space="preserve"> </w:t>
-      </w:r>
-      <w:r>
-        <w:t xml:space="preserve">노아: 시작할 때는 우리 넷이었어. 그리고 규칙 하나. 지금은 62명. 그리고 규칙 백 개.</w:t>
+        <w:t xml:space="preserve">NOAH: When we started, there were four of us and one rule. Now there are sixty-two people and a hundred rules. Elena guards safety, Sofia guards revenue, I guard everything, and somewhere along the way we stopped trusting each other to care about the rest.</w:t>
+      </w:r>
+      <w:r>
+        <w:t xml:space="preserve"> </w:t>
+      </w:r>
+      <w:r>
+        <w:t xml:space="preserve">노아: 우리가 시작할 땐 넷이었고, 규칙은 하나였어. 지금은 62명에 규칙이 백 개야. 엘레나는 안전을 지키고, 소피아는 매출을 지키고, 나는 전부를 지키고. 그러다 어느새 우리는 서로가 나머지도 신경 쓴다고 믿지 않게 됐어.</w:t>
       </w:r>
     </w:p>
     <w:p>
@@ -2699,13 +2699,13 @@
         </w:numPr>
       </w:pPr>
       <w:r>
-        <w:t xml:space="preserve">MARCUS: A coach. Denise’s college roommate. Dr. Miriam Fischer. She works with founders. And fighting families.</w:t>
-      </w:r>
-      <w:r>
-        <w:t xml:space="preserve"> </w:t>
-      </w:r>
-      <w:r>
-        <w:t xml:space="preserve">마커스: 코치. 데니스의 대학 룸메이트. 미리엄 피셔 박사. 창업자들이랑 일해. 그리고 싸우는 가족들이랑도.</w:t>
+        <w:t xml:space="preserve">MARCUS: A coach. Denise’s college roommate, Dr. Miriam Fischer. She works with founders, and with fighting families, which is basically what we are right now. In the army, when a unit stops talking, you bring in someone neutral before somebody gets hurt.</w:t>
+      </w:r>
+      <w:r>
+        <w:t xml:space="preserve"> </w:t>
+      </w:r>
+      <w:r>
+        <w:t xml:space="preserve">마커스: 코치. 데니스의 대학 룸메이트, 미리엄 피셔 박사. 창업자들이랑 일하고, 싸우는 가족들이랑도 일해. 지금 우리가 딱 그거잖아. 군대에선 부대가 서로 말을 안 하기 시작하면, 누가 다치기 전에 중립적인 사람을 데려와.</w:t>
       </w:r>
     </w:p>
     <w:p>
@@ -2946,7 +2946,7 @@
     </w:p>
     <w:bookmarkEnd w:id="25"/>
     <w:bookmarkEnd w:id="26"/>
-    <w:bookmarkStart w:id="30" w:name="학습-부록"/>
+    <w:bookmarkStart w:id="31" w:name="학습-부록"/>
     <w:p>
       <w:pPr>
         <w:pStyle w:val="Heading2"/>
@@ -4047,8 +4047,278 @@
       </w:r>
     </w:p>
     <w:bookmarkEnd w:id="29"/>
+    <w:bookmarkStart w:id="30" w:name="긴-발화-분석"/>
+    <w:p>
+      <w:pPr>
+        <w:pStyle w:val="Heading3"/>
+      </w:pPr>
+      <w:r>
+        <w:t xml:space="preserve">④ 긴 발화 분석</w:t>
+      </w:r>
+    </w:p>
+    <w:p>
+      <w:pPr>
+        <w:pStyle w:val="BlockText"/>
+      </w:pPr>
+      <w:r>
+        <w:rPr>
+          <w:bCs/>
+          <w:b/>
+        </w:rPr>
+        <w:t xml:space="preserve">31턴 ELENA:</w:t>
+      </w:r>
+      <w:r>
+        <w:t xml:space="preserve"> </w:t>
+      </w:r>
+      <w:r>
+        <w:t xml:space="preserve">“</w:t>
+      </w:r>
+      <w:r>
+        <w:t xml:space="preserve">Monthly counts would have caught two missing boxes within thirty days, before the party. That’s not a theory. It’s arithmetic. Quarterly self-reports give a thief three months, and a clinic that’s embarrassed has every reason to round the numbers.</w:t>
+      </w:r>
+      <w:r>
+        <w:t xml:space="preserve">”</w:t>
+      </w:r>
+    </w:p>
+    <w:tbl>
+      <w:tblPr>
+        <w:tblStyle w:val="Table"/>
+        <w:tblW w:type="pct" w:w="5000"/>
+        <w:tblLook w:firstRow="1" w:lastRow="0" w:firstColumn="0" w:lastColumn="0" w:noHBand="0" w:noVBand="0" w:val="0020"/>
+        <w:jc w:val="start"/>
+      </w:tblPr>
+      <w:tblGrid>
+        <w:gridCol w:w="2640"/>
+        <w:gridCol w:w="2640"/>
+        <w:gridCol w:w="2640"/>
+      </w:tblGrid>
+      <w:tr>
+        <w:trPr>
+          <w:tblHeader w:val="true"/>
+        </w:trPr>
+        <w:tc>
+          <w:tcPr/>
+          <w:p>
+            <w:pPr>
+              <w:pStyle w:val="Compact"/>
+              <w:jc w:val="left"/>
+            </w:pPr>
+            <w:r>
+              <w:t xml:space="preserve">구조</w:t>
+            </w:r>
+          </w:p>
+        </w:tc>
+        <w:tc>
+          <w:tcPr/>
+          <w:p>
+            <w:pPr>
+              <w:pStyle w:val="Compact"/>
+              <w:jc w:val="left"/>
+            </w:pPr>
+            <w:r>
+              <w:t xml:space="preserve">영어</w:t>
+            </w:r>
+          </w:p>
+        </w:tc>
+        <w:tc>
+          <w:tcPr/>
+          <w:p>
+            <w:pPr>
+              <w:pStyle w:val="Compact"/>
+              <w:jc w:val="left"/>
+            </w:pPr>
+            <w:r>
+              <w:t xml:space="preserve">기능</w:t>
+            </w:r>
+          </w:p>
+        </w:tc>
+      </w:tr>
+      <w:tr>
+        <w:tc>
+          <w:tcPr/>
+          <w:p>
+            <w:pPr>
+              <w:pStyle w:val="Compact"/>
+              <w:jc w:val="left"/>
+            </w:pPr>
+            <w:r>
+              <w:t xml:space="preserve">① 주장(가정법 과거완료)</w:t>
+            </w:r>
+          </w:p>
+        </w:tc>
+        <w:tc>
+          <w:tcPr/>
+          <w:p>
+            <w:pPr>
+              <w:pStyle w:val="Compact"/>
+              <w:jc w:val="left"/>
+            </w:pPr>
+            <w:r>
+              <w:t xml:space="preserve">Monthly counts would have caught two missing boxes within thirty days, before the party.</w:t>
+            </w:r>
+          </w:p>
+        </w:tc>
+        <w:tc>
+          <w:tcPr/>
+          <w:p>
+            <w:pPr>
+              <w:pStyle w:val="Compact"/>
+              <w:jc w:val="left"/>
+            </w:pPr>
+            <w:r>
+              <w:t xml:space="preserve">“</w:t>
+            </w:r>
+            <w:r>
+              <w:t xml:space="preserve">~했더라면 …했을 것</w:t>
+            </w:r>
+            <w:r>
+              <w:t xml:space="preserve">”</w:t>
+            </w:r>
+            <w:r>
+              <w:t xml:space="preserve">으로 내 안이 실제 사고를 막았을 것임을 제시</w:t>
+            </w:r>
+          </w:p>
+        </w:tc>
+      </w:tr>
+      <w:tr>
+        <w:tc>
+          <w:tcPr/>
+          <w:p>
+            <w:pPr>
+              <w:pStyle w:val="Compact"/>
+              <w:jc w:val="left"/>
+            </w:pPr>
+            <w:r>
+              <w:t xml:space="preserve">② 강조(대비)</w:t>
+            </w:r>
+          </w:p>
+        </w:tc>
+        <w:tc>
+          <w:tcPr/>
+          <w:p>
+            <w:pPr>
+              <w:pStyle w:val="Compact"/>
+              <w:jc w:val="left"/>
+            </w:pPr>
+            <w:r>
+              <w:t xml:space="preserve">That’s not a theory. It’s arithmetic.</w:t>
+            </w:r>
+          </w:p>
+        </w:tc>
+        <w:tc>
+          <w:tcPr/>
+          <w:p>
+            <w:pPr>
+              <w:pStyle w:val="Compact"/>
+              <w:jc w:val="left"/>
+            </w:pPr>
+            <w:r>
+              <w:t xml:space="preserve">“</w:t>
+            </w:r>
+            <w:r>
+              <w:t xml:space="preserve">A가 아니라 B</w:t>
+            </w:r>
+            <w:r>
+              <w:t xml:space="preserve">”</w:t>
+            </w:r>
+            <w:r>
+              <w:t xml:space="preserve">로 반박 여지를 줄임</w:t>
+            </w:r>
+          </w:p>
+        </w:tc>
+      </w:tr>
+      <w:tr>
+        <w:tc>
+          <w:tcPr/>
+          <w:p>
+            <w:pPr>
+              <w:pStyle w:val="Compact"/>
+              <w:jc w:val="left"/>
+            </w:pPr>
+            <w:r>
+              <w:t xml:space="preserve">③ 반대안의 위험</w:t>
+            </w:r>
+          </w:p>
+        </w:tc>
+        <w:tc>
+          <w:tcPr/>
+          <w:p>
+            <w:pPr>
+              <w:pStyle w:val="Compact"/>
+              <w:jc w:val="left"/>
+            </w:pPr>
+            <w:r>
+              <w:t xml:space="preserve">Quarterly self-reports give a thief three months, and a clinic that’s embarrassed has every reason to round the numbers.</w:t>
+            </w:r>
+          </w:p>
+        </w:tc>
+        <w:tc>
+          <w:tcPr/>
+          <w:p>
+            <w:pPr>
+              <w:pStyle w:val="Compact"/>
+              <w:jc w:val="left"/>
+            </w:pPr>
+            <w:r>
+              <w:t xml:space="preserve">상대 안의 구체적 허점 두 가지를 짚음</w:t>
+            </w:r>
+          </w:p>
+        </w:tc>
+      </w:tr>
+    </w:tbl>
+    <w:p>
+      <w:pPr>
+        <w:pStyle w:val="BodyText"/>
+      </w:pPr>
+      <w:r>
+        <w:rPr>
+          <w:bCs/>
+          <w:b/>
+        </w:rPr>
+        <w:t xml:space="preserve">활용 패턴:</w:t>
+      </w:r>
+      <w:r>
+        <w:t xml:space="preserve"> </w:t>
+      </w:r>
+      <w:r>
+        <w:t xml:space="preserve">would have + p.p.(과거 사례로 증명) → That’s not A. It’s B. → 상대안의 허점 두 가지</w:t>
+      </w:r>
+      <w:r>
+        <w:t xml:space="preserve"> </w:t>
+      </w:r>
+      <w:r>
+        <w:rPr>
+          <w:bCs/>
+          <w:b/>
+        </w:rPr>
+        <w:t xml:space="preserve">연결 표현:</w:t>
+      </w:r>
+      <w:r>
+        <w:t xml:space="preserve"> </w:t>
+      </w:r>
+      <w:r>
+        <w:t xml:space="preserve">would have caught(잡았을 것이다) · That’s not a theory(이론이 아니다) · has every reason to(~할 이유가 충분하다)</w:t>
+      </w:r>
+      <w:r>
+        <w:t xml:space="preserve"> </w:t>
+      </w:r>
+      <w:r>
+        <w:rPr>
+          <w:bCs/>
+          <w:b/>
+        </w:rPr>
+        <w:t xml:space="preserve">연습:</w:t>
+      </w:r>
+      <w:r>
+        <w:t xml:space="preserve"> </w:t>
+      </w:r>
+      <w:r>
+        <w:t xml:space="preserve">주간 점검을 월간으로 줄이자는 제안에 같은 구조로 35단어 안팎으로 반대해 보기.</w:t>
+      </w:r>
+    </w:p>
     <w:bookmarkEnd w:id="30"/>
     <w:bookmarkEnd w:id="31"/>
+    <w:bookmarkEnd w:id="32"/>
     <w:sectPr/>
   </w:body>
 </w:document>

--- a/대본/5부/09화_Breaking_Point.docx
+++ b/대본/5부/09화_Breaking_Point.docx
@@ -2,7 +2,7 @@
 <file path=word/document.xml><?xml version="1.0" encoding="utf-8"?>
 <w:document xmlns:w="http://schemas.openxmlformats.org/wordprocessingml/2006/main" xmlns:m="http://schemas.openxmlformats.org/officeDocument/2006/math" xmlns:r="http://schemas.openxmlformats.org/officeDocument/2006/relationships" xmlns:o="urn:schemas-microsoft-com:office:office" xmlns:v="urn:schemas-microsoft-com:vml" xmlns:w10="urn:schemas-microsoft-com:office:word" xmlns:a="http://schemas.openxmlformats.org/drawingml/2006/main" xmlns:pic="http://schemas.openxmlformats.org/drawingml/2006/picture" xmlns:wp="http://schemas.openxmlformats.org/drawingml/2006/wordprocessingDrawing">
   <w:body>
-    <w:bookmarkStart w:id="32" w:name="ship-it-5부-9화"/>
+    <w:bookmarkStart w:id="38" w:name="ship-it-5부-9화"/>
     <w:p>
       <w:pPr>
         <w:pStyle w:val="Heading1"/>
@@ -340,129 +340,63 @@
     </w:p>
     <w:p>
       <w:pPr>
-        <w:numPr>
-          <w:ilvl w:val="0"/>
-          <w:numId w:val="1001"/>
-        </w:numPr>
+        <w:pStyle w:val="FirstParagraph"/>
       </w:pPr>
       <w:r>
         <w:t xml:space="preserve">LEO: Serial labels. Test batch. Every syringe gets a number. Tracked to one clinic.</w:t>
       </w:r>
-      <w:r>
-        <w:t xml:space="preserve"> </w:t>
-      </w:r>
-      <w:r>
-        <w:t xml:space="preserve">레오: 일련번호 라벨. 시험 배치. 모든 주사기에 번호. 병원 하나까지 추적.</w:t>
-      </w:r>
-    </w:p>
-    <w:p>
-      <w:pPr>
-        <w:numPr>
-          <w:ilvl w:val="0"/>
-          <w:numId w:val="1001"/>
-        </w:numPr>
+    </w:p>
+    <w:p>
+      <w:pPr>
+        <w:pStyle w:val="BodyText"/>
       </w:pPr>
       <w:r>
         <w:t xml:space="preserve">MARCUS: How long per box?</w:t>
       </w:r>
-      <w:r>
-        <w:t xml:space="preserve"> </w:t>
-      </w:r>
-      <w:r>
-        <w:t xml:space="preserve">마커스: 상자당 얼마나 걸려?</w:t>
-      </w:r>
-    </w:p>
-    <w:p>
-      <w:pPr>
-        <w:numPr>
-          <w:ilvl w:val="0"/>
-          <w:numId w:val="1001"/>
-        </w:numPr>
+    </w:p>
+    <w:p>
+      <w:pPr>
+        <w:pStyle w:val="BodyText"/>
       </w:pPr>
       <w:r>
         <w:t xml:space="preserve">LEO: Forty seconds by hand. Korea is building a machine. Six weeks.</w:t>
       </w:r>
-      <w:r>
-        <w:t xml:space="preserve"> </w:t>
-      </w:r>
-      <w:r>
-        <w:t xml:space="preserve">레오: 수작업으로 40초. 한국에서 기계를 만들고 있어요. 6주.</w:t>
-      </w:r>
-    </w:p>
-    <w:p>
-      <w:pPr>
-        <w:numPr>
-          <w:ilvl w:val="0"/>
-          <w:numId w:val="1001"/>
-        </w:numPr>
+    </w:p>
+    <w:p>
+      <w:pPr>
+        <w:pStyle w:val="BodyText"/>
       </w:pPr>
       <w:r>
         <w:t xml:space="preserve">NOAH: Morning. Sorry I’m late. I didn’t sleep.</w:t>
       </w:r>
-      <w:r>
-        <w:t xml:space="preserve"> </w:t>
-      </w:r>
-      <w:r>
-        <w:t xml:space="preserve">노아: 좋은 아침. 늦어서 미안. 잠을 못 잤어.</w:t>
-      </w:r>
-    </w:p>
-    <w:p>
-      <w:pPr>
-        <w:numPr>
-          <w:ilvl w:val="0"/>
-          <w:numId w:val="1001"/>
-        </w:numPr>
+    </w:p>
+    <w:p>
+      <w:pPr>
+        <w:pStyle w:val="BodyText"/>
       </w:pPr>
       <w:r>
         <w:t xml:space="preserve">MARCUS: You look like it. What happened?</w:t>
       </w:r>
-      <w:r>
-        <w:t xml:space="preserve"> </w:t>
-      </w:r>
-      <w:r>
-        <w:t xml:space="preserve">마커스: 그래 보여. 무슨 일이야?</w:t>
-      </w:r>
-    </w:p>
-    <w:p>
-      <w:pPr>
-        <w:numPr>
-          <w:ilvl w:val="0"/>
-          <w:numId w:val="1001"/>
-        </w:numPr>
+    </w:p>
+    <w:p>
+      <w:pPr>
+        <w:pStyle w:val="BodyText"/>
       </w:pPr>
       <w:r>
         <w:t xml:space="preserve">NOAH: Richard texted at midnight. Two Series B investors paused, because of the lawsuit and the Glow news. He didn’t say they were gone, but he didn’t sound hopeful either, and I spent the rest of the night staring at the ceiling.</w:t>
       </w:r>
-      <w:r>
-        <w:t xml:space="preserve"> </w:t>
-      </w:r>
-      <w:r>
-        <w:t xml:space="preserve">노아: 리처드가 자정에 문자했어. 시리즈 B 투자자 두 곳이 보류했대. 소송이랑 글로우 뉴스 때문에. 떠났다고 하진 않았지만, 희망적으로 들리지도 않았어. 그리고 난 남은 밤 내내 천장만 쳐다봤지.</w:t>
-      </w:r>
-    </w:p>
-    <w:p>
-      <w:pPr>
-        <w:numPr>
-          <w:ilvl w:val="0"/>
-          <w:numId w:val="1001"/>
-        </w:numPr>
+    </w:p>
+    <w:p>
+      <w:pPr>
+        <w:pStyle w:val="BodyText"/>
       </w:pPr>
       <w:r>
         <w:t xml:space="preserve">MARCUS: Paused. Not passed.</w:t>
       </w:r>
-      <w:r>
-        <w:t xml:space="preserve"> </w:t>
-      </w:r>
-      <w:r>
-        <w:t xml:space="preserve">마커스: 보류야. 거절이 아니라.</w:t>
-      </w:r>
-    </w:p>
-    <w:p>
-      <w:pPr>
-        <w:numPr>
-          <w:ilvl w:val="0"/>
-          <w:numId w:val="1001"/>
-        </w:numPr>
+    </w:p>
+    <w:p>
+      <w:pPr>
+        <w:pStyle w:val="BodyText"/>
       </w:pPr>
       <w:r>
         <w:t xml:space="preserve">NOAH: Richard says</w:t>
@@ -515,175 +449,61 @@
       <w:r>
         <w:t xml:space="preserve">”</w:t>
       </w:r>
-      <w:r>
-        <w:t xml:space="preserve"> </w:t>
-      </w:r>
-      <w:r>
-        <w:t xml:space="preserve">노아: 리처드 말로는</w:t>
-      </w:r>
-      <w:r>
-        <w:t xml:space="preserve"> </w:t>
-      </w:r>
-      <w:r>
-        <w:t xml:space="preserve">“</w:t>
-      </w:r>
-      <w:r>
-        <w:t xml:space="preserve">보류</w:t>
-      </w:r>
-      <w:r>
-        <w:t xml:space="preserve">”</w:t>
-      </w:r>
-      <w:r>
-        <w:t xml:space="preserve">가 투자자들이 정중하게</w:t>
-      </w:r>
-      <w:r>
-        <w:t xml:space="preserve"> </w:t>
-      </w:r>
-      <w:r>
-        <w:t xml:space="preserve">“</w:t>
-      </w:r>
-      <w:r>
-        <w:t xml:space="preserve">노</w:t>
-      </w:r>
-      <w:r>
-        <w:t xml:space="preserve">”</w:t>
-      </w:r>
-      <w:r>
-        <w:t xml:space="preserve">라고 하는 방식이래.</w:t>
-      </w:r>
-      <w:r>
-        <w:t xml:space="preserve"> </w:t>
-      </w:r>
-      <w:r>
-        <w:t xml:space="preserve">“</w:t>
-      </w:r>
-      <w:r>
-        <w:t xml:space="preserve">긍정적으로 검토</w:t>
-      </w:r>
-      <w:r>
-        <w:t xml:space="preserve">”</w:t>
-      </w:r>
-      <w:r>
-        <w:t xml:space="preserve">처럼.</w:t>
-      </w:r>
-    </w:p>
-    <w:p>
-      <w:pPr>
-        <w:numPr>
-          <w:ilvl w:val="0"/>
-          <w:numId w:val="1001"/>
-        </w:numPr>
+    </w:p>
+    <w:p>
+      <w:pPr>
+        <w:pStyle w:val="BodyText"/>
       </w:pPr>
       <w:r>
         <w:t xml:space="preserve">LEO: Should we stop the labels? If Glow is gone?</w:t>
       </w:r>
-      <w:r>
-        <w:t xml:space="preserve"> </w:t>
-      </w:r>
-      <w:r>
-        <w:t xml:space="preserve">레오: 라벨 작업 멈춰야 해요? 글로우가 없어지면?</w:t>
-      </w:r>
-    </w:p>
-    <w:p>
-      <w:pPr>
-        <w:numPr>
-          <w:ilvl w:val="0"/>
-          <w:numId w:val="1001"/>
-        </w:numPr>
+    </w:p>
+    <w:p>
+      <w:pPr>
+        <w:pStyle w:val="BodyText"/>
       </w:pPr>
       <w:r>
         <w:t xml:space="preserve">NOAH: No. Labels continue. For every customer. Glow or no Glow.</w:t>
       </w:r>
-      <w:r>
-        <w:t xml:space="preserve"> </w:t>
-      </w:r>
-      <w:r>
-        <w:t xml:space="preserve">노아: 아니. 라벨은 계속해. 모든 고객에게. 글로우가 있든 없든.</w:t>
-      </w:r>
-    </w:p>
-    <w:p>
-      <w:pPr>
-        <w:numPr>
-          <w:ilvl w:val="0"/>
-          <w:numId w:val="1001"/>
-        </w:numPr>
+    </w:p>
+    <w:p>
+      <w:pPr>
+        <w:pStyle w:val="BodyText"/>
       </w:pPr>
       <w:r>
         <w:t xml:space="preserve">DEREK: Noah. Greg sent a counteroffer overnight. Sofia has it. Ten a.m. meeting.</w:t>
       </w:r>
-      <w:r>
-        <w:t xml:space="preserve"> </w:t>
-      </w:r>
-      <w:r>
-        <w:t xml:space="preserve">데릭: 노아. 그레그가 밤사이 역제안을 보냈어요. 소피아가 갖고 있어요. 오전 10시 회의.</w:t>
-      </w:r>
-    </w:p>
-    <w:p>
-      <w:pPr>
-        <w:numPr>
-          <w:ilvl w:val="0"/>
-          <w:numId w:val="1001"/>
-        </w:numPr>
+    </w:p>
+    <w:p>
+      <w:pPr>
+        <w:pStyle w:val="BodyText"/>
       </w:pPr>
       <w:r>
         <w:t xml:space="preserve">NOAH: What does he want?</w:t>
       </w:r>
-      <w:r>
-        <w:t xml:space="preserve"> </w:t>
-      </w:r>
-      <w:r>
-        <w:t xml:space="preserve">노아: 뭘 원해요?</w:t>
-      </w:r>
-    </w:p>
-    <w:p>
-      <w:pPr>
-        <w:numPr>
-          <w:ilvl w:val="0"/>
-          <w:numId w:val="1001"/>
-        </w:numPr>
+    </w:p>
+    <w:p>
+      <w:pPr>
+        <w:pStyle w:val="BodyText"/>
       </w:pPr>
       <w:r>
         <w:t xml:space="preserve">DEREK: Quarterly counts, self-reported, with no audits, and the pilot comes back right away. Honestly, it’s the same system they had before, just with a calendar attached. I wanted to tell you before the meeting, so you’re not surprised in front of everyone.</w:t>
       </w:r>
-      <w:r>
-        <w:t xml:space="preserve"> </w:t>
-      </w:r>
-      <w:r>
-        <w:t xml:space="preserve">데릭: 분기별 재고 대조, 자체 보고, 감사 없음. 그리고 파일럿은 바로 재개. 솔직히, 전에 하던 방식에 달력만 붙인 거예요. 회의 전에 말씀드리고 싶었어요. 다들 앞에서 놀라시지 않게요.</w:t>
-      </w:r>
-    </w:p>
-    <w:p>
-      <w:pPr>
-        <w:numPr>
-          <w:ilvl w:val="0"/>
-          <w:numId w:val="1001"/>
-        </w:numPr>
+    </w:p>
+    <w:p>
+      <w:pPr>
+        <w:pStyle w:val="BodyText"/>
       </w:pPr>
       <w:r>
         <w:t xml:space="preserve">MARCUS: Self-reported. Like the two boxes they never reported.</w:t>
       </w:r>
-      <w:r>
-        <w:t xml:space="preserve"> </w:t>
-      </w:r>
-      <w:r>
-        <w:t xml:space="preserve">마커스: 자체 보고. 그쪽이 보고하지 않았던 상자 두 개처럼.</w:t>
-      </w:r>
-    </w:p>
-    <w:p>
-      <w:pPr>
-        <w:numPr>
-          <w:ilvl w:val="0"/>
-          <w:numId w:val="1001"/>
-        </w:numPr>
+    </w:p>
+    <w:p>
+      <w:pPr>
+        <w:pStyle w:val="BodyText"/>
       </w:pPr>
       <w:r>
         <w:t xml:space="preserve">NOAH: I know, Marcus. I know. Let’s hear Sofia first.</w:t>
-      </w:r>
-      <w:r>
-        <w:t xml:space="preserve"> </w:t>
-      </w:r>
-      <w:r>
-        <w:t xml:space="preserve">노아: 알아, 마커스. 알아. 소피아 얘기부터 들어 보자.</w:t>
       </w:r>
     </w:p>
     <w:bookmarkEnd w:id="21"/>
@@ -698,350 +518,167 @@
     </w:p>
     <w:p>
       <w:pPr>
-        <w:numPr>
-          <w:ilvl w:val="0"/>
-          <w:numId w:val="1002"/>
-        </w:numPr>
+        <w:pStyle w:val="FirstParagraph"/>
       </w:pPr>
       <w:r>
         <w:t xml:space="preserve">SOFIA: Facts first. Glow is twenty-two percent of next year’s forecast. Without Glow, we miss sixty thousand, the target everyone in this room agreed to. I’m not trying to scare anyone. I just want us arguing about the same numbers before we argue about anything else.</w:t>
       </w:r>
-      <w:r>
-        <w:t xml:space="preserve"> </w:t>
-      </w:r>
-      <w:r>
-        <w:t xml:space="preserve">소피아: 사실부터요. 글로우는 내년 예측의 22%예요. 글로우가 없으면, 이 방에 있는 모두가 동의한 목표 6만 개를 못 맞춰요. 누굴 겁주려는 게 아니에요. 다른 걸로 다투기 전에, 같은 숫자를 놓고 이야기했으면 하는 거예요.</w:t>
-      </w:r>
-    </w:p>
-    <w:p>
-      <w:pPr>
-        <w:numPr>
-          <w:ilvl w:val="0"/>
-          <w:numId w:val="1002"/>
-        </w:numPr>
+    </w:p>
+    <w:p>
+      <w:pPr>
+        <w:pStyle w:val="BodyText"/>
       </w:pPr>
       <w:r>
         <w:t xml:space="preserve">PRIYA: By how much?</w:t>
       </w:r>
-      <w:r>
-        <w:t xml:space="preserve"> </w:t>
-      </w:r>
-      <w:r>
-        <w:t xml:space="preserve">프리야: 얼마나?</w:t>
-      </w:r>
-    </w:p>
-    <w:p>
-      <w:pPr>
-        <w:numPr>
-          <w:ilvl w:val="0"/>
-          <w:numId w:val="1002"/>
-        </w:numPr>
+    </w:p>
+    <w:p>
+      <w:pPr>
+        <w:pStyle w:val="BodyText"/>
       </w:pPr>
       <w:r>
         <w:t xml:space="preserve">SOFIA: About thirteen thousand syringes. Five and a half million dollars.</w:t>
       </w:r>
-      <w:r>
-        <w:t xml:space="preserve"> </w:t>
-      </w:r>
-      <w:r>
-        <w:t xml:space="preserve">소피아: 약 1만 3천 개. 550만 달러.</w:t>
-      </w:r>
-    </w:p>
-    <w:p>
-      <w:pPr>
-        <w:numPr>
-          <w:ilvl w:val="0"/>
-          <w:numId w:val="1002"/>
-        </w:numPr>
+    </w:p>
+    <w:p>
+      <w:pPr>
+        <w:pStyle w:val="BodyText"/>
       </w:pPr>
       <w:r>
         <w:t xml:space="preserve">MARCUS: And Series B investors are watching that number. Right now.</w:t>
       </w:r>
-      <w:r>
-        <w:t xml:space="preserve"> </w:t>
-      </w:r>
-      <w:r>
-        <w:t xml:space="preserve">마커스: 그리고 시리즈 B 투자자들이 지금 그 숫자를 보고 있어.</w:t>
-      </w:r>
-    </w:p>
-    <w:p>
-      <w:pPr>
-        <w:numPr>
-          <w:ilvl w:val="0"/>
-          <w:numId w:val="1002"/>
-        </w:numPr>
+    </w:p>
+    <w:p>
+      <w:pPr>
+        <w:pStyle w:val="BodyText"/>
       </w:pPr>
       <w:r>
         <w:t xml:space="preserve">SOFIA: Greg’s offer. Quarterly self-reported counts. No audits. Pilot resumes Monday.</w:t>
       </w:r>
-      <w:r>
-        <w:t xml:space="preserve"> </w:t>
-      </w:r>
-      <w:r>
-        <w:t xml:space="preserve">소피아: 그레그의 제안. 분기별 자체 보고. 감사 없음. 월요일에 파일럿 재개.</w:t>
-      </w:r>
-    </w:p>
-    <w:p>
-      <w:pPr>
-        <w:numPr>
-          <w:ilvl w:val="0"/>
-          <w:numId w:val="1002"/>
-        </w:numPr>
+    </w:p>
+    <w:p>
+      <w:pPr>
+        <w:pStyle w:val="BodyText"/>
       </w:pPr>
       <w:r>
         <w:t xml:space="preserve">ELENA: No.</w:t>
       </w:r>
-      <w:r>
-        <w:t xml:space="preserve"> </w:t>
-      </w:r>
-      <w:r>
-        <w:t xml:space="preserve">엘레나: 안 돼요.</w:t>
-      </w:r>
-    </w:p>
-    <w:p>
-      <w:pPr>
-        <w:numPr>
-          <w:ilvl w:val="0"/>
-          <w:numId w:val="1002"/>
-        </w:numPr>
+    </w:p>
+    <w:p>
+      <w:pPr>
+        <w:pStyle w:val="BodyText"/>
       </w:pPr>
       <w:r>
         <w:t xml:space="preserve">SOFIA: Elena, I haven’t finished.</w:t>
       </w:r>
-      <w:r>
-        <w:t xml:space="preserve"> </w:t>
-      </w:r>
-      <w:r>
-        <w:t xml:space="preserve">소피아: 엘레나, 아직 안 끝났어요.</w:t>
-      </w:r>
-    </w:p>
-    <w:p>
-      <w:pPr>
-        <w:numPr>
-          <w:ilvl w:val="0"/>
-          <w:numId w:val="1002"/>
-        </w:numPr>
+    </w:p>
+    <w:p>
+      <w:pPr>
+        <w:pStyle w:val="BodyText"/>
       </w:pPr>
       <w:r>
         <w:t xml:space="preserve">ELENA: You don’t need to finish. Self-reported counts are how Destiny happened.</w:t>
       </w:r>
-      <w:r>
-        <w:t xml:space="preserve"> </w:t>
-      </w:r>
-      <w:r>
-        <w:t xml:space="preserve">엘레나: 끝낼 필요 없어요. 자체 보고가 데스티니 사건이 일어난 방식이에요.</w:t>
-      </w:r>
-    </w:p>
-    <w:p>
-      <w:pPr>
-        <w:numPr>
-          <w:ilvl w:val="0"/>
-          <w:numId w:val="1002"/>
-        </w:numPr>
+    </w:p>
+    <w:p>
+      <w:pPr>
+        <w:pStyle w:val="BodyText"/>
       </w:pPr>
       <w:r>
         <w:t xml:space="preserve">SOFIA: I agree that Greg’s version is weak. That’s why I have a counterproposal.</w:t>
       </w:r>
-      <w:r>
-        <w:t xml:space="preserve"> </w:t>
-      </w:r>
-      <w:r>
-        <w:t xml:space="preserve">소피아: 그레그의 안이 약하다는 데는 동의해요. 그래서 제 역제안이 있어요.</w:t>
-      </w:r>
-    </w:p>
-    <w:p>
-      <w:pPr>
-        <w:numPr>
-          <w:ilvl w:val="0"/>
-          <w:numId w:val="1002"/>
-        </w:numPr>
+    </w:p>
+    <w:p>
+      <w:pPr>
+        <w:pStyle w:val="BodyText"/>
       </w:pPr>
       <w:r>
         <w:t xml:space="preserve">NOAH: Let her finish, Elena. Please.</w:t>
       </w:r>
-      <w:r>
-        <w:t xml:space="preserve"> </w:t>
-      </w:r>
-      <w:r>
-        <w:t xml:space="preserve">노아: 끝까지 말하게 해 줘요, 엘레나. 부탁해요.</w:t>
-      </w:r>
-    </w:p>
-    <w:p>
-      <w:pPr>
-        <w:numPr>
-          <w:ilvl w:val="0"/>
-          <w:numId w:val="1002"/>
-        </w:numPr>
+    </w:p>
+    <w:p>
+      <w:pPr>
+        <w:pStyle w:val="BodyText"/>
       </w:pPr>
       <w:r>
         <w:t xml:space="preserve">SOFIA: Quarterly self-reports. Plus random audits. Ten percent of Glow locations every quarter. By us.</w:t>
       </w:r>
-      <w:r>
-        <w:t xml:space="preserve"> </w:t>
-      </w:r>
-      <w:r>
-        <w:t xml:space="preserve">소피아: 분기 자체 보고. 거기에 무작위 감사. 매 분기 글로우 지점 10%. 우리가.</w:t>
-      </w:r>
-    </w:p>
-    <w:p>
-      <w:pPr>
-        <w:numPr>
-          <w:ilvl w:val="0"/>
-          <w:numId w:val="1002"/>
-        </w:numPr>
+    </w:p>
+    <w:p>
+      <w:pPr>
+        <w:pStyle w:val="BodyText"/>
       </w:pPr>
       <w:r>
         <w:t xml:space="preserve">PRIYA: Ten percent. So any location gets audited about once every two and a half years.</w:t>
       </w:r>
-      <w:r>
-        <w:t xml:space="preserve"> </w:t>
-      </w:r>
-      <w:r>
-        <w:t xml:space="preserve">프리야: 10%. 그럼 한 지점이 감사받는 건 약 2년 반에 한 번이네.</w:t>
-      </w:r>
-    </w:p>
-    <w:p>
-      <w:pPr>
-        <w:numPr>
-          <w:ilvl w:val="0"/>
-          <w:numId w:val="1002"/>
-        </w:numPr>
+    </w:p>
+    <w:p>
+      <w:pPr>
+        <w:pStyle w:val="BodyText"/>
       </w:pPr>
       <w:r>
         <w:t xml:space="preserve">SOFIA: Plus the serial numbers. Every syringe is traceable. That’s new. That’s strong.</w:t>
       </w:r>
-      <w:r>
-        <w:t xml:space="preserve"> </w:t>
-      </w:r>
-      <w:r>
-        <w:t xml:space="preserve">소피아: 거기에 일련번호. 모든 주사기가 추적 가능해요. 그건 새로운 거예요. 강력하고요.</w:t>
-      </w:r>
-    </w:p>
-    <w:p>
-      <w:pPr>
-        <w:numPr>
-          <w:ilvl w:val="0"/>
-          <w:numId w:val="1002"/>
-        </w:numPr>
+    </w:p>
+    <w:p>
+      <w:pPr>
+        <w:pStyle w:val="BodyText"/>
       </w:pPr>
       <w:r>
         <w:t xml:space="preserve">ELENA: Traceable after something goes wrong. Not before.</w:t>
       </w:r>
-      <w:r>
-        <w:t xml:space="preserve"> </w:t>
-      </w:r>
-      <w:r>
-        <w:t xml:space="preserve">엘레나: 뭔가 잘못된 다음에 추적 가능한 거죠. 그 전이 아니라.</w:t>
-      </w:r>
-    </w:p>
-    <w:p>
-      <w:pPr>
-        <w:numPr>
-          <w:ilvl w:val="0"/>
-          <w:numId w:val="1002"/>
-        </w:numPr>
+    </w:p>
+    <w:p>
+      <w:pPr>
+        <w:pStyle w:val="BodyText"/>
       </w:pPr>
       <w:r>
         <w:t xml:space="preserve">SOFIA: Elena, no system catches everything before.</w:t>
       </w:r>
-      <w:r>
-        <w:t xml:space="preserve"> </w:t>
-      </w:r>
-      <w:r>
-        <w:t xml:space="preserve">소피아: 엘레나, 미리 다 잡아내는 시스템은 없어요.</w:t>
-      </w:r>
-    </w:p>
-    <w:p>
-      <w:pPr>
-        <w:numPr>
-          <w:ilvl w:val="0"/>
-          <w:numId w:val="1002"/>
-        </w:numPr>
+    </w:p>
+    <w:p>
+      <w:pPr>
+        <w:pStyle w:val="BodyText"/>
       </w:pPr>
       <w:r>
         <w:t xml:space="preserve">ELENA: Monthly counts would have caught two missing boxes within thirty days, before the party. That’s not a theory. It’s arithmetic. Quarterly self-reports give a thief three months, and a clinic that’s embarrassed has every reason to round the numbers.</w:t>
       </w:r>
-      <w:r>
-        <w:t xml:space="preserve"> </w:t>
-      </w:r>
-      <w:r>
-        <w:t xml:space="preserve">엘레나: 월간 재고 대조였다면 사라진 상자 두 개를 30일 안에, 파티 전에 잡았을 거예요. 이건 이론이 아니에요. 산수예요. 분기별 자체 보고는 도둑에게 석 달을 주고, 창피한 병원은 숫자를 대충 맞출 이유가 충분해요.</w:t>
-      </w:r>
-    </w:p>
-    <w:p>
-      <w:pPr>
-        <w:numPr>
-          <w:ilvl w:val="0"/>
-          <w:numId w:val="1002"/>
-        </w:numPr>
+    </w:p>
+    <w:p>
+      <w:pPr>
+        <w:pStyle w:val="BodyText"/>
       </w:pPr>
       <w:r>
         <w:t xml:space="preserve">MARCUS: She’s right about that. The boxes went missing eight weeks before the party.</w:t>
       </w:r>
-      <w:r>
-        <w:t xml:space="preserve"> </w:t>
-      </w:r>
-      <w:r>
-        <w:t xml:space="preserve">마커스: 그건 엘레나 말이 맞아. 상자는 파티 8주 전에 사라졌어.</w:t>
-      </w:r>
-    </w:p>
-    <w:p>
-      <w:pPr>
-        <w:numPr>
-          <w:ilvl w:val="0"/>
-          <w:numId w:val="1002"/>
-        </w:numPr>
+    </w:p>
+    <w:p>
+      <w:pPr>
+        <w:pStyle w:val="BodyText"/>
       </w:pPr>
       <w:r>
         <w:t xml:space="preserve">NOAH: Sofia’s proposal is a big step up from what Glow had. Which was nothing.</w:t>
       </w:r>
-      <w:r>
-        <w:t xml:space="preserve"> </w:t>
-      </w:r>
-      <w:r>
-        <w:t xml:space="preserve">노아: 소피아 제안은 글로우가 원래 하던 것보다 큰 진전이에요. 원래는 아무것도 없었으니까.</w:t>
-      </w:r>
-    </w:p>
-    <w:p>
-      <w:pPr>
-        <w:numPr>
-          <w:ilvl w:val="0"/>
-          <w:numId w:val="1002"/>
-        </w:numPr>
+    </w:p>
+    <w:p>
+      <w:pPr>
+        <w:pStyle w:val="BodyText"/>
       </w:pPr>
       <w:r>
         <w:t xml:space="preserve">ELENA: A big step up from nothing is still a step down from what you promised.</w:t>
       </w:r>
-      <w:r>
-        <w:t xml:space="preserve"> </w:t>
-      </w:r>
-      <w:r>
-        <w:t xml:space="preserve">엘레나: 아무것도 없는 것보다 큰 진전이어도 당신이 약속한 것보단 후퇴예요.</w:t>
-      </w:r>
-    </w:p>
-    <w:p>
-      <w:pPr>
-        <w:numPr>
-          <w:ilvl w:val="0"/>
-          <w:numId w:val="1002"/>
-        </w:numPr>
+    </w:p>
+    <w:p>
+      <w:pPr>
+        <w:pStyle w:val="BodyText"/>
       </w:pPr>
       <w:r>
         <w:t xml:space="preserve">NOAH: I promised safety. This is still safety.</w:t>
       </w:r>
-      <w:r>
-        <w:t xml:space="preserve"> </w:t>
-      </w:r>
-      <w:r>
-        <w:t xml:space="preserve">노아: 난 안전을 약속했어요. 이것도 여전히 안전이에요.</w:t>
-      </w:r>
-    </w:p>
-    <w:p>
-      <w:pPr>
-        <w:numPr>
-          <w:ilvl w:val="0"/>
-          <w:numId w:val="1002"/>
-        </w:numPr>
+    </w:p>
+    <w:p>
+      <w:pPr>
+        <w:pStyle w:val="BodyText"/>
       </w:pPr>
       <w:r>
         <w:t xml:space="preserve">ELENA: You promised monthly counts.</w:t>
@@ -1064,11 +701,13 @@
       <w:r>
         <w:t xml:space="preserve">On television. Yesterday.</w:t>
       </w:r>
-      <w:r>
-        <w:t xml:space="preserve"> </w:t>
-      </w:r>
-      <w:r>
-        <w:t xml:space="preserve">엘레나: 당신은 월간 조사를 약속했어요.</w:t>
+    </w:p>
+    <w:p>
+      <w:pPr>
+        <w:pStyle w:val="BodyText"/>
+      </w:pPr>
+      <w:r>
+        <w:t xml:space="preserve">NOAH: I said</w:t>
       </w:r>
       <w:r>
         <w:t xml:space="preserve"> </w:t>
@@ -1077,7 +716,7 @@
         <w:t xml:space="preserve">“</w:t>
       </w:r>
       <w:r>
-        <w:t xml:space="preserve">예외 없음.</w:t>
+        <w:t xml:space="preserve">no exceptions</w:t>
       </w:r>
       <w:r>
         <w:t xml:space="preserve">”</w:t>
@@ -1086,18 +725,15 @@
         <w:t xml:space="preserve"> </w:t>
       </w:r>
       <w:r>
-        <w:t xml:space="preserve">텔레비전에서. 어제.</w:t>
-      </w:r>
-    </w:p>
-    <w:p>
-      <w:pPr>
-        <w:numPr>
-          <w:ilvl w:val="0"/>
-          <w:numId w:val="1002"/>
-        </w:numPr>
-      </w:pPr>
-      <w:r>
-        <w:t xml:space="preserve">NOAH: I said</w:t>
+        <w:t xml:space="preserve">to the principle. Not to every detail.</w:t>
+      </w:r>
+    </w:p>
+    <w:p>
+      <w:pPr>
+        <w:pStyle w:val="BodyText"/>
+      </w:pPr>
+      <w:r>
+        <w:t xml:space="preserve">ELENA: Carla Ramos didn’t hear</w:t>
       </w:r>
       <w:r>
         <w:t xml:space="preserve"> </w:t>
@@ -1106,7 +742,7 @@
         <w:t xml:space="preserve">“</w:t>
       </w:r>
       <w:r>
-        <w:t xml:space="preserve">no exceptions</w:t>
+        <w:t xml:space="preserve">principle.</w:t>
       </w:r>
       <w:r>
         <w:t xml:space="preserve">”</w:t>
@@ -1115,13 +751,7 @@
         <w:t xml:space="preserve"> </w:t>
       </w:r>
       <w:r>
-        <w:t xml:space="preserve">to the principle. Not to every detail.</w:t>
-      </w:r>
-      <w:r>
-        <w:t xml:space="preserve"> </w:t>
-      </w:r>
-      <w:r>
-        <w:t xml:space="preserve">노아: 원칙에 대해</w:t>
+        <w:t xml:space="preserve">She heard</w:t>
       </w:r>
       <w:r>
         <w:t xml:space="preserve"> </w:t>
@@ -1130,24 +760,66 @@
         <w:t xml:space="preserve">“</w:t>
       </w:r>
       <w:r>
-        <w:t xml:space="preserve">예외 없음</w:t>
+        <w:t xml:space="preserve">no exceptions.</w:t>
       </w:r>
       <w:r>
         <w:t xml:space="preserve">”</w:t>
       </w:r>
-      <w:r>
-        <w:t xml:space="preserve">이라고 한 거예요. 모든 세부 사항이 아니라.</w:t>
-      </w:r>
-    </w:p>
-    <w:p>
-      <w:pPr>
-        <w:numPr>
-          <w:ilvl w:val="0"/>
-          <w:numId w:val="1002"/>
-        </w:numPr>
-      </w:pPr>
-      <w:r>
-        <w:t xml:space="preserve">ELENA: Carla Ramos didn’t hear</w:t>
+    </w:p>
+    <w:p>
+      <w:pPr>
+        <w:pStyle w:val="BodyText"/>
+      </w:pPr>
+      <w:r>
+        <w:t xml:space="preserve">SOFIA: Can I say something? I care about Destiny. I also care about three hundred clinics’ patients.</w:t>
+      </w:r>
+    </w:p>
+    <w:p>
+      <w:pPr>
+        <w:pStyle w:val="BodyText"/>
+      </w:pPr>
+      <w:r>
+        <w:t xml:space="preserve">MARCUS: And if Glow leaves, those patients get Flex. With Halvern’s training. Not ours.</w:t>
+      </w:r>
+    </w:p>
+    <w:p>
+      <w:pPr>
+        <w:pStyle w:val="BodyText"/>
+      </w:pPr>
+      <w:r>
+        <w:t xml:space="preserve">ELENA: So we lower our standard to keep them? That’s your argument?</w:t>
+      </w:r>
+    </w:p>
+    <w:p>
+      <w:pPr>
+        <w:pStyle w:val="BodyText"/>
+      </w:pPr>
+      <w:r>
+        <w:t xml:space="preserve">SOFIA: That’s not what I said.</w:t>
+      </w:r>
+    </w:p>
+    <w:p>
+      <w:pPr>
+        <w:pStyle w:val="BodyText"/>
+      </w:pPr>
+      <w:r>
+        <w:t xml:space="preserve">ELENA: Then what did you say?</w:t>
+      </w:r>
+    </w:p>
+    <w:p>
+      <w:pPr>
+        <w:pStyle w:val="BodyText"/>
+      </w:pPr>
+      <w:r>
+        <w:t xml:space="preserve">SOFIA: I said a slightly lower standard at three hundred locations beats no standard at three hundred locations. If Glow walks away, those clinics don’t stop injecting. They just buy from someone who never asks how many boxes are on the shelf.</w:t>
+      </w:r>
+    </w:p>
+    <w:p>
+      <w:pPr>
+        <w:pStyle w:val="BodyText"/>
+      </w:pPr>
+      <w:r>
+        <w:t xml:space="preserve">ELENA:</w:t>
       </w:r>
       <w:r>
         <w:t xml:space="preserve"> </w:t>
@@ -1156,7 +828,7 @@
         <w:t xml:space="preserve">“</w:t>
       </w:r>
       <w:r>
-        <w:t xml:space="preserve">principle.</w:t>
+        <w:t xml:space="preserve">Slightly lower.</w:t>
       </w:r>
       <w:r>
         <w:t xml:space="preserve">”</w:t>
@@ -1165,295 +837,47 @@
         <w:t xml:space="preserve"> </w:t>
       </w:r>
       <w:r>
-        <w:t xml:space="preserve">She heard</w:t>
-      </w:r>
-      <w:r>
-        <w:t xml:space="preserve"> </w:t>
-      </w:r>
-      <w:r>
-        <w:t xml:space="preserve">“</w:t>
-      </w:r>
-      <w:r>
-        <w:t xml:space="preserve">no exceptions.</w:t>
-      </w:r>
-      <w:r>
-        <w:t xml:space="preserve">”</w:t>
-      </w:r>
-      <w:r>
-        <w:t xml:space="preserve"> </w:t>
-      </w:r>
-      <w:r>
-        <w:t xml:space="preserve">엘레나: 카를라 라모스는</w:t>
-      </w:r>
-      <w:r>
-        <w:t xml:space="preserve"> </w:t>
-      </w:r>
-      <w:r>
-        <w:t xml:space="preserve">“</w:t>
-      </w:r>
-      <w:r>
-        <w:t xml:space="preserve">원칙</w:t>
-      </w:r>
-      <w:r>
-        <w:t xml:space="preserve">”</w:t>
-      </w:r>
-      <w:r>
-        <w:t xml:space="preserve">을 듣지 않았어요.</w:t>
-      </w:r>
-      <w:r>
-        <w:t xml:space="preserve"> </w:t>
-      </w:r>
-      <w:r>
-        <w:t xml:space="preserve">“</w:t>
-      </w:r>
-      <w:r>
-        <w:t xml:space="preserve">예외 없음</w:t>
-      </w:r>
-      <w:r>
-        <w:t xml:space="preserve">”</w:t>
-      </w:r>
-      <w:r>
-        <w:t xml:space="preserve">을 들었죠.</w:t>
-      </w:r>
-    </w:p>
-    <w:p>
-      <w:pPr>
-        <w:numPr>
-          <w:ilvl w:val="0"/>
-          <w:numId w:val="1002"/>
-        </w:numPr>
-      </w:pPr>
-      <w:r>
-        <w:t xml:space="preserve">SOFIA: Can I say something? I care about Destiny. I also care about three hundred clinics’ patients.</w:t>
-      </w:r>
-      <w:r>
-        <w:t xml:space="preserve"> </w:t>
-      </w:r>
-      <w:r>
-        <w:t xml:space="preserve">소피아: 한마디 해도 돼요? 난 데스티니를 신경 써요. 300개 병원 환자들도 신경 쓰고요.</w:t>
-      </w:r>
-    </w:p>
-    <w:p>
-      <w:pPr>
-        <w:numPr>
-          <w:ilvl w:val="0"/>
-          <w:numId w:val="1002"/>
-        </w:numPr>
-      </w:pPr>
-      <w:r>
-        <w:t xml:space="preserve">MARCUS: And if Glow leaves, those patients get Flex. With Halvern’s training. Not ours.</w:t>
-      </w:r>
-      <w:r>
-        <w:t xml:space="preserve"> </w:t>
-      </w:r>
-      <w:r>
-        <w:t xml:space="preserve">마커스: 그리고 글로우가 떠나면 그 환자들은 플렉스를 맞지. 할번의 교육으로. 우리 것 말고.</w:t>
-      </w:r>
-    </w:p>
-    <w:p>
-      <w:pPr>
-        <w:numPr>
-          <w:ilvl w:val="0"/>
-          <w:numId w:val="1002"/>
-        </w:numPr>
-      </w:pPr>
-      <w:r>
-        <w:t xml:space="preserve">ELENA: So we lower our standard to keep them? That’s your argument?</w:t>
-      </w:r>
-      <w:r>
-        <w:t xml:space="preserve"> </w:t>
-      </w:r>
-      <w:r>
-        <w:t xml:space="preserve">엘레나: 그러니까 그들을 붙잡으려고 기준을 낮추자고요? 그게 논리예요?</w:t>
-      </w:r>
-    </w:p>
-    <w:p>
-      <w:pPr>
-        <w:numPr>
-          <w:ilvl w:val="0"/>
-          <w:numId w:val="1002"/>
-        </w:numPr>
-      </w:pPr>
-      <w:r>
-        <w:t xml:space="preserve">SOFIA: That’s not what I said.</w:t>
-      </w:r>
-      <w:r>
-        <w:t xml:space="preserve"> </w:t>
-      </w:r>
-      <w:r>
-        <w:t xml:space="preserve">소피아: 내가 한 말은 그게 아니에요.</w:t>
-      </w:r>
-    </w:p>
-    <w:p>
-      <w:pPr>
-        <w:numPr>
-          <w:ilvl w:val="0"/>
-          <w:numId w:val="1002"/>
-        </w:numPr>
-      </w:pPr>
-      <w:r>
-        <w:t xml:space="preserve">ELENA: Then what did you say?</w:t>
-      </w:r>
-      <w:r>
-        <w:t xml:space="preserve"> </w:t>
-      </w:r>
-      <w:r>
-        <w:t xml:space="preserve">엘레나: 그럼 뭐라고 했는데요?</w:t>
-      </w:r>
-    </w:p>
-    <w:p>
-      <w:pPr>
-        <w:numPr>
-          <w:ilvl w:val="0"/>
-          <w:numId w:val="1002"/>
-        </w:numPr>
-      </w:pPr>
-      <w:r>
-        <w:t xml:space="preserve">SOFIA: I said a slightly lower standard at three hundred locations beats no standard at three hundred locations. If Glow walks away, those clinics don’t stop injecting. They just buy from someone who never asks how many boxes are on the shelf.</w:t>
-      </w:r>
-      <w:r>
-        <w:t xml:space="preserve"> </w:t>
-      </w:r>
-      <w:r>
-        <w:t xml:space="preserve">소피아: 300곳에 약간 낮은 기준이 있는 게 300곳에 기준이 아예 없는 것보다 낫다고 했어요. 글로우가 떠나도, 그 병원들은 시술을 멈추지 않아요. 선반에 상자가 몇 개 있는지 절대 묻지 않는 곳에서 사 갈 뿐이에요.</w:t>
-      </w:r>
-    </w:p>
-    <w:p>
-      <w:pPr>
-        <w:numPr>
-          <w:ilvl w:val="0"/>
-          <w:numId w:val="1002"/>
-        </w:numPr>
-      </w:pPr>
-      <w:r>
-        <w:t xml:space="preserve">ELENA:</w:t>
-      </w:r>
-      <w:r>
-        <w:t xml:space="preserve"> </w:t>
-      </w:r>
-      <w:r>
-        <w:t xml:space="preserve">“</w:t>
-      </w:r>
-      <w:r>
-        <w:t xml:space="preserve">Slightly lower.</w:t>
-      </w:r>
-      <w:r>
-        <w:t xml:space="preserve">”</w:t>
-      </w:r>
-      <w:r>
-        <w:t xml:space="preserve"> </w:t>
-      </w:r>
-      <w:r>
         <w:t xml:space="preserve">Tell that to the next Destiny.</w:t>
       </w:r>
-      <w:r>
-        <w:t xml:space="preserve"> </w:t>
-      </w:r>
-      <w:r>
-        <w:t xml:space="preserve">엘레나:</w:t>
-      </w:r>
-      <w:r>
-        <w:t xml:space="preserve"> </w:t>
-      </w:r>
-      <w:r>
-        <w:t xml:space="preserve">“</w:t>
-      </w:r>
-      <w:r>
-        <w:t xml:space="preserve">약간 낮은.</w:t>
-      </w:r>
-      <w:r>
-        <w:t xml:space="preserve">”</w:t>
-      </w:r>
-      <w:r>
-        <w:t xml:space="preserve"> </w:t>
-      </w:r>
-      <w:r>
-        <w:t xml:space="preserve">다음 데스티니한테 그렇게 말해 봐요.</w:t>
-      </w:r>
-    </w:p>
-    <w:p>
-      <w:pPr>
-        <w:numPr>
-          <w:ilvl w:val="0"/>
-          <w:numId w:val="1002"/>
-        </w:numPr>
+    </w:p>
+    <w:p>
+      <w:pPr>
+        <w:pStyle w:val="BodyText"/>
       </w:pPr>
       <w:r>
         <w:t xml:space="preserve">NOAH: Elena, that’s not fair to Sofia.</w:t>
       </w:r>
-      <w:r>
-        <w:t xml:space="preserve"> </w:t>
-      </w:r>
-      <w:r>
-        <w:t xml:space="preserve">노아: 엘레나, 그건 소피아한테 공정하지 않아요.</w:t>
-      </w:r>
-    </w:p>
-    <w:p>
-      <w:pPr>
-        <w:numPr>
-          <w:ilvl w:val="0"/>
-          <w:numId w:val="1002"/>
-        </w:numPr>
+    </w:p>
+    <w:p>
+      <w:pPr>
+        <w:pStyle w:val="BodyText"/>
       </w:pPr>
       <w:r>
         <w:t xml:space="preserve">ELENA: Fair? Was yesterday fair? To that girl?</w:t>
       </w:r>
-      <w:r>
-        <w:t xml:space="preserve"> </w:t>
-      </w:r>
-      <w:r>
-        <w:t xml:space="preserve">엘레나: 공정? 어제는 공정했어요? 그 애한테?</w:t>
-      </w:r>
-    </w:p>
-    <w:p>
-      <w:pPr>
-        <w:numPr>
-          <w:ilvl w:val="0"/>
-          <w:numId w:val="1002"/>
-        </w:numPr>
+    </w:p>
+    <w:p>
+      <w:pPr>
+        <w:pStyle w:val="BodyText"/>
       </w:pPr>
       <w:r>
         <w:t xml:space="preserve">PRIYA: Okay. Can we slow down? Everyone is talking. Nobody is listening.</w:t>
       </w:r>
-      <w:r>
-        <w:t xml:space="preserve"> </w:t>
-      </w:r>
-      <w:r>
-        <w:t xml:space="preserve">프리야: 좋아. 속도 좀 늦출 수 있을까? 다들 말하고 있어. 아무도 안 듣고.</w:t>
-      </w:r>
-    </w:p>
-    <w:p>
-      <w:pPr>
-        <w:numPr>
-          <w:ilvl w:val="0"/>
-          <w:numId w:val="1002"/>
-        </w:numPr>
+    </w:p>
+    <w:p>
+      <w:pPr>
+        <w:pStyle w:val="BodyText"/>
       </w:pPr>
       <w:r>
         <w:t xml:space="preserve">ELENA: I’ve been listening for an hour. To revenue. To investors. To Greg.</w:t>
       </w:r>
-      <w:r>
-        <w:t xml:space="preserve"> </w:t>
-      </w:r>
-      <w:r>
-        <w:t xml:space="preserve">엘레나: 한 시간 동안 듣고 있었어요. 매출 얘기. 투자자 얘기. 그레그 얘기.</w:t>
-      </w:r>
-    </w:p>
-    <w:p>
-      <w:pPr>
-        <w:numPr>
-          <w:ilvl w:val="0"/>
-          <w:numId w:val="1002"/>
-        </w:numPr>
+    </w:p>
+    <w:p>
+      <w:pPr>
+        <w:pStyle w:val="BodyText"/>
       </w:pPr>
       <w:r>
         <w:t xml:space="preserve">NOAH: And I’ve been listening to you for five years, Elena.</w:t>
-      </w:r>
-      <w:r>
-        <w:t xml:space="preserve"> </w:t>
-      </w:r>
-      <w:r>
-        <w:t xml:space="preserve">노아: 그리고 난 5년 동안 당신 말을 들어 왔어요, 엘레나.</w:t>
       </w:r>
     </w:p>
     <w:bookmarkEnd w:id="22"/>
@@ -1468,146 +892,71 @@
     </w:p>
     <w:p>
       <w:pPr>
-        <w:numPr>
-          <w:ilvl w:val="0"/>
-          <w:numId w:val="1003"/>
-        </w:numPr>
+        <w:pStyle w:val="FirstParagraph"/>
       </w:pPr>
       <w:r>
         <w:t xml:space="preserve">ELENA: Have you? Because right now, you’re not listening.</w:t>
       </w:r>
-      <w:r>
-        <w:t xml:space="preserve"> </w:t>
-      </w:r>
-      <w:r>
-        <w:t xml:space="preserve">엘레나: 그래요? 지금은 안 듣고 있잖아요.</w:t>
-      </w:r>
-    </w:p>
-    <w:p>
-      <w:pPr>
-        <w:numPr>
-          <w:ilvl w:val="0"/>
-          <w:numId w:val="1003"/>
-        </w:numPr>
+    </w:p>
+    <w:p>
+      <w:pPr>
+        <w:pStyle w:val="BodyText"/>
       </w:pPr>
       <w:r>
         <w:t xml:space="preserve">NOAH: I am listening. I’m also trying to keep this company alive.</w:t>
       </w:r>
-      <w:r>
-        <w:t xml:space="preserve"> </w:t>
-      </w:r>
-      <w:r>
-        <w:t xml:space="preserve">노아: 듣고 있어요. 그리고 동시에 이 회사를 살려 두려고 하고 있어요.</w:t>
-      </w:r>
-    </w:p>
-    <w:p>
-      <w:pPr>
-        <w:numPr>
-          <w:ilvl w:val="0"/>
-          <w:numId w:val="1003"/>
-        </w:numPr>
+    </w:p>
+    <w:p>
+      <w:pPr>
+        <w:pStyle w:val="BodyText"/>
       </w:pPr>
       <w:r>
         <w:t xml:space="preserve">ELENA: Alive for what? To sell to clinics that can’t count their own boxes?</w:t>
       </w:r>
-      <w:r>
-        <w:t xml:space="preserve"> </w:t>
-      </w:r>
-      <w:r>
-        <w:t xml:space="preserve">엘레나: 뭘 위해 살려 둬요? 자기 상자도 못 세는 병원에 팔려고?</w:t>
-      </w:r>
-    </w:p>
-    <w:p>
-      <w:pPr>
-        <w:numPr>
-          <w:ilvl w:val="0"/>
-          <w:numId w:val="1003"/>
-        </w:numPr>
+    </w:p>
+    <w:p>
+      <w:pPr>
+        <w:pStyle w:val="BodyText"/>
       </w:pPr>
       <w:r>
         <w:t xml:space="preserve">SOFIA: Elena, you’re not responsible for payroll. Noah is. Sixty-two people.</w:t>
       </w:r>
-      <w:r>
-        <w:t xml:space="preserve"> </w:t>
-      </w:r>
-      <w:r>
-        <w:t xml:space="preserve">소피아: 엘레나, 당신은 급여를 책임지지 않잖아요. 노아가 해요. 62명.</w:t>
-      </w:r>
-    </w:p>
-    <w:p>
-      <w:pPr>
-        <w:numPr>
-          <w:ilvl w:val="0"/>
-          <w:numId w:val="1003"/>
-        </w:numPr>
+    </w:p>
+    <w:p>
+      <w:pPr>
+        <w:pStyle w:val="BodyText"/>
       </w:pPr>
       <w:r>
         <w:t xml:space="preserve">ELENA: I’m responsible for faces. Every face. That’s my job here.</w:t>
       </w:r>
-      <w:r>
-        <w:t xml:space="preserve"> </w:t>
-      </w:r>
-      <w:r>
-        <w:t xml:space="preserve">엘레나: 난 얼굴을 책임져요. 모든 얼굴. 그게 여기서 내 일이에요.</w:t>
-      </w:r>
-    </w:p>
-    <w:p>
-      <w:pPr>
-        <w:numPr>
-          <w:ilvl w:val="0"/>
-          <w:numId w:val="1003"/>
-        </w:numPr>
+    </w:p>
+    <w:p>
+      <w:pPr>
+        <w:pStyle w:val="BodyText"/>
       </w:pPr>
       <w:r>
         <w:t xml:space="preserve">NOAH: We all are. That’s the whole company.</w:t>
       </w:r>
-      <w:r>
-        <w:t xml:space="preserve"> </w:t>
-      </w:r>
-      <w:r>
-        <w:t xml:space="preserve">노아: 우리 모두 그래요. 그게 회사 전체예요.</w:t>
-      </w:r>
-    </w:p>
-    <w:p>
-      <w:pPr>
-        <w:numPr>
-          <w:ilvl w:val="0"/>
-          <w:numId w:val="1003"/>
-        </w:numPr>
+    </w:p>
+    <w:p>
+      <w:pPr>
+        <w:pStyle w:val="BodyText"/>
       </w:pPr>
       <w:r>
         <w:t xml:space="preserve">ELENA: Then act like it. Yesterday you sounded like a founder. Today you sound like Tom.</w:t>
       </w:r>
-      <w:r>
-        <w:t xml:space="preserve"> </w:t>
-      </w:r>
-      <w:r>
-        <w:t xml:space="preserve">엘레나: 그럼 그렇게 행동해요. 어제는 창업자처럼 말하더니. 오늘은 톰처럼 말하네요.</w:t>
-      </w:r>
-    </w:p>
-    <w:p>
-      <w:pPr>
-        <w:numPr>
-          <w:ilvl w:val="0"/>
-          <w:numId w:val="1003"/>
-        </w:numPr>
+    </w:p>
+    <w:p>
+      <w:pPr>
+        <w:pStyle w:val="BodyText"/>
       </w:pPr>
       <w:r>
         <w:t xml:space="preserve">NOAH: …That’s not fair.</w:t>
       </w:r>
-      <w:r>
-        <w:t xml:space="preserve"> </w:t>
-      </w:r>
-      <w:r>
-        <w:t xml:space="preserve">노아: …그건 공정하지 않아요.</w:t>
-      </w:r>
-    </w:p>
-    <w:p>
-      <w:pPr>
-        <w:numPr>
-          <w:ilvl w:val="0"/>
-          <w:numId w:val="1003"/>
-        </w:numPr>
+    </w:p>
+    <w:p>
+      <w:pPr>
+        <w:pStyle w:val="BodyText"/>
       </w:pPr>
       <w:r>
         <w:t xml:space="preserve">ELENA:</w:t>
@@ -1630,11 +979,141 @@
       <w:r>
         <w:t xml:space="preserve">Isn’t that what you’re about to say?</w:t>
       </w:r>
-      <w:r>
-        <w:t xml:space="preserve"> </w:t>
-      </w:r>
-      <w:r>
-        <w:t xml:space="preserve">엘레나:</w:t>
+    </w:p>
+    <w:p>
+      <w:pPr>
+        <w:pStyle w:val="BodyText"/>
+      </w:pPr>
+      <w:r>
+        <w:t xml:space="preserve">NOAH: That’s not what I said. And you know it.</w:t>
+      </w:r>
+    </w:p>
+    <w:p>
+      <w:pPr>
+        <w:pStyle w:val="BodyText"/>
+      </w:pPr>
+      <w:r>
+        <w:t xml:space="preserve">MARCUS: Elena. That was a low blow.</w:t>
+      </w:r>
+    </w:p>
+    <w:p>
+      <w:pPr>
+        <w:pStyle w:val="BodyText"/>
+      </w:pPr>
+      <w:r>
+        <w:t xml:space="preserve">ELENA: Maybe. But I need you to hear me. All of you.</w:t>
+      </w:r>
+    </w:p>
+    <w:p>
+      <w:pPr>
+        <w:pStyle w:val="BodyText"/>
+      </w:pPr>
+      <w:r>
+        <w:t xml:space="preserve">NOAH: I’m here. I’m hearing you.</w:t>
+      </w:r>
+    </w:p>
+    <w:p>
+      <w:pPr>
+        <w:pStyle w:val="BodyText"/>
+      </w:pPr>
+      <w:r>
+        <w:t xml:space="preserve">ELENA: When we started, I said one thing. I’d only join if I could stop anything unsafe, even if it cost money, even if it made you angry. I left the ER for that promise, Noah, and I’ve never once used it.</w:t>
+      </w:r>
+    </w:p>
+    <w:p>
+      <w:pPr>
+        <w:pStyle w:val="BodyText"/>
+      </w:pPr>
+      <w:r>
+        <w:t xml:space="preserve">NOAH: And I gave you a veto. In writing. Richard tried to weaken it. We kept it.</w:t>
+      </w:r>
+    </w:p>
+    <w:p>
+      <w:pPr>
+        <w:pStyle w:val="BodyText"/>
+      </w:pPr>
+      <w:r>
+        <w:t xml:space="preserve">ELENA: You did. So hear this. Accept Greg’s terms, or Sofia’s, and I’ll use it.</w:t>
+      </w:r>
+    </w:p>
+    <w:p>
+      <w:pPr>
+        <w:pStyle w:val="BodyText"/>
+      </w:pPr>
+      <w:r>
+        <w:t xml:space="preserve">SOFIA: You’d veto a sales contract?</w:t>
+      </w:r>
+    </w:p>
+    <w:p>
+      <w:pPr>
+        <w:pStyle w:val="BodyText"/>
+      </w:pPr>
+      <w:r>
+        <w:t xml:space="preserve">ELENA: I’d veto an inventory standard I believe will hurt patients. That’s exactly what it’s for.</w:t>
+      </w:r>
+    </w:p>
+    <w:p>
+      <w:pPr>
+        <w:pStyle w:val="BodyText"/>
+      </w:pPr>
+      <w:r>
+        <w:t xml:space="preserve">PRIYA: Elena… are you sure?</w:t>
+      </w:r>
+    </w:p>
+    <w:p>
+      <w:pPr>
+        <w:pStyle w:val="BodyText"/>
+      </w:pPr>
+      <w:r>
+        <w:t xml:space="preserve">NOAH: Then you have to put it in writing. To the board. With your reasons. That’s the process.</w:t>
+      </w:r>
+    </w:p>
+    <w:p>
+      <w:pPr>
+        <w:pStyle w:val="BodyText"/>
+      </w:pPr>
+      <w:r>
+        <w:t xml:space="preserve">ELENA: I know the process. I helped write it.</w:t>
+      </w:r>
+    </w:p>
+    <w:p>
+      <w:pPr>
+        <w:pStyle w:val="BodyText"/>
+      </w:pPr>
+      <w:r>
+        <w:t xml:space="preserve">PRIYA: Elena. Noah. Please. We’ve never been like this, not even when we fought about equity, and that fight was about money we didn’t have yet. This one is about who we are, and I’m scared of what we’ll say next.</w:t>
+      </w:r>
+    </w:p>
+    <w:p>
+      <w:pPr>
+        <w:pStyle w:val="BodyText"/>
+      </w:pPr>
+      <w:r>
+        <w:t xml:space="preserve">MARCUS: Priya’s right. Five years. Four of us. We’ve never used the veto.</w:t>
+      </w:r>
+    </w:p>
+    <w:p>
+      <w:pPr>
+        <w:pStyle w:val="BodyText"/>
+      </w:pPr>
+      <w:r>
+        <w:t xml:space="preserve">ELENA: Because Noah never gave me a reason. Until today.</w:t>
+      </w:r>
+    </w:p>
+    <w:p>
+      <w:pPr>
+        <w:pStyle w:val="BodyText"/>
+      </w:pPr>
+      <w:r>
+        <w:t xml:space="preserve">NOAH: I haven’t decided anything yet, Elena. We were discussing.</w:t>
+      </w:r>
+    </w:p>
+    <w:p>
+      <w:pPr>
+        <w:pStyle w:val="BodyText"/>
+      </w:pPr>
+      <w:r>
+        <w:t xml:space="preserve">ELENA: You said Sofia’s proposal was</w:t>
       </w:r>
       <w:r>
         <w:t xml:space="preserve"> </w:t>
@@ -1643,7 +1122,7 @@
         <w:t xml:space="preserve">“</w:t>
       </w:r>
       <w:r>
-        <w:t xml:space="preserve">개인적인 감정은 없어. 그냥 비즈니스야.</w:t>
+        <w:t xml:space="preserve">a big step up.</w:t>
       </w:r>
       <w:r>
         <w:t xml:space="preserve">”</w:t>
@@ -1652,397 +1131,39 @@
         <w:t xml:space="preserve"> </w:t>
       </w:r>
       <w:r>
-        <w:t xml:space="preserve">그 말 하려던 거 아니에요?</w:t>
-      </w:r>
-    </w:p>
-    <w:p>
-      <w:pPr>
-        <w:numPr>
-          <w:ilvl w:val="0"/>
-          <w:numId w:val="1003"/>
-        </w:numPr>
-      </w:pPr>
-      <w:r>
-        <w:t xml:space="preserve">NOAH: That’s not what I said. And you know it.</w:t>
-      </w:r>
-      <w:r>
-        <w:t xml:space="preserve"> </w:t>
-      </w:r>
-      <w:r>
-        <w:t xml:space="preserve">노아: 내가 한 말은 그게 아니에요. 당신도 알잖아요.</w:t>
-      </w:r>
-    </w:p>
-    <w:p>
-      <w:pPr>
-        <w:numPr>
-          <w:ilvl w:val="0"/>
-          <w:numId w:val="1003"/>
-        </w:numPr>
-      </w:pPr>
-      <w:r>
-        <w:t xml:space="preserve">MARCUS: Elena. That was a low blow.</w:t>
-      </w:r>
-      <w:r>
-        <w:t xml:space="preserve"> </w:t>
-      </w:r>
-      <w:r>
-        <w:t xml:space="preserve">마커스: 엘레나. 그건 너무했어.</w:t>
-      </w:r>
-    </w:p>
-    <w:p>
-      <w:pPr>
-        <w:numPr>
-          <w:ilvl w:val="0"/>
-          <w:numId w:val="1003"/>
-        </w:numPr>
-      </w:pPr>
-      <w:r>
-        <w:t xml:space="preserve">ELENA: Maybe. But I need you to hear me. All of you.</w:t>
-      </w:r>
-      <w:r>
-        <w:t xml:space="preserve"> </w:t>
-      </w:r>
-      <w:r>
-        <w:t xml:space="preserve">엘레나: 그럴지도요. 하지만 내 말을 들어 줘요. 다들.</w:t>
-      </w:r>
-    </w:p>
-    <w:p>
-      <w:pPr>
-        <w:numPr>
-          <w:ilvl w:val="0"/>
-          <w:numId w:val="1003"/>
-        </w:numPr>
-      </w:pPr>
-      <w:r>
-        <w:t xml:space="preserve">NOAH: I’m here. I’m hearing you.</w:t>
-      </w:r>
-      <w:r>
-        <w:t xml:space="preserve"> </w:t>
-      </w:r>
-      <w:r>
-        <w:t xml:space="preserve">노아: 여기 있어요. 듣고 있어요.</w:t>
-      </w:r>
-    </w:p>
-    <w:p>
-      <w:pPr>
-        <w:numPr>
-          <w:ilvl w:val="0"/>
-          <w:numId w:val="1003"/>
-        </w:numPr>
-      </w:pPr>
-      <w:r>
-        <w:t xml:space="preserve">ELENA: When we started, I said one thing. I’d only join if I could stop anything unsafe, even if it cost money, even if it made you angry. I left the ER for that promise, Noah, and I’ve never once used it.</w:t>
-      </w:r>
-      <w:r>
-        <w:t xml:space="preserve"> </w:t>
-      </w:r>
-      <w:r>
-        <w:t xml:space="preserve">엘레나: 우리가 시작할 때, 나는 한 가지만 말했어요. 위험한 건 무엇이든 멈출 수 있어야만 합류하겠다고. 돈이 들더라도, 당신이 화가 나더라도. 난 그 약속 때문에 응급실을 떠났어요, 노아. 그리고 한 번도 그걸 쓴 적이 없어요.</w:t>
-      </w:r>
-    </w:p>
-    <w:p>
-      <w:pPr>
-        <w:numPr>
-          <w:ilvl w:val="0"/>
-          <w:numId w:val="1003"/>
-        </w:numPr>
-      </w:pPr>
-      <w:r>
-        <w:t xml:space="preserve">NOAH: And I gave you a veto. In writing. Richard tried to weaken it. We kept it.</w:t>
-      </w:r>
-      <w:r>
-        <w:t xml:space="preserve"> </w:t>
-      </w:r>
-      <w:r>
-        <w:t xml:space="preserve">노아: 그리고 난 당신한테 거부권을 줬어요. 서면으로. 리처드가 약화시키려 했지만. 우린 지켰죠.</w:t>
-      </w:r>
-    </w:p>
-    <w:p>
-      <w:pPr>
-        <w:numPr>
-          <w:ilvl w:val="0"/>
-          <w:numId w:val="1003"/>
-        </w:numPr>
-      </w:pPr>
-      <w:r>
-        <w:t xml:space="preserve">ELENA: You did. So hear this. Accept Greg’s terms, or Sofia’s, and I’ll use it.</w:t>
-      </w:r>
-      <w:r>
-        <w:t xml:space="preserve"> </w:t>
-      </w:r>
-      <w:r>
-        <w:t xml:space="preserve">엘레나: 그랬죠. 그러니 이걸 들어요. 그레그 조건이든 소피아 조건이든 받아들이면, 그걸 쓸 거예요.</w:t>
-      </w:r>
-    </w:p>
-    <w:p>
-      <w:pPr>
-        <w:numPr>
-          <w:ilvl w:val="0"/>
-          <w:numId w:val="1003"/>
-        </w:numPr>
-      </w:pPr>
-      <w:r>
-        <w:t xml:space="preserve">SOFIA: You’d veto a sales contract?</w:t>
-      </w:r>
-      <w:r>
-        <w:t xml:space="preserve"> </w:t>
-      </w:r>
-      <w:r>
-        <w:t xml:space="preserve">소피아: 영업 계약을 거부권으로 막는다고요?</w:t>
-      </w:r>
-    </w:p>
-    <w:p>
-      <w:pPr>
-        <w:numPr>
-          <w:ilvl w:val="0"/>
-          <w:numId w:val="1003"/>
-        </w:numPr>
-      </w:pPr>
-      <w:r>
-        <w:t xml:space="preserve">ELENA: I’d veto an inventory standard I believe will hurt patients. That’s exactly what it’s for.</w:t>
-      </w:r>
-      <w:r>
-        <w:t xml:space="preserve"> </w:t>
-      </w:r>
-      <w:r>
-        <w:t xml:space="preserve">엘레나: 환자를 다치게 할 거라고 믿는 재고 기준을 막는 거예요. 정확히 그 용도예요.</w:t>
-      </w:r>
-    </w:p>
-    <w:p>
-      <w:pPr>
-        <w:numPr>
-          <w:ilvl w:val="0"/>
-          <w:numId w:val="1003"/>
-        </w:numPr>
-      </w:pPr>
-      <w:r>
-        <w:t xml:space="preserve">PRIYA: Elena… are you sure?</w:t>
-      </w:r>
-      <w:r>
-        <w:t xml:space="preserve"> </w:t>
-      </w:r>
-      <w:r>
-        <w:t xml:space="preserve">프리야: 엘레나… 확실해?</w:t>
-      </w:r>
-    </w:p>
-    <w:p>
-      <w:pPr>
-        <w:numPr>
-          <w:ilvl w:val="0"/>
-          <w:numId w:val="1003"/>
-        </w:numPr>
-      </w:pPr>
-      <w:r>
-        <w:t xml:space="preserve">NOAH: Then you have to put it in writing. To the board. With your reasons. That’s the process.</w:t>
-      </w:r>
-      <w:r>
-        <w:t xml:space="preserve"> </w:t>
-      </w:r>
-      <w:r>
-        <w:t xml:space="preserve">노아: 그럼 서면으로 해야 해요. 이사회에. 사유와 함께. 그게 절차예요.</w:t>
-      </w:r>
-    </w:p>
-    <w:p>
-      <w:pPr>
-        <w:numPr>
-          <w:ilvl w:val="0"/>
-          <w:numId w:val="1003"/>
-        </w:numPr>
-      </w:pPr>
-      <w:r>
-        <w:t xml:space="preserve">ELENA: I know the process. I helped write it.</w:t>
-      </w:r>
-      <w:r>
-        <w:t xml:space="preserve"> </w:t>
-      </w:r>
-      <w:r>
-        <w:t xml:space="preserve">엘레나: 절차는 알아요. 내가 쓰는 걸 도왔으니까.</w:t>
-      </w:r>
-    </w:p>
-    <w:p>
-      <w:pPr>
-        <w:numPr>
-          <w:ilvl w:val="0"/>
-          <w:numId w:val="1003"/>
-        </w:numPr>
-      </w:pPr>
-      <w:r>
-        <w:t xml:space="preserve">PRIYA: Elena. Noah. Please. We’ve never been like this, not even when we fought about equity, and that fight was about money we didn’t have yet. This one is about who we are, and I’m scared of what we’ll say next.</w:t>
-      </w:r>
-      <w:r>
-        <w:t xml:space="preserve"> </w:t>
-      </w:r>
-      <w:r>
-        <w:t xml:space="preserve">프리야: 엘레나. 노아. 제발. 우리 이런 적 없었어. 지분 때문에 싸웠을 때도. 그땐 아직 있지도 않은 돈 때문에 싸운 거였잖아. 이번엔 우리가 어떤 사람들인지에 대한 싸움이고, 다음에 무슨 말이 나올지 무서워.</w:t>
-      </w:r>
-    </w:p>
-    <w:p>
-      <w:pPr>
-        <w:numPr>
-          <w:ilvl w:val="0"/>
-          <w:numId w:val="1003"/>
-        </w:numPr>
-      </w:pPr>
-      <w:r>
-        <w:t xml:space="preserve">MARCUS: Priya’s right. Five years. Four of us. We’ve never used the veto.</w:t>
-      </w:r>
-      <w:r>
-        <w:t xml:space="preserve"> </w:t>
-      </w:r>
-      <w:r>
-        <w:t xml:space="preserve">마커스: 프리야 말이 맞아. 5년. 우리 넷. 거부권을 쓴 적이 없어.</w:t>
-      </w:r>
-    </w:p>
-    <w:p>
-      <w:pPr>
-        <w:numPr>
-          <w:ilvl w:val="0"/>
-          <w:numId w:val="1003"/>
-        </w:numPr>
-      </w:pPr>
-      <w:r>
-        <w:t xml:space="preserve">ELENA: Because Noah never gave me a reason. Until today.</w:t>
-      </w:r>
-      <w:r>
-        <w:t xml:space="preserve"> </w:t>
-      </w:r>
-      <w:r>
-        <w:t xml:space="preserve">엘레나: 노아가 이유를 준 적이 없었으니까요. 오늘까지.</w:t>
-      </w:r>
-    </w:p>
-    <w:p>
-      <w:pPr>
-        <w:numPr>
-          <w:ilvl w:val="0"/>
-          <w:numId w:val="1003"/>
-        </w:numPr>
-      </w:pPr>
-      <w:r>
-        <w:t xml:space="preserve">NOAH: I haven’t decided anything yet, Elena. We were discussing.</w:t>
-      </w:r>
-      <w:r>
-        <w:t xml:space="preserve"> </w:t>
-      </w:r>
-      <w:r>
-        <w:t xml:space="preserve">노아: 아직 아무것도 결정 안 했어요, 엘레나. 논의하고 있었잖아요.</w:t>
-      </w:r>
-    </w:p>
-    <w:p>
-      <w:pPr>
-        <w:numPr>
-          <w:ilvl w:val="0"/>
-          <w:numId w:val="1003"/>
-        </w:numPr>
-      </w:pPr>
-      <w:r>
-        <w:t xml:space="preserve">ELENA: You said Sofia’s proposal was</w:t>
-      </w:r>
-      <w:r>
-        <w:t xml:space="preserve"> </w:t>
-      </w:r>
-      <w:r>
-        <w:t xml:space="preserve">“</w:t>
-      </w:r>
-      <w:r>
-        <w:t xml:space="preserve">a big step up.</w:t>
-      </w:r>
-      <w:r>
-        <w:t xml:space="preserve">”</w:t>
-      </w:r>
-      <w:r>
-        <w:t xml:space="preserve"> </w:t>
-      </w:r>
-      <w:r>
         <w:t xml:space="preserve">I heard where you were going.</w:t>
       </w:r>
-      <w:r>
-        <w:t xml:space="preserve"> </w:t>
-      </w:r>
-      <w:r>
-        <w:t xml:space="preserve">엘레나: 소피아 제안이</w:t>
-      </w:r>
-      <w:r>
-        <w:t xml:space="preserve"> </w:t>
-      </w:r>
-      <w:r>
-        <w:t xml:space="preserve">“</w:t>
-      </w:r>
-      <w:r>
-        <w:t xml:space="preserve">큰 진전</w:t>
-      </w:r>
-      <w:r>
-        <w:t xml:space="preserve">”</w:t>
-      </w:r>
-      <w:r>
-        <w:t xml:space="preserve">이라고 했잖아요. 어디로 가는지 들렸어요.</w:t>
-      </w:r>
-    </w:p>
-    <w:p>
-      <w:pPr>
-        <w:numPr>
-          <w:ilvl w:val="0"/>
-          <w:numId w:val="1003"/>
-        </w:numPr>
+    </w:p>
+    <w:p>
+      <w:pPr>
+        <w:pStyle w:val="BodyText"/>
       </w:pPr>
       <w:r>
         <w:t xml:space="preserve">SOFIA: Can I say one more thing? Without being interrupted?</w:t>
       </w:r>
-      <w:r>
-        <w:t xml:space="preserve"> </w:t>
-      </w:r>
-      <w:r>
-        <w:t xml:space="preserve">소피아: 하나만 더 말해도 돼요? 끊기지 않고?</w:t>
-      </w:r>
-    </w:p>
-    <w:p>
-      <w:pPr>
-        <w:numPr>
-          <w:ilvl w:val="0"/>
-          <w:numId w:val="1003"/>
-        </w:numPr>
+    </w:p>
+    <w:p>
+      <w:pPr>
+        <w:pStyle w:val="BodyText"/>
       </w:pPr>
       <w:r>
         <w:t xml:space="preserve">ELENA: Go ahead.</w:t>
       </w:r>
-      <w:r>
-        <w:t xml:space="preserve"> </w:t>
-      </w:r>
-      <w:r>
-        <w:t xml:space="preserve">엘레나: 하세요.</w:t>
-      </w:r>
-    </w:p>
-    <w:p>
-      <w:pPr>
-        <w:numPr>
-          <w:ilvl w:val="0"/>
-          <w:numId w:val="1003"/>
-        </w:numPr>
+    </w:p>
+    <w:p>
+      <w:pPr>
+        <w:pStyle w:val="BodyText"/>
       </w:pPr>
       <w:r>
         <w:t xml:space="preserve">SOFIA: I’m not the enemy. I joined this company because of your standards. But standards with no customers protect nobody. If we lose every partner who can’t be perfect, our rules end up protecting an empty room.</w:t>
       </w:r>
-      <w:r>
-        <w:t xml:space="preserve"> </w:t>
-      </w:r>
-      <w:r>
-        <w:t xml:space="preserve">소피아: 전 적이 아니에요. 여러분의 기준 때문에 이 회사에 들어왔어요. 하지만 고객 없는 기준은 아무도 보호하지 못해요. 완벽할 수 없는 파트너를 전부 잃으면, 우리 규칙은 결국 빈방을 지키게 될 거예요.</w:t>
-      </w:r>
-    </w:p>
-    <w:p>
-      <w:pPr>
-        <w:numPr>
-          <w:ilvl w:val="0"/>
-          <w:numId w:val="1003"/>
-        </w:numPr>
+    </w:p>
+    <w:p>
+      <w:pPr>
+        <w:pStyle w:val="BodyText"/>
       </w:pPr>
       <w:r>
         <w:t xml:space="preserve">PRIYA: She’s right too, Elena. Both things can be true.</w:t>
-      </w:r>
-      <w:r>
-        <w:t xml:space="preserve"> </w:t>
-      </w:r>
-      <w:r>
-        <w:t xml:space="preserve">프리야: 소피아 말도 맞아, 엘레나. 둘 다 사실일 수 있어.</w:t>
       </w:r>
     </w:p>
     <w:bookmarkEnd w:id="23"/>
@@ -2057,129 +1178,63 @@
     </w:p>
     <w:p>
       <w:pPr>
-        <w:numPr>
-          <w:ilvl w:val="0"/>
-          <w:numId w:val="1004"/>
-        </w:numPr>
+        <w:pStyle w:val="FirstParagraph"/>
       </w:pPr>
       <w:r>
         <w:t xml:space="preserve">ELENA: I hear it. And I still disagree.</w:t>
       </w:r>
-      <w:r>
-        <w:t xml:space="preserve"> </w:t>
-      </w:r>
-      <w:r>
-        <w:t xml:space="preserve">엘레나: 들려요. 그래도 동의하지 않아요.</w:t>
-      </w:r>
-    </w:p>
-    <w:p>
-      <w:pPr>
-        <w:numPr>
-          <w:ilvl w:val="0"/>
-          <w:numId w:val="1004"/>
-        </w:numPr>
+    </w:p>
+    <w:p>
+      <w:pPr>
+        <w:pStyle w:val="BodyText"/>
       </w:pPr>
       <w:r>
         <w:t xml:space="preserve">NOAH: Elena, what would you accept? Tell me. Not what you reject. What you’d accept.</w:t>
       </w:r>
-      <w:r>
-        <w:t xml:space="preserve"> </w:t>
-      </w:r>
-      <w:r>
-        <w:t xml:space="preserve">노아: 엘레나, 뭘 받아들일 수 있어요? 말해 줘요. 거부하는 거 말고. 받아들일 수 있는 거.</w:t>
-      </w:r>
-    </w:p>
-    <w:p>
-      <w:pPr>
-        <w:numPr>
-          <w:ilvl w:val="0"/>
-          <w:numId w:val="1004"/>
-        </w:numPr>
+    </w:p>
+    <w:p>
+      <w:pPr>
+        <w:pStyle w:val="BodyText"/>
       </w:pPr>
       <w:r>
         <w:t xml:space="preserve">ELENA: Monthly counts. At every location. Or no Glow.</w:t>
       </w:r>
-      <w:r>
-        <w:t xml:space="preserve"> </w:t>
-      </w:r>
-      <w:r>
-        <w:t xml:space="preserve">엘레나: 월간 조사. 모든 지점에서. 아니면 글로우 없음.</w:t>
-      </w:r>
-    </w:p>
-    <w:p>
-      <w:pPr>
-        <w:numPr>
-          <w:ilvl w:val="0"/>
-          <w:numId w:val="1004"/>
-        </w:numPr>
+    </w:p>
+    <w:p>
+      <w:pPr>
+        <w:pStyle w:val="BodyText"/>
       </w:pPr>
       <w:r>
         <w:t xml:space="preserve">SOFIA: That’s not a proposal. That’s an ultimatum.</w:t>
       </w:r>
-      <w:r>
-        <w:t xml:space="preserve"> </w:t>
-      </w:r>
-      <w:r>
-        <w:t xml:space="preserve">소피아: 그건 제안이 아니에요. 최후통첩이죠.</w:t>
-      </w:r>
-    </w:p>
-    <w:p>
-      <w:pPr>
-        <w:numPr>
-          <w:ilvl w:val="0"/>
-          <w:numId w:val="1004"/>
-        </w:numPr>
+    </w:p>
+    <w:p>
+      <w:pPr>
+        <w:pStyle w:val="BodyText"/>
       </w:pPr>
       <w:r>
         <w:t xml:space="preserve">ELENA: Then call it whatever you want.</w:t>
       </w:r>
-      <w:r>
-        <w:t xml:space="preserve"> </w:t>
-      </w:r>
-      <w:r>
-        <w:t xml:space="preserve">엘레나: 그럼 뭐라고 부르든 상관없어요.</w:t>
-      </w:r>
-    </w:p>
-    <w:p>
-      <w:pPr>
-        <w:numPr>
-          <w:ilvl w:val="0"/>
-          <w:numId w:val="1004"/>
-        </w:numPr>
+    </w:p>
+    <w:p>
+      <w:pPr>
+        <w:pStyle w:val="BodyText"/>
       </w:pPr>
       <w:r>
         <w:t xml:space="preserve">RICHARD: Noah. Sorry to interrupt. Two minutes. Is this a bad time?</w:t>
       </w:r>
-      <w:r>
-        <w:t xml:space="preserve"> </w:t>
-      </w:r>
-      <w:r>
-        <w:t xml:space="preserve">리처드: 노아. 끼어들어서 미안해요. 2분. 지금 안 좋은 때예요?</w:t>
-      </w:r>
-    </w:p>
-    <w:p>
-      <w:pPr>
-        <w:numPr>
-          <w:ilvl w:val="0"/>
-          <w:numId w:val="1004"/>
-        </w:numPr>
+    </w:p>
+    <w:p>
+      <w:pPr>
+        <w:pStyle w:val="BodyText"/>
       </w:pPr>
       <w:r>
         <w:t xml:space="preserve">NOAH: It’s the worst time, Richard. Go ahead.</w:t>
       </w:r>
-      <w:r>
-        <w:t xml:space="preserve"> </w:t>
-      </w:r>
-      <w:r>
-        <w:t xml:space="preserve">노아: 최악의 때예요, 리처드. 말해요.</w:t>
-      </w:r>
-    </w:p>
-    <w:p>
-      <w:pPr>
-        <w:numPr>
-          <w:ilvl w:val="0"/>
-          <w:numId w:val="1004"/>
-        </w:numPr>
+    </w:p>
+    <w:p>
+      <w:pPr>
+        <w:pStyle w:val="BodyText"/>
       </w:pPr>
       <w:r>
         <w:t xml:space="preserve">RICHARD: A third investor called. They want to know if Glow is</w:t>
@@ -2202,11 +1257,21 @@
       <w:r>
         <w:t xml:space="preserve">By Friday.</w:t>
       </w:r>
-      <w:r>
-        <w:t xml:space="preserve"> </w:t>
-      </w:r>
-      <w:r>
-        <w:t xml:space="preserve">리처드: 세 번째 투자자가 전화했어요. 글로우가</w:t>
+    </w:p>
+    <w:p>
+      <w:pPr>
+        <w:pStyle w:val="BodyText"/>
+      </w:pPr>
+      <w:r>
+        <w:t xml:space="preserve">NOAH: Tell them we’re working on it.</w:t>
+      </w:r>
+    </w:p>
+    <w:p>
+      <w:pPr>
+        <w:pStyle w:val="BodyText"/>
+      </w:pPr>
+      <w:r>
+        <w:t xml:space="preserve">RICHARD:</w:t>
       </w:r>
       <w:r>
         <w:t xml:space="preserve"> </w:t>
@@ -2215,41 +1280,16 @@
         <w:t xml:space="preserve">“</w:t>
       </w:r>
       <w:r>
-        <w:t xml:space="preserve">확보</w:t>
+        <w:t xml:space="preserve">Working on it</w:t>
       </w:r>
       <w:r>
         <w:t xml:space="preserve">”</w:t>
       </w:r>
       <w:r>
-        <w:t xml:space="preserve">됐는지 알고 싶대요. 금요일까지.</w:t>
-      </w:r>
-    </w:p>
-    <w:p>
-      <w:pPr>
-        <w:numPr>
-          <w:ilvl w:val="0"/>
-          <w:numId w:val="1004"/>
-        </w:numPr>
-      </w:pPr>
-      <w:r>
-        <w:t xml:space="preserve">NOAH: Tell them we’re working on it.</w:t>
-      </w:r>
-      <w:r>
-        <w:t xml:space="preserve"> </w:t>
-      </w:r>
-      <w:r>
-        <w:t xml:space="preserve">노아: 작업 중이라고 전해 줘요.</w:t>
-      </w:r>
-    </w:p>
-    <w:p>
-      <w:pPr>
-        <w:numPr>
-          <w:ilvl w:val="0"/>
-          <w:numId w:val="1004"/>
-        </w:numPr>
-      </w:pPr>
-      <w:r>
-        <w:t xml:space="preserve">RICHARD:</w:t>
+        <w:t xml:space="preserve"> </w:t>
+      </w:r>
+      <w:r>
+        <w:t xml:space="preserve">sounds like</w:t>
       </w:r>
       <w:r>
         <w:t xml:space="preserve"> </w:t>
@@ -2258,7 +1298,7 @@
         <w:t xml:space="preserve">“</w:t>
       </w:r>
       <w:r>
-        <w:t xml:space="preserve">Working on it</w:t>
+        <w:t xml:space="preserve">no.</w:t>
       </w:r>
       <w:r>
         <w:t xml:space="preserve">”</w:t>
@@ -2267,316 +1307,127 @@
         <w:t xml:space="preserve"> </w:t>
       </w:r>
       <w:r>
-        <w:t xml:space="preserve">sounds like</w:t>
-      </w:r>
-      <w:r>
-        <w:t xml:space="preserve"> </w:t>
-      </w:r>
-      <w:r>
-        <w:t xml:space="preserve">“</w:t>
-      </w:r>
-      <w:r>
-        <w:t xml:space="preserve">no.</w:t>
-      </w:r>
-      <w:r>
-        <w:t xml:space="preserve">”</w:t>
-      </w:r>
-      <w:r>
-        <w:t xml:space="preserve"> </w:t>
-      </w:r>
-      <w:r>
         <w:t xml:space="preserve">Get me something real. By Friday.</w:t>
       </w:r>
-      <w:r>
-        <w:t xml:space="preserve"> </w:t>
-      </w:r>
-      <w:r>
-        <w:t xml:space="preserve">리처드:</w:t>
-      </w:r>
-      <w:r>
-        <w:t xml:space="preserve"> </w:t>
-      </w:r>
-      <w:r>
-        <w:t xml:space="preserve">“</w:t>
-      </w:r>
-      <w:r>
-        <w:t xml:space="preserve">작업 중</w:t>
-      </w:r>
-      <w:r>
-        <w:t xml:space="preserve">”</w:t>
-      </w:r>
-      <w:r>
-        <w:t xml:space="preserve">은</w:t>
-      </w:r>
-      <w:r>
-        <w:t xml:space="preserve"> </w:t>
-      </w:r>
-      <w:r>
-        <w:t xml:space="preserve">“</w:t>
-      </w:r>
-      <w:r>
-        <w:t xml:space="preserve">노</w:t>
-      </w:r>
-      <w:r>
-        <w:t xml:space="preserve">”</w:t>
-      </w:r>
-      <w:r>
-        <w:t xml:space="preserve">처럼 들려요. 진짜를 가져와요. 금요일까지.</w:t>
-      </w:r>
-    </w:p>
-    <w:p>
-      <w:pPr>
-        <w:numPr>
-          <w:ilvl w:val="0"/>
-          <w:numId w:val="1004"/>
-        </w:numPr>
+    </w:p>
+    <w:p>
+      <w:pPr>
+        <w:pStyle w:val="BodyText"/>
       </w:pPr>
       <w:r>
         <w:t xml:space="preserve">ELENA: There it is. Investors on speaker. During a safety discussion.</w:t>
       </w:r>
-      <w:r>
-        <w:t xml:space="preserve"> </w:t>
-      </w:r>
-      <w:r>
-        <w:t xml:space="preserve">엘레나: 그거네요. 안전 논의 중에 스피커로 투자자.</w:t>
-      </w:r>
-    </w:p>
-    <w:p>
-      <w:pPr>
-        <w:numPr>
-          <w:ilvl w:val="0"/>
-          <w:numId w:val="1004"/>
-        </w:numPr>
+    </w:p>
+    <w:p>
+      <w:pPr>
+        <w:pStyle w:val="BodyText"/>
       </w:pPr>
       <w:r>
         <w:t xml:space="preserve">NOAH: Elena, I didn’t ask him to call.</w:t>
       </w:r>
-      <w:r>
-        <w:t xml:space="preserve"> </w:t>
-      </w:r>
-      <w:r>
-        <w:t xml:space="preserve">노아: 엘레나, 내가 전화하라고 한 거 아니에요.</w:t>
-      </w:r>
-    </w:p>
-    <w:p>
-      <w:pPr>
-        <w:numPr>
-          <w:ilvl w:val="0"/>
-          <w:numId w:val="1004"/>
-        </w:numPr>
+    </w:p>
+    <w:p>
+      <w:pPr>
+        <w:pStyle w:val="BodyText"/>
       </w:pPr>
       <w:r>
         <w:t xml:space="preserve">ELENA: But you answered. That tells me what comes first today.</w:t>
       </w:r>
-      <w:r>
-        <w:t xml:space="preserve"> </w:t>
-      </w:r>
-      <w:r>
-        <w:t xml:space="preserve">엘레나: 하지만 받았잖아요. 그게 오늘 뭐가 먼저인지 말해 주네요.</w:t>
-      </w:r>
-    </w:p>
-    <w:p>
-      <w:pPr>
-        <w:numPr>
-          <w:ilvl w:val="0"/>
-          <w:numId w:val="1004"/>
-        </w:numPr>
+    </w:p>
+    <w:p>
+      <w:pPr>
+        <w:pStyle w:val="BodyText"/>
       </w:pPr>
       <w:r>
         <w:t xml:space="preserve">MARCUS: Stop. Both of you. Right now.</w:t>
       </w:r>
-      <w:r>
-        <w:t xml:space="preserve"> </w:t>
-      </w:r>
-      <w:r>
-        <w:t xml:space="preserve">마커스: 그만. 둘 다. 지금 당장.</w:t>
-      </w:r>
-    </w:p>
-    <w:p>
-      <w:pPr>
-        <w:numPr>
-          <w:ilvl w:val="0"/>
-          <w:numId w:val="1004"/>
-        </w:numPr>
+    </w:p>
+    <w:p>
+      <w:pPr>
+        <w:pStyle w:val="BodyText"/>
       </w:pPr>
       <w:r>
         <w:t xml:space="preserve">PRIYA: Elena, you’re tired. You saw a girl’s lips on the news, and you’re still carrying that. Noah, you didn’t sleep, and you’ve got investors in your ear. Neither of you is thinking clearly right now, and honestly, neither am I.</w:t>
       </w:r>
-      <w:r>
-        <w:t xml:space="preserve"> </w:t>
-      </w:r>
-      <w:r>
-        <w:t xml:space="preserve">프리야: 엘레나, 넌 지쳤어. 뉴스에서 그 여자애 입술을 봤고, 아직도 그걸 짊어지고 있어. 노아, 넌 잠을 못 잤고, 귀에선 투자자들이 떠들고 있어. 지금 둘 다 제대로 생각을 못 하고 있어. 솔직히, 나도 그래.</w:t>
-      </w:r>
-    </w:p>
-    <w:p>
-      <w:pPr>
-        <w:numPr>
-          <w:ilvl w:val="0"/>
-          <w:numId w:val="1004"/>
-        </w:numPr>
+    </w:p>
+    <w:p>
+      <w:pPr>
+        <w:pStyle w:val="BodyText"/>
       </w:pPr>
       <w:r>
         <w:t xml:space="preserve">MARCUS: Nobody decides anything today. Not Glow. Not the veto. Nothing.</w:t>
       </w:r>
-      <w:r>
-        <w:t xml:space="preserve"> </w:t>
-      </w:r>
-      <w:r>
-        <w:t xml:space="preserve">마커스: 오늘은 아무도 아무것도 결정하지 않아. 글로우도. 거부권도. 아무것도.</w:t>
-      </w:r>
-    </w:p>
-    <w:p>
-      <w:pPr>
-        <w:numPr>
-          <w:ilvl w:val="0"/>
-          <w:numId w:val="1004"/>
-        </w:numPr>
+    </w:p>
+    <w:p>
+      <w:pPr>
+        <w:pStyle w:val="BodyText"/>
       </w:pPr>
       <w:r>
         <w:t xml:space="preserve">ELENA: Fine. Then I’m going home.</w:t>
       </w:r>
-      <w:r>
-        <w:t xml:space="preserve"> </w:t>
-      </w:r>
-      <w:r>
-        <w:t xml:space="preserve">엘레나: 좋아요. 그럼 집에 갈게요.</w:t>
-      </w:r>
-    </w:p>
-    <w:p>
-      <w:pPr>
-        <w:numPr>
-          <w:ilvl w:val="0"/>
-          <w:numId w:val="1004"/>
-        </w:numPr>
+    </w:p>
+    <w:p>
+      <w:pPr>
+        <w:pStyle w:val="BodyText"/>
       </w:pPr>
       <w:r>
         <w:t xml:space="preserve">NOAH: Elena, wait.</w:t>
       </w:r>
-      <w:r>
-        <w:t xml:space="preserve"> </w:t>
-      </w:r>
-      <w:r>
-        <w:t xml:space="preserve">노아: 엘레나, 기다려요.</w:t>
-      </w:r>
-    </w:p>
-    <w:p>
-      <w:pPr>
-        <w:numPr>
-          <w:ilvl w:val="0"/>
-          <w:numId w:val="1004"/>
-        </w:numPr>
+    </w:p>
+    <w:p>
+      <w:pPr>
+        <w:pStyle w:val="BodyText"/>
       </w:pPr>
       <w:r>
         <w:t xml:space="preserve">ELENA: No. I need air. And I need to write a letter. Just in case.</w:t>
       </w:r>
-      <w:r>
-        <w:t xml:space="preserve"> </w:t>
-      </w:r>
-      <w:r>
-        <w:t xml:space="preserve">엘레나: 아니요. 바람 좀 쐬어야겠어요. 그리고 편지를 써야겠어요. 만약을 위해.</w:t>
-      </w:r>
-    </w:p>
-    <w:p>
-      <w:pPr>
-        <w:numPr>
-          <w:ilvl w:val="0"/>
-          <w:numId w:val="1004"/>
-        </w:numPr>
+    </w:p>
+    <w:p>
+      <w:pPr>
+        <w:pStyle w:val="BodyText"/>
       </w:pPr>
       <w:r>
         <w:t xml:space="preserve">PRIYA: Elena…</w:t>
       </w:r>
-      <w:r>
-        <w:t xml:space="preserve"> </w:t>
-      </w:r>
-      <w:r>
-        <w:t xml:space="preserve">프리야: 엘레나…</w:t>
-      </w:r>
-    </w:p>
-    <w:p>
-      <w:pPr>
-        <w:numPr>
-          <w:ilvl w:val="0"/>
-          <w:numId w:val="1004"/>
-        </w:numPr>
+    </w:p>
+    <w:p>
+      <w:pPr>
+        <w:pStyle w:val="BodyText"/>
       </w:pPr>
       <w:r>
         <w:t xml:space="preserve">SOFIA: …Did that just happen?</w:t>
       </w:r>
-      <w:r>
-        <w:t xml:space="preserve"> </w:t>
-      </w:r>
-      <w:r>
-        <w:t xml:space="preserve">소피아: …방금 그 일이 일어난 거예요?</w:t>
-      </w:r>
-    </w:p>
-    <w:p>
-      <w:pPr>
-        <w:numPr>
-          <w:ilvl w:val="0"/>
-          <w:numId w:val="1004"/>
-        </w:numPr>
+    </w:p>
+    <w:p>
+      <w:pPr>
+        <w:pStyle w:val="BodyText"/>
       </w:pPr>
       <w:r>
         <w:t xml:space="preserve">MARCUS: It happened.</w:t>
       </w:r>
-      <w:r>
-        <w:t xml:space="preserve"> </w:t>
-      </w:r>
-      <w:r>
-        <w:t xml:space="preserve">마커스: 일어났어.</w:t>
-      </w:r>
-    </w:p>
-    <w:p>
-      <w:pPr>
-        <w:numPr>
-          <w:ilvl w:val="0"/>
-          <w:numId w:val="1004"/>
-        </w:numPr>
+    </w:p>
+    <w:p>
+      <w:pPr>
+        <w:pStyle w:val="BodyText"/>
       </w:pPr>
       <w:r>
         <w:t xml:space="preserve">SOFIA: I’m sorry. I didn’t come here to break the founders.</w:t>
       </w:r>
-      <w:r>
-        <w:t xml:space="preserve"> </w:t>
-      </w:r>
-      <w:r>
-        <w:t xml:space="preserve">소피아: 미안해요. 창업자들을 갈라놓으려고 온 게 아니었어요.</w:t>
-      </w:r>
-    </w:p>
-    <w:p>
-      <w:pPr>
-        <w:numPr>
-          <w:ilvl w:val="0"/>
-          <w:numId w:val="1004"/>
-        </w:numPr>
+    </w:p>
+    <w:p>
+      <w:pPr>
+        <w:pStyle w:val="BodyText"/>
       </w:pPr>
       <w:r>
         <w:t xml:space="preserve">NOAH: You didn’t break anything, Sofia. It was already cracked. We just never looked, because we were busy, and because looking would have meant admitting that four friends had quietly become a company with different jobs and different fears.</w:t>
       </w:r>
-      <w:r>
-        <w:t xml:space="preserve"> </w:t>
-      </w:r>
-      <w:r>
-        <w:t xml:space="preserve">노아: 아무것도 망가뜨리지 않았어요, 소피아. 이미 금이 가 있었어요. 우리가 안 봤을 뿐이죠. 바빴고, 들여다보면 네 친구가 어느새 서로 다른 일과 서로 다른 두려움을 가진 회사가 됐다는 걸 인정해야 했으니까요.</w:t>
-      </w:r>
-    </w:p>
-    <w:p>
-      <w:pPr>
-        <w:numPr>
-          <w:ilvl w:val="0"/>
-          <w:numId w:val="1004"/>
-        </w:numPr>
+    </w:p>
+    <w:p>
+      <w:pPr>
+        <w:pStyle w:val="BodyText"/>
       </w:pPr>
       <w:r>
         <w:t xml:space="preserve">PRIYA: Different fears? What do you mean?</w:t>
-      </w:r>
-      <w:r>
-        <w:t xml:space="preserve"> </w:t>
-      </w:r>
-      <w:r>
-        <w:t xml:space="preserve">프리야: 서로 다른 두려움? 무슨 뜻이야?</w:t>
       </w:r>
     </w:p>
     <w:bookmarkEnd w:id="24"/>
@@ -2591,146 +1442,71 @@
     </w:p>
     <w:p>
       <w:pPr>
-        <w:numPr>
-          <w:ilvl w:val="0"/>
-          <w:numId w:val="1005"/>
-        </w:numPr>
+        <w:pStyle w:val="FirstParagraph"/>
       </w:pPr>
       <w:r>
         <w:t xml:space="preserve">NOAH: When we started, there were four of us and one rule. Now there are sixty-two people and a hundred rules. Elena guards safety, Sofia guards revenue, I guard everything, and somewhere along the way we stopped trusting each other to care about the rest.</w:t>
       </w:r>
-      <w:r>
-        <w:t xml:space="preserve"> </w:t>
-      </w:r>
-      <w:r>
-        <w:t xml:space="preserve">노아: 우리가 시작할 땐 넷이었고, 규칙은 하나였어. 지금은 62명에 규칙이 백 개야. 엘레나는 안전을 지키고, 소피아는 매출을 지키고, 나는 전부를 지키고. 그러다 어느새 우리는 서로가 나머지도 신경 쓴다고 믿지 않게 됐어.</w:t>
-      </w:r>
-    </w:p>
-    <w:p>
-      <w:pPr>
-        <w:numPr>
-          <w:ilvl w:val="0"/>
-          <w:numId w:val="1005"/>
-        </w:numPr>
+    </w:p>
+    <w:p>
+      <w:pPr>
+        <w:pStyle w:val="BodyText"/>
       </w:pPr>
       <w:r>
         <w:t xml:space="preserve">MARCUS: And nobody remembers who owns which rule.</w:t>
       </w:r>
-      <w:r>
-        <w:t xml:space="preserve"> </w:t>
-      </w:r>
-      <w:r>
-        <w:t xml:space="preserve">마커스: 그리고 누가 어떤 규칙의 주인인지 아무도 기억 못 하지.</w:t>
-      </w:r>
-    </w:p>
-    <w:p>
-      <w:pPr>
-        <w:numPr>
-          <w:ilvl w:val="0"/>
-          <w:numId w:val="1005"/>
-        </w:numPr>
+    </w:p>
+    <w:p>
+      <w:pPr>
+        <w:pStyle w:val="BodyText"/>
       </w:pPr>
       <w:r>
         <w:t xml:space="preserve">PRIYA: Elena thinks safety is hers alone. You think the company is yours alone.</w:t>
       </w:r>
-      <w:r>
-        <w:t xml:space="preserve"> </w:t>
-      </w:r>
-      <w:r>
-        <w:t xml:space="preserve">프리야: 엘레나는 안전이 자기 혼자 거라고 생각해. 넌 회사가 네 혼자 거라고 생각하고.</w:t>
-      </w:r>
-    </w:p>
-    <w:p>
-      <w:pPr>
-        <w:numPr>
-          <w:ilvl w:val="0"/>
-          <w:numId w:val="1005"/>
-        </w:numPr>
+    </w:p>
+    <w:p>
+      <w:pPr>
+        <w:pStyle w:val="BodyText"/>
       </w:pPr>
       <w:r>
         <w:t xml:space="preserve">NOAH: That’s… not wrong.</w:t>
       </w:r>
-      <w:r>
-        <w:t xml:space="preserve"> </w:t>
-      </w:r>
-      <w:r>
-        <w:t xml:space="preserve">노아: 그게… 틀리진 않네.</w:t>
-      </w:r>
-    </w:p>
-    <w:p>
-      <w:pPr>
-        <w:numPr>
-          <w:ilvl w:val="0"/>
-          <w:numId w:val="1005"/>
-        </w:numPr>
+    </w:p>
+    <w:p>
+      <w:pPr>
+        <w:pStyle w:val="BodyText"/>
       </w:pPr>
       <w:r>
         <w:t xml:space="preserve">MARCUS: We need help. From outside. Someone who doesn’t own any rules.</w:t>
       </w:r>
-      <w:r>
-        <w:t xml:space="preserve"> </w:t>
-      </w:r>
-      <w:r>
-        <w:t xml:space="preserve">마커스: 도움이 필요해. 밖에서. 어떤 규칙의 주인도 아닌 사람.</w:t>
-      </w:r>
-    </w:p>
-    <w:p>
-      <w:pPr>
-        <w:numPr>
-          <w:ilvl w:val="0"/>
-          <w:numId w:val="1005"/>
-        </w:numPr>
+    </w:p>
+    <w:p>
+      <w:pPr>
+        <w:pStyle w:val="BodyText"/>
       </w:pPr>
       <w:r>
         <w:t xml:space="preserve">NOAH: A lawyer? A board member?</w:t>
       </w:r>
-      <w:r>
-        <w:t xml:space="preserve"> </w:t>
-      </w:r>
-      <w:r>
-        <w:t xml:space="preserve">노아: 변호사? 이사?</w:t>
-      </w:r>
-    </w:p>
-    <w:p>
-      <w:pPr>
-        <w:numPr>
-          <w:ilvl w:val="0"/>
-          <w:numId w:val="1005"/>
-        </w:numPr>
+    </w:p>
+    <w:p>
+      <w:pPr>
+        <w:pStyle w:val="BodyText"/>
       </w:pPr>
       <w:r>
         <w:t xml:space="preserve">MARCUS: A coach. Denise’s college roommate, Dr. Miriam Fischer. She works with founders, and with fighting families, which is basically what we are right now. In the army, when a unit stops talking, you bring in someone neutral before somebody gets hurt.</w:t>
       </w:r>
-      <w:r>
-        <w:t xml:space="preserve"> </w:t>
-      </w:r>
-      <w:r>
-        <w:t xml:space="preserve">마커스: 코치. 데니스의 대학 룸메이트, 미리엄 피셔 박사. 창업자들이랑 일하고, 싸우는 가족들이랑도 일해. 지금 우리가 딱 그거잖아. 군대에선 부대가 서로 말을 안 하기 시작하면, 누가 다치기 전에 중립적인 사람을 데려와.</w:t>
-      </w:r>
-    </w:p>
-    <w:p>
-      <w:pPr>
-        <w:numPr>
-          <w:ilvl w:val="0"/>
-          <w:numId w:val="1005"/>
-        </w:numPr>
+    </w:p>
+    <w:p>
+      <w:pPr>
+        <w:pStyle w:val="BodyText"/>
       </w:pPr>
       <w:r>
         <w:t xml:space="preserve">PRIYA: A therapist for companies?</w:t>
       </w:r>
-      <w:r>
-        <w:t xml:space="preserve"> </w:t>
-      </w:r>
-      <w:r>
-        <w:t xml:space="preserve">프리야: 회사용 치료사?</w:t>
-      </w:r>
-    </w:p>
-    <w:p>
-      <w:pPr>
-        <w:numPr>
-          <w:ilvl w:val="0"/>
-          <w:numId w:val="1005"/>
-        </w:numPr>
+    </w:p>
+    <w:p>
+      <w:pPr>
+        <w:pStyle w:val="BodyText"/>
       </w:pPr>
       <w:r>
         <w:t xml:space="preserve">MARCUS: She hates that word. She says</w:t>
@@ -2753,11 +1529,45 @@
       <w:r>
         <w:t xml:space="preserve">For people who stopped understanding each other.</w:t>
       </w:r>
-      <w:r>
-        <w:t xml:space="preserve"> </w:t>
-      </w:r>
-      <w:r>
-        <w:t xml:space="preserve">마커스: 그 단어 싫어해.</w:t>
+    </w:p>
+    <w:p>
+      <w:pPr>
+        <w:pStyle w:val="BodyText"/>
+      </w:pPr>
+      <w:r>
+        <w:t xml:space="preserve">NOAH: Elena won’t come.</w:t>
+      </w:r>
+    </w:p>
+    <w:p>
+      <w:pPr>
+        <w:pStyle w:val="BodyText"/>
+      </w:pPr>
+      <w:r>
+        <w:t xml:space="preserve">MARCUS: Elena will come. If you ask her. Not as CEO. As Noah.</w:t>
+      </w:r>
+    </w:p>
+    <w:p>
+      <w:pPr>
+        <w:pStyle w:val="BodyText"/>
+      </w:pPr>
+      <w:r>
+        <w:t xml:space="preserve">NOAH: My phone. It’s her. A text.</w:t>
+      </w:r>
+    </w:p>
+    <w:p>
+      <w:pPr>
+        <w:pStyle w:val="BodyText"/>
+      </w:pPr>
+      <w:r>
+        <w:t xml:space="preserve">PRIYA: What does it say?</w:t>
+      </w:r>
+    </w:p>
+    <w:p>
+      <w:pPr>
+        <w:pStyle w:val="BodyText"/>
+      </w:pPr>
+      <w:r>
+        <w:t xml:space="preserve">NOAH:</w:t>
       </w:r>
       <w:r>
         <w:t xml:space="preserve"> </w:t>
@@ -2766,92 +1576,18 @@
         <w:t xml:space="preserve">“</w:t>
       </w:r>
       <w:r>
-        <w:t xml:space="preserve">통역사</w:t>
+        <w:t xml:space="preserve">I’m not quitting. But I’m not coming in tomorrow. The letter is written. It’s not sent.</w:t>
       </w:r>
       <w:r>
         <w:t xml:space="preserve">”</w:t>
       </w:r>
-      <w:r>
-        <w:t xml:space="preserve">래. 서로 이해하지 못하게 된 사람들을 위한.</w:t>
-      </w:r>
-    </w:p>
-    <w:p>
-      <w:pPr>
-        <w:numPr>
-          <w:ilvl w:val="0"/>
-          <w:numId w:val="1005"/>
-        </w:numPr>
-      </w:pPr>
-      <w:r>
-        <w:t xml:space="preserve">NOAH: Elena won’t come.</w:t>
-      </w:r>
-      <w:r>
-        <w:t xml:space="preserve"> </w:t>
-      </w:r>
-      <w:r>
-        <w:t xml:space="preserve">노아: 엘레나는 안 올 거야.</w:t>
-      </w:r>
-    </w:p>
-    <w:p>
-      <w:pPr>
-        <w:numPr>
-          <w:ilvl w:val="0"/>
-          <w:numId w:val="1005"/>
-        </w:numPr>
-      </w:pPr>
-      <w:r>
-        <w:t xml:space="preserve">MARCUS: Elena will come. If you ask her. Not as CEO. As Noah.</w:t>
-      </w:r>
-      <w:r>
-        <w:t xml:space="preserve"> </w:t>
-      </w:r>
-      <w:r>
-        <w:t xml:space="preserve">마커스: 엘레나는 올 거야. 네가 부탁하면. CEO로서가 아니라. 노아로서.</w:t>
-      </w:r>
-    </w:p>
-    <w:p>
-      <w:pPr>
-        <w:numPr>
-          <w:ilvl w:val="0"/>
-          <w:numId w:val="1005"/>
-        </w:numPr>
-      </w:pPr>
-      <w:r>
-        <w:t xml:space="preserve">NOAH: My phone. It’s her. A text.</w:t>
-      </w:r>
-      <w:r>
-        <w:t xml:space="preserve"> </w:t>
-      </w:r>
-      <w:r>
-        <w:t xml:space="preserve">노아: 전화. 엘레나야. 문자.</w:t>
-      </w:r>
-    </w:p>
-    <w:p>
-      <w:pPr>
-        <w:numPr>
-          <w:ilvl w:val="0"/>
-          <w:numId w:val="1005"/>
-        </w:numPr>
-      </w:pPr>
-      <w:r>
-        <w:t xml:space="preserve">PRIYA: What does it say?</w:t>
-      </w:r>
-      <w:r>
-        <w:t xml:space="preserve"> </w:t>
-      </w:r>
-      <w:r>
-        <w:t xml:space="preserve">프리야: 뭐래?</w:t>
-      </w:r>
-    </w:p>
-    <w:p>
-      <w:pPr>
-        <w:numPr>
-          <w:ilvl w:val="0"/>
-          <w:numId w:val="1005"/>
-        </w:numPr>
-      </w:pPr>
-      <w:r>
-        <w:t xml:space="preserve">NOAH:</w:t>
+    </w:p>
+    <w:p>
+      <w:pPr>
+        <w:pStyle w:val="BodyText"/>
+      </w:pPr>
+      <w:r>
+        <w:t xml:space="preserve">MARCUS:</w:t>
       </w:r>
       <w:r>
         <w:t xml:space="preserve"> </w:t>
@@ -2860,7 +1596,7 @@
         <w:t xml:space="preserve">“</w:t>
       </w:r>
       <w:r>
-        <w:t xml:space="preserve">I’m not quitting. But I’m not coming in tomorrow. The letter is written. It’s not sent.</w:t>
+        <w:t xml:space="preserve">Not sent.</w:t>
       </w:r>
       <w:r>
         <w:t xml:space="preserve">”</w:t>
@@ -2869,72 +1605,7 @@
         <w:t xml:space="preserve"> </w:t>
       </w:r>
       <w:r>
-        <w:t xml:space="preserve">노아:</w:t>
-      </w:r>
-      <w:r>
-        <w:t xml:space="preserve"> </w:t>
-      </w:r>
-      <w:r>
-        <w:t xml:space="preserve">“</w:t>
-      </w:r>
-      <w:r>
-        <w:t xml:space="preserve">그만두는 거 아니에요. 하지만 내일은 안 나가요. 편지는 썼어요. 보내진 않았고요.</w:t>
-      </w:r>
-      <w:r>
-        <w:t xml:space="preserve">”</w:t>
-      </w:r>
-    </w:p>
-    <w:p>
-      <w:pPr>
-        <w:numPr>
-          <w:ilvl w:val="0"/>
-          <w:numId w:val="1005"/>
-        </w:numPr>
-      </w:pPr>
-      <w:r>
-        <w:t xml:space="preserve">MARCUS:</w:t>
-      </w:r>
-      <w:r>
-        <w:t xml:space="preserve"> </w:t>
-      </w:r>
-      <w:r>
-        <w:t xml:space="preserve">“</w:t>
-      </w:r>
-      <w:r>
-        <w:t xml:space="preserve">Not sent.</w:t>
-      </w:r>
-      <w:r>
-        <w:t xml:space="preserve">”</w:t>
-      </w:r>
-      <w:r>
-        <w:t xml:space="preserve"> </w:t>
-      </w:r>
-      <w:r>
         <w:t xml:space="preserve">That’s the most hopeful thing anyone said today. Call Miriam.</w:t>
-      </w:r>
-      <w:r>
-        <w:t xml:space="preserve"> </w:t>
-      </w:r>
-      <w:r>
-        <w:t xml:space="preserve">마커스:</w:t>
-      </w:r>
-      <w:r>
-        <w:t xml:space="preserve"> </w:t>
-      </w:r>
-      <w:r>
-        <w:t xml:space="preserve">“</w:t>
-      </w:r>
-      <w:r>
-        <w:t xml:space="preserve">보내지 않았다.</w:t>
-      </w:r>
-      <w:r>
-        <w:t xml:space="preserve">”</w:t>
-      </w:r>
-      <w:r>
-        <w:t xml:space="preserve"> </w:t>
-      </w:r>
-      <w:r>
-        <w:t xml:space="preserve">오늘 누가 한 말 중에 제일 희망적이네. 미리엄한테 전화해.</w:t>
       </w:r>
     </w:p>
     <w:p>
@@ -3075,7 +1746,7 @@
               <w:jc w:val="left"/>
             </w:pPr>
             <w:r>
-              <w:t xml:space="preserve">7턴. 투자자 반응을 해석할 때.</w:t>
+              <w:t xml:space="preserve">도입. 투자자 반응을 해석할 때.</w:t>
             </w:r>
           </w:p>
         </w:tc>
@@ -3125,7 +1796,7 @@
               <w:jc w:val="left"/>
             </w:pPr>
             <w:r>
-              <w:t xml:space="preserve">25턴. 회의에서 말 끊기를 막는 표현.</w:t>
+              <w:t xml:space="preserve">장면1. 회의에서 말 끊기를 막는 표현.</w:t>
             </w:r>
           </w:p>
         </w:tc>
@@ -3175,7 +1846,7 @@
               <w:jc w:val="left"/>
             </w:pPr>
             <w:r>
-              <w:t xml:space="preserve">42·60턴. 왜곡된 재진술을 바로잡는 표현.</w:t>
+              <w:t xml:space="preserve">장면1. 왜곡된 재진술을 바로잡는 표현.</w:t>
             </w:r>
           </w:p>
         </w:tc>
@@ -3225,7 +1896,7 @@
               <w:jc w:val="left"/>
             </w:pPr>
             <w:r>
-              <w:t xml:space="preserve">48턴. 과열된 회의를 진정시키는 말.</w:t>
+              <w:t xml:space="preserve">장면1. 과열된 회의를 진정시키는 말.</w:t>
             </w:r>
           </w:p>
         </w:tc>
@@ -3275,7 +1946,7 @@
               <w:jc w:val="left"/>
             </w:pPr>
             <w:r>
-              <w:t xml:space="preserve">51턴. 갈등 상황의 전형적 비난 표현.</w:t>
+              <w:t xml:space="preserve">장면2. 갈등 상황의 전형적 비난 표현.</w:t>
             </w:r>
           </w:p>
         </w:tc>
@@ -3325,7 +1996,7 @@
               <w:jc w:val="left"/>
             </w:pPr>
             <w:r>
-              <w:t xml:space="preserve">61턴. 선을 넘은 발언을 지적할 때.</w:t>
+              <w:t xml:space="preserve">장면2. 선을 넘은 발언을 지적할 때.</w:t>
             </w:r>
           </w:p>
         </w:tc>
@@ -3375,7 +2046,7 @@
               <w:jc w:val="left"/>
             </w:pPr>
             <w:r>
-              <w:t xml:space="preserve">62·80턴. 감정을 담아 경청을 요청하는 표현.</w:t>
+              <w:t xml:space="preserve">장면2. 감정을 담아 경청을 요청하는 표현.</w:t>
             </w:r>
           </w:p>
         </w:tc>
@@ -3425,7 +2096,7 @@
               <w:jc w:val="left"/>
             </w:pPr>
             <w:r>
-              <w:t xml:space="preserve">82턴. 갈등을 해결 쪽으로 돌리는 질문.</w:t>
+              <w:t xml:space="preserve">절정·전환. 갈등을 해결 쪽으로 돌리는 질문.</w:t>
             </w:r>
           </w:p>
         </w:tc>
@@ -3475,7 +2146,7 @@
               <w:jc w:val="left"/>
             </w:pPr>
             <w:r>
-              <w:t xml:space="preserve">84턴. 협상 여지가 없는 요구를 지적할 때.</w:t>
+              <w:t xml:space="preserve">절정·전환. 협상 여지가 없는 요구를 지적할 때.</w:t>
             </w:r>
           </w:p>
         </w:tc>
@@ -3525,7 +2196,7 @@
               <w:jc w:val="left"/>
             </w:pPr>
             <w:r>
-              <w:t xml:space="preserve">104턴. 갈등의 근본 원인을 인정하는 표현.</w:t>
+              <w:t xml:space="preserve">절정·전환. 갈등의 근본 원인을 인정하는 표현.</w:t>
             </w:r>
           </w:p>
         </w:tc>
@@ -4065,7 +2736,7 @@
           <w:bCs/>
           <w:b/>
         </w:rPr>
-        <w:t xml:space="preserve">31턴 ELENA:</w:t>
+        <w:t xml:space="preserve">ELENA (장면1):</w:t>
       </w:r>
       <w:r>
         <w:t xml:space="preserve"> </w:t>
@@ -4316,9 +2987,1285 @@
         <w:t xml:space="preserve">주간 점검을 월간으로 줄이자는 제안에 같은 구조로 35단어 안팎으로 반대해 보기.</w:t>
       </w:r>
     </w:p>
+    <w:p>
+      <w:r>
+        <w:pict>
+          <v:rect style="width:0;height:1.5pt" o:hralign="center" o:hrstd="t" o:hr="t"/>
+        </w:pict>
+      </w:r>
+    </w:p>
     <w:bookmarkEnd w:id="30"/>
     <w:bookmarkEnd w:id="31"/>
+    <w:bookmarkStart w:id="37" w:name="한국어-번역"/>
+    <w:p>
+      <w:pPr>
+        <w:pStyle w:val="Heading2"/>
+      </w:pPr>
+      <w:r>
+        <w:t xml:space="preserve">한국어 번역</w:t>
+      </w:r>
+    </w:p>
+    <w:bookmarkStart w:id="32" w:name="도입-오전-8시-창고-1"/>
+    <w:p>
+      <w:pPr>
+        <w:pStyle w:val="Heading3"/>
+      </w:pPr>
+      <w:r>
+        <w:t xml:space="preserve">도입 — 오전 8시, 창고</w:t>
+      </w:r>
+    </w:p>
+    <w:p>
+      <w:pPr>
+        <w:pStyle w:val="FirstParagraph"/>
+      </w:pPr>
+      <w:r>
+        <w:t xml:space="preserve">레오: 일련번호 라벨. 시험 배치. 모든 주사기에 번호. 병원 하나까지 추적.</w:t>
+      </w:r>
+    </w:p>
+    <w:p>
+      <w:pPr>
+        <w:pStyle w:val="BodyText"/>
+      </w:pPr>
+      <w:r>
+        <w:t xml:space="preserve">마커스: 상자당 얼마나 걸려?</w:t>
+      </w:r>
+    </w:p>
+    <w:p>
+      <w:pPr>
+        <w:pStyle w:val="BodyText"/>
+      </w:pPr>
+      <w:r>
+        <w:t xml:space="preserve">레오: 수작업으로 40초. 한국에서 기계를 만들고 있어요. 6주.</w:t>
+      </w:r>
+    </w:p>
+    <w:p>
+      <w:pPr>
+        <w:pStyle w:val="BodyText"/>
+      </w:pPr>
+      <w:r>
+        <w:t xml:space="preserve">노아: 좋은 아침. 늦어서 미안. 잠을 못 잤어.</w:t>
+      </w:r>
+    </w:p>
+    <w:p>
+      <w:pPr>
+        <w:pStyle w:val="BodyText"/>
+      </w:pPr>
+      <w:r>
+        <w:t xml:space="preserve">마커스: 그래 보여. 무슨 일이야?</w:t>
+      </w:r>
+    </w:p>
+    <w:p>
+      <w:pPr>
+        <w:pStyle w:val="BodyText"/>
+      </w:pPr>
+      <w:r>
+        <w:t xml:space="preserve">노아: 리처드가 자정에 문자했어. 시리즈 B 투자자 두 곳이 보류했대. 소송이랑 글로우 뉴스 때문에. 떠났다고 하진 않았지만, 희망적으로 들리지도 않았어. 그리고 난 남은 밤 내내 천장만 쳐다봤지.</w:t>
+      </w:r>
+    </w:p>
+    <w:p>
+      <w:pPr>
+        <w:pStyle w:val="BodyText"/>
+      </w:pPr>
+      <w:r>
+        <w:t xml:space="preserve">마커스: 보류야. 거절이 아니라.</w:t>
+      </w:r>
+    </w:p>
+    <w:p>
+      <w:pPr>
+        <w:pStyle w:val="BodyText"/>
+      </w:pPr>
+      <w:r>
+        <w:t xml:space="preserve">노아: 리처드 말로는</w:t>
+      </w:r>
+      <w:r>
+        <w:t xml:space="preserve"> </w:t>
+      </w:r>
+      <w:r>
+        <w:t xml:space="preserve">“</w:t>
+      </w:r>
+      <w:r>
+        <w:t xml:space="preserve">보류</w:t>
+      </w:r>
+      <w:r>
+        <w:t xml:space="preserve">”</w:t>
+      </w:r>
+      <w:r>
+        <w:t xml:space="preserve">가 투자자들이 정중하게</w:t>
+      </w:r>
+      <w:r>
+        <w:t xml:space="preserve"> </w:t>
+      </w:r>
+      <w:r>
+        <w:t xml:space="preserve">“</w:t>
+      </w:r>
+      <w:r>
+        <w:t xml:space="preserve">노</w:t>
+      </w:r>
+      <w:r>
+        <w:t xml:space="preserve">”</w:t>
+      </w:r>
+      <w:r>
+        <w:t xml:space="preserve">라고 하는 방식이래.</w:t>
+      </w:r>
+      <w:r>
+        <w:t xml:space="preserve"> </w:t>
+      </w:r>
+      <w:r>
+        <w:t xml:space="preserve">“</w:t>
+      </w:r>
+      <w:r>
+        <w:t xml:space="preserve">긍정적으로 검토</w:t>
+      </w:r>
+      <w:r>
+        <w:t xml:space="preserve">”</w:t>
+      </w:r>
+      <w:r>
+        <w:t xml:space="preserve">처럼.</w:t>
+      </w:r>
+    </w:p>
+    <w:p>
+      <w:pPr>
+        <w:pStyle w:val="BodyText"/>
+      </w:pPr>
+      <w:r>
+        <w:t xml:space="preserve">레오: 라벨 작업 멈춰야 해요? 글로우가 없어지면?</w:t>
+      </w:r>
+    </w:p>
+    <w:p>
+      <w:pPr>
+        <w:pStyle w:val="BodyText"/>
+      </w:pPr>
+      <w:r>
+        <w:t xml:space="preserve">노아: 아니. 라벨은 계속해. 모든 고객에게. 글로우가 있든 없든.</w:t>
+      </w:r>
+    </w:p>
+    <w:p>
+      <w:pPr>
+        <w:pStyle w:val="BodyText"/>
+      </w:pPr>
+      <w:r>
+        <w:t xml:space="preserve">데릭: 노아. 그레그가 밤사이 역제안을 보냈어요. 소피아가 갖고 있어요. 오전 10시 회의.</w:t>
+      </w:r>
+    </w:p>
+    <w:p>
+      <w:pPr>
+        <w:pStyle w:val="BodyText"/>
+      </w:pPr>
+      <w:r>
+        <w:t xml:space="preserve">노아: 뭘 원해요?</w:t>
+      </w:r>
+    </w:p>
+    <w:p>
+      <w:pPr>
+        <w:pStyle w:val="BodyText"/>
+      </w:pPr>
+      <w:r>
+        <w:t xml:space="preserve">데릭: 분기별 재고 대조, 자체 보고, 감사 없음. 그리고 파일럿은 바로 재개. 솔직히, 전에 하던 방식에 달력만 붙인 거예요. 회의 전에 말씀드리고 싶었어요. 다들 앞에서 놀라시지 않게요.</w:t>
+      </w:r>
+    </w:p>
+    <w:p>
+      <w:pPr>
+        <w:pStyle w:val="BodyText"/>
+      </w:pPr>
+      <w:r>
+        <w:t xml:space="preserve">마커스: 자체 보고. 그쪽이 보고하지 않았던 상자 두 개처럼.</w:t>
+      </w:r>
+    </w:p>
+    <w:p>
+      <w:pPr>
+        <w:pStyle w:val="BodyText"/>
+      </w:pPr>
+      <w:r>
+        <w:t xml:space="preserve">노아: 알아, 마커스. 알아. 소피아 얘기부터 들어 보자.</w:t>
+      </w:r>
+    </w:p>
     <w:bookmarkEnd w:id="32"/>
+    <w:bookmarkStart w:id="33" w:name="장면1-오전-10시-회의실-1"/>
+    <w:p>
+      <w:pPr>
+        <w:pStyle w:val="Heading3"/>
+      </w:pPr>
+      <w:r>
+        <w:t xml:space="preserve">장면1 — 오전 10시, 회의실</w:t>
+      </w:r>
+    </w:p>
+    <w:p>
+      <w:pPr>
+        <w:pStyle w:val="FirstParagraph"/>
+      </w:pPr>
+      <w:r>
+        <w:t xml:space="preserve">소피아: 사실부터요. 글로우는 내년 예측의 22%예요. 글로우가 없으면, 이 방에 있는 모두가 동의한 목표 6만 개를 못 맞춰요. 누굴 겁주려는 게 아니에요. 다른 걸로 다투기 전에, 같은 숫자를 놓고 이야기했으면 하는 거예요.</w:t>
+      </w:r>
+    </w:p>
+    <w:p>
+      <w:pPr>
+        <w:pStyle w:val="BodyText"/>
+      </w:pPr>
+      <w:r>
+        <w:t xml:space="preserve">프리야: 얼마나?</w:t>
+      </w:r>
+    </w:p>
+    <w:p>
+      <w:pPr>
+        <w:pStyle w:val="BodyText"/>
+      </w:pPr>
+      <w:r>
+        <w:t xml:space="preserve">소피아: 약 1만 3천 개. 550만 달러.</w:t>
+      </w:r>
+    </w:p>
+    <w:p>
+      <w:pPr>
+        <w:pStyle w:val="BodyText"/>
+      </w:pPr>
+      <w:r>
+        <w:t xml:space="preserve">마커스: 그리고 시리즈 B 투자자들이 지금 그 숫자를 보고 있어.</w:t>
+      </w:r>
+    </w:p>
+    <w:p>
+      <w:pPr>
+        <w:pStyle w:val="BodyText"/>
+      </w:pPr>
+      <w:r>
+        <w:t xml:space="preserve">소피아: 그레그의 제안. 분기별 자체 보고. 감사 없음. 월요일에 파일럿 재개.</w:t>
+      </w:r>
+    </w:p>
+    <w:p>
+      <w:pPr>
+        <w:pStyle w:val="BodyText"/>
+      </w:pPr>
+      <w:r>
+        <w:t xml:space="preserve">엘레나: 안 돼요.</w:t>
+      </w:r>
+    </w:p>
+    <w:p>
+      <w:pPr>
+        <w:pStyle w:val="BodyText"/>
+      </w:pPr>
+      <w:r>
+        <w:t xml:space="preserve">소피아: 엘레나, 아직 안 끝났어요.</w:t>
+      </w:r>
+    </w:p>
+    <w:p>
+      <w:pPr>
+        <w:pStyle w:val="BodyText"/>
+      </w:pPr>
+      <w:r>
+        <w:t xml:space="preserve">엘레나: 끝낼 필요 없어요. 자체 보고가 데스티니 사건이 일어난 방식이에요.</w:t>
+      </w:r>
+    </w:p>
+    <w:p>
+      <w:pPr>
+        <w:pStyle w:val="BodyText"/>
+      </w:pPr>
+      <w:r>
+        <w:t xml:space="preserve">소피아: 그레그의 안이 약하다는 데는 동의해요. 그래서 제 역제안이 있어요.</w:t>
+      </w:r>
+    </w:p>
+    <w:p>
+      <w:pPr>
+        <w:pStyle w:val="BodyText"/>
+      </w:pPr>
+      <w:r>
+        <w:t xml:space="preserve">노아: 끝까지 말하게 해 줘요, 엘레나. 부탁해요.</w:t>
+      </w:r>
+    </w:p>
+    <w:p>
+      <w:pPr>
+        <w:pStyle w:val="BodyText"/>
+      </w:pPr>
+      <w:r>
+        <w:t xml:space="preserve">소피아: 분기 자체 보고. 거기에 무작위 감사. 매 분기 글로우 지점 10%. 우리가.</w:t>
+      </w:r>
+    </w:p>
+    <w:p>
+      <w:pPr>
+        <w:pStyle w:val="BodyText"/>
+      </w:pPr>
+      <w:r>
+        <w:t xml:space="preserve">프리야: 10%. 그럼 한 지점이 감사받는 건 약 2년 반에 한 번이네.</w:t>
+      </w:r>
+    </w:p>
+    <w:p>
+      <w:pPr>
+        <w:pStyle w:val="BodyText"/>
+      </w:pPr>
+      <w:r>
+        <w:t xml:space="preserve">소피아: 거기에 일련번호. 모든 주사기가 추적 가능해요. 그건 새로운 거예요. 강력하고요.</w:t>
+      </w:r>
+    </w:p>
+    <w:p>
+      <w:pPr>
+        <w:pStyle w:val="BodyText"/>
+      </w:pPr>
+      <w:r>
+        <w:t xml:space="preserve">엘레나: 뭔가 잘못된 다음에 추적 가능한 거죠. 그 전이 아니라.</w:t>
+      </w:r>
+    </w:p>
+    <w:p>
+      <w:pPr>
+        <w:pStyle w:val="BodyText"/>
+      </w:pPr>
+      <w:r>
+        <w:t xml:space="preserve">소피아: 엘레나, 미리 다 잡아내는 시스템은 없어요.</w:t>
+      </w:r>
+    </w:p>
+    <w:p>
+      <w:pPr>
+        <w:pStyle w:val="BodyText"/>
+      </w:pPr>
+      <w:r>
+        <w:t xml:space="preserve">엘레나: 월간 재고 대조였다면 사라진 상자 두 개를 30일 안에, 파티 전에 잡았을 거예요. 이건 이론이 아니에요. 산수예요. 분기별 자체 보고는 도둑에게 석 달을 주고, 창피한 병원은 숫자를 대충 맞출 이유가 충분해요.</w:t>
+      </w:r>
+    </w:p>
+    <w:p>
+      <w:pPr>
+        <w:pStyle w:val="BodyText"/>
+      </w:pPr>
+      <w:r>
+        <w:t xml:space="preserve">마커스: 그건 엘레나 말이 맞아. 상자는 파티 8주 전에 사라졌어.</w:t>
+      </w:r>
+    </w:p>
+    <w:p>
+      <w:pPr>
+        <w:pStyle w:val="BodyText"/>
+      </w:pPr>
+      <w:r>
+        <w:t xml:space="preserve">노아: 소피아 제안은 글로우가 원래 하던 것보다 큰 진전이에요. 원래는 아무것도 없었으니까.</w:t>
+      </w:r>
+    </w:p>
+    <w:p>
+      <w:pPr>
+        <w:pStyle w:val="BodyText"/>
+      </w:pPr>
+      <w:r>
+        <w:t xml:space="preserve">엘레나: 아무것도 없는 것보다 큰 진전이어도 당신이 약속한 것보단 후퇴예요.</w:t>
+      </w:r>
+    </w:p>
+    <w:p>
+      <w:pPr>
+        <w:pStyle w:val="BodyText"/>
+      </w:pPr>
+      <w:r>
+        <w:t xml:space="preserve">노아: 난 안전을 약속했어요. 이것도 여전히 안전이에요.</w:t>
+      </w:r>
+    </w:p>
+    <w:p>
+      <w:pPr>
+        <w:pStyle w:val="BodyText"/>
+      </w:pPr>
+      <w:r>
+        <w:t xml:space="preserve">엘레나: 당신은 월간 조사를 약속했어요.</w:t>
+      </w:r>
+      <w:r>
+        <w:t xml:space="preserve"> </w:t>
+      </w:r>
+      <w:r>
+        <w:t xml:space="preserve">“</w:t>
+      </w:r>
+      <w:r>
+        <w:t xml:space="preserve">예외 없음.</w:t>
+      </w:r>
+      <w:r>
+        <w:t xml:space="preserve">”</w:t>
+      </w:r>
+      <w:r>
+        <w:t xml:space="preserve"> </w:t>
+      </w:r>
+      <w:r>
+        <w:t xml:space="preserve">텔레비전에서. 어제.</w:t>
+      </w:r>
+    </w:p>
+    <w:p>
+      <w:pPr>
+        <w:pStyle w:val="BodyText"/>
+      </w:pPr>
+      <w:r>
+        <w:t xml:space="preserve">노아: 원칙에 대해</w:t>
+      </w:r>
+      <w:r>
+        <w:t xml:space="preserve"> </w:t>
+      </w:r>
+      <w:r>
+        <w:t xml:space="preserve">“</w:t>
+      </w:r>
+      <w:r>
+        <w:t xml:space="preserve">예외 없음</w:t>
+      </w:r>
+      <w:r>
+        <w:t xml:space="preserve">”</w:t>
+      </w:r>
+      <w:r>
+        <w:t xml:space="preserve">이라고 한 거예요. 모든 세부 사항이 아니라.</w:t>
+      </w:r>
+    </w:p>
+    <w:p>
+      <w:pPr>
+        <w:pStyle w:val="BodyText"/>
+      </w:pPr>
+      <w:r>
+        <w:t xml:space="preserve">엘레나: 카를라 라모스는</w:t>
+      </w:r>
+      <w:r>
+        <w:t xml:space="preserve"> </w:t>
+      </w:r>
+      <w:r>
+        <w:t xml:space="preserve">“</w:t>
+      </w:r>
+      <w:r>
+        <w:t xml:space="preserve">원칙</w:t>
+      </w:r>
+      <w:r>
+        <w:t xml:space="preserve">”</w:t>
+      </w:r>
+      <w:r>
+        <w:t xml:space="preserve">을 듣지 않았어요.</w:t>
+      </w:r>
+      <w:r>
+        <w:t xml:space="preserve"> </w:t>
+      </w:r>
+      <w:r>
+        <w:t xml:space="preserve">“</w:t>
+      </w:r>
+      <w:r>
+        <w:t xml:space="preserve">예외 없음</w:t>
+      </w:r>
+      <w:r>
+        <w:t xml:space="preserve">”</w:t>
+      </w:r>
+      <w:r>
+        <w:t xml:space="preserve">을 들었죠.</w:t>
+      </w:r>
+    </w:p>
+    <w:p>
+      <w:pPr>
+        <w:pStyle w:val="BodyText"/>
+      </w:pPr>
+      <w:r>
+        <w:t xml:space="preserve">소피아: 한마디 해도 돼요? 난 데스티니를 신경 써요. 300개 병원 환자들도 신경 쓰고요.</w:t>
+      </w:r>
+    </w:p>
+    <w:p>
+      <w:pPr>
+        <w:pStyle w:val="BodyText"/>
+      </w:pPr>
+      <w:r>
+        <w:t xml:space="preserve">마커스: 그리고 글로우가 떠나면 그 환자들은 플렉스를 맞지. 할번의 교육으로. 우리 것 말고.</w:t>
+      </w:r>
+    </w:p>
+    <w:p>
+      <w:pPr>
+        <w:pStyle w:val="BodyText"/>
+      </w:pPr>
+      <w:r>
+        <w:t xml:space="preserve">엘레나: 그러니까 그들을 붙잡으려고 기준을 낮추자고요? 그게 논리예요?</w:t>
+      </w:r>
+    </w:p>
+    <w:p>
+      <w:pPr>
+        <w:pStyle w:val="BodyText"/>
+      </w:pPr>
+      <w:r>
+        <w:t xml:space="preserve">소피아: 내가 한 말은 그게 아니에요.</w:t>
+      </w:r>
+    </w:p>
+    <w:p>
+      <w:pPr>
+        <w:pStyle w:val="BodyText"/>
+      </w:pPr>
+      <w:r>
+        <w:t xml:space="preserve">엘레나: 그럼 뭐라고 했는데요?</w:t>
+      </w:r>
+    </w:p>
+    <w:p>
+      <w:pPr>
+        <w:pStyle w:val="BodyText"/>
+      </w:pPr>
+      <w:r>
+        <w:t xml:space="preserve">소피아: 300곳에 약간 낮은 기준이 있는 게 300곳에 기준이 아예 없는 것보다 낫다고 했어요. 글로우가 떠나도, 그 병원들은 시술을 멈추지 않아요. 선반에 상자가 몇 개 있는지 절대 묻지 않는 곳에서 사 갈 뿐이에요.</w:t>
+      </w:r>
+    </w:p>
+    <w:p>
+      <w:pPr>
+        <w:pStyle w:val="BodyText"/>
+      </w:pPr>
+      <w:r>
+        <w:t xml:space="preserve">엘레나:</w:t>
+      </w:r>
+      <w:r>
+        <w:t xml:space="preserve"> </w:t>
+      </w:r>
+      <w:r>
+        <w:t xml:space="preserve">“</w:t>
+      </w:r>
+      <w:r>
+        <w:t xml:space="preserve">약간 낮은.</w:t>
+      </w:r>
+      <w:r>
+        <w:t xml:space="preserve">”</w:t>
+      </w:r>
+      <w:r>
+        <w:t xml:space="preserve"> </w:t>
+      </w:r>
+      <w:r>
+        <w:t xml:space="preserve">다음 데스티니한테 그렇게 말해 봐요.</w:t>
+      </w:r>
+    </w:p>
+    <w:p>
+      <w:pPr>
+        <w:pStyle w:val="BodyText"/>
+      </w:pPr>
+      <w:r>
+        <w:t xml:space="preserve">노아: 엘레나, 그건 소피아한테 공정하지 않아요.</w:t>
+      </w:r>
+    </w:p>
+    <w:p>
+      <w:pPr>
+        <w:pStyle w:val="BodyText"/>
+      </w:pPr>
+      <w:r>
+        <w:t xml:space="preserve">엘레나: 공정? 어제는 공정했어요? 그 애한테?</w:t>
+      </w:r>
+    </w:p>
+    <w:p>
+      <w:pPr>
+        <w:pStyle w:val="BodyText"/>
+      </w:pPr>
+      <w:r>
+        <w:t xml:space="preserve">프리야: 좋아. 속도 좀 늦출 수 있을까? 다들 말하고 있어. 아무도 안 듣고.</w:t>
+      </w:r>
+    </w:p>
+    <w:p>
+      <w:pPr>
+        <w:pStyle w:val="BodyText"/>
+      </w:pPr>
+      <w:r>
+        <w:t xml:space="preserve">엘레나: 한 시간 동안 듣고 있었어요. 매출 얘기. 투자자 얘기. 그레그 얘기.</w:t>
+      </w:r>
+    </w:p>
+    <w:p>
+      <w:pPr>
+        <w:pStyle w:val="BodyText"/>
+      </w:pPr>
+      <w:r>
+        <w:t xml:space="preserve">노아: 그리고 난 5년 동안 당신 말을 들어 왔어요, 엘레나.</w:t>
+      </w:r>
+    </w:p>
+    <w:bookmarkEnd w:id="33"/>
+    <w:bookmarkStart w:id="34" w:name="장면2-폭발-1"/>
+    <w:p>
+      <w:pPr>
+        <w:pStyle w:val="Heading3"/>
+      </w:pPr>
+      <w:r>
+        <w:t xml:space="preserve">장면2 — 폭발</w:t>
+      </w:r>
+    </w:p>
+    <w:p>
+      <w:pPr>
+        <w:pStyle w:val="FirstParagraph"/>
+      </w:pPr>
+      <w:r>
+        <w:t xml:space="preserve">엘레나: 그래요? 지금은 안 듣고 있잖아요.</w:t>
+      </w:r>
+    </w:p>
+    <w:p>
+      <w:pPr>
+        <w:pStyle w:val="BodyText"/>
+      </w:pPr>
+      <w:r>
+        <w:t xml:space="preserve">노아: 듣고 있어요. 그리고 동시에 이 회사를 살려 두려고 하고 있어요.</w:t>
+      </w:r>
+    </w:p>
+    <w:p>
+      <w:pPr>
+        <w:pStyle w:val="BodyText"/>
+      </w:pPr>
+      <w:r>
+        <w:t xml:space="preserve">엘레나: 뭘 위해 살려 둬요? 자기 상자도 못 세는 병원에 팔려고?</w:t>
+      </w:r>
+    </w:p>
+    <w:p>
+      <w:pPr>
+        <w:pStyle w:val="BodyText"/>
+      </w:pPr>
+      <w:r>
+        <w:t xml:space="preserve">소피아: 엘레나, 당신은 급여를 책임지지 않잖아요. 노아가 해요. 62명.</w:t>
+      </w:r>
+    </w:p>
+    <w:p>
+      <w:pPr>
+        <w:pStyle w:val="BodyText"/>
+      </w:pPr>
+      <w:r>
+        <w:t xml:space="preserve">엘레나: 난 얼굴을 책임져요. 모든 얼굴. 그게 여기서 내 일이에요.</w:t>
+      </w:r>
+    </w:p>
+    <w:p>
+      <w:pPr>
+        <w:pStyle w:val="BodyText"/>
+      </w:pPr>
+      <w:r>
+        <w:t xml:space="preserve">노아: 우리 모두 그래요. 그게 회사 전체예요.</w:t>
+      </w:r>
+    </w:p>
+    <w:p>
+      <w:pPr>
+        <w:pStyle w:val="BodyText"/>
+      </w:pPr>
+      <w:r>
+        <w:t xml:space="preserve">엘레나: 그럼 그렇게 행동해요. 어제는 창업자처럼 말하더니. 오늘은 톰처럼 말하네요.</w:t>
+      </w:r>
+    </w:p>
+    <w:p>
+      <w:pPr>
+        <w:pStyle w:val="BodyText"/>
+      </w:pPr>
+      <w:r>
+        <w:t xml:space="preserve">노아: …그건 공정하지 않아요.</w:t>
+      </w:r>
+    </w:p>
+    <w:p>
+      <w:pPr>
+        <w:pStyle w:val="BodyText"/>
+      </w:pPr>
+      <w:r>
+        <w:t xml:space="preserve">엘레나:</w:t>
+      </w:r>
+      <w:r>
+        <w:t xml:space="preserve"> </w:t>
+      </w:r>
+      <w:r>
+        <w:t xml:space="preserve">“</w:t>
+      </w:r>
+      <w:r>
+        <w:t xml:space="preserve">개인적인 감정은 없어. 그냥 비즈니스야.</w:t>
+      </w:r>
+      <w:r>
+        <w:t xml:space="preserve">”</w:t>
+      </w:r>
+      <w:r>
+        <w:t xml:space="preserve"> </w:t>
+      </w:r>
+      <w:r>
+        <w:t xml:space="preserve">그 말 하려던 거 아니에요?</w:t>
+      </w:r>
+    </w:p>
+    <w:p>
+      <w:pPr>
+        <w:pStyle w:val="BodyText"/>
+      </w:pPr>
+      <w:r>
+        <w:t xml:space="preserve">노아: 내가 한 말은 그게 아니에요. 당신도 알잖아요.</w:t>
+      </w:r>
+    </w:p>
+    <w:p>
+      <w:pPr>
+        <w:pStyle w:val="BodyText"/>
+      </w:pPr>
+      <w:r>
+        <w:t xml:space="preserve">마커스: 엘레나. 그건 너무했어.</w:t>
+      </w:r>
+    </w:p>
+    <w:p>
+      <w:pPr>
+        <w:pStyle w:val="BodyText"/>
+      </w:pPr>
+      <w:r>
+        <w:t xml:space="preserve">엘레나: 그럴지도요. 하지만 내 말을 들어 줘요. 다들.</w:t>
+      </w:r>
+    </w:p>
+    <w:p>
+      <w:pPr>
+        <w:pStyle w:val="BodyText"/>
+      </w:pPr>
+      <w:r>
+        <w:t xml:space="preserve">노아: 여기 있어요. 듣고 있어요.</w:t>
+      </w:r>
+    </w:p>
+    <w:p>
+      <w:pPr>
+        <w:pStyle w:val="BodyText"/>
+      </w:pPr>
+      <w:r>
+        <w:t xml:space="preserve">엘레나: 우리가 시작할 때, 나는 한 가지만 말했어요. 위험한 건 무엇이든 멈출 수 있어야만 합류하겠다고. 돈이 들더라도, 당신이 화가 나더라도. 난 그 약속 때문에 응급실을 떠났어요, 노아. 그리고 한 번도 그걸 쓴 적이 없어요.</w:t>
+      </w:r>
+    </w:p>
+    <w:p>
+      <w:pPr>
+        <w:pStyle w:val="BodyText"/>
+      </w:pPr>
+      <w:r>
+        <w:t xml:space="preserve">노아: 그리고 난 당신한테 거부권을 줬어요. 서면으로. 리처드가 약화시키려 했지만. 우린 지켰죠.</w:t>
+      </w:r>
+    </w:p>
+    <w:p>
+      <w:pPr>
+        <w:pStyle w:val="BodyText"/>
+      </w:pPr>
+      <w:r>
+        <w:t xml:space="preserve">엘레나: 그랬죠. 그러니 이걸 들어요. 그레그 조건이든 소피아 조건이든 받아들이면, 그걸 쓸 거예요.</w:t>
+      </w:r>
+    </w:p>
+    <w:p>
+      <w:pPr>
+        <w:pStyle w:val="BodyText"/>
+      </w:pPr>
+      <w:r>
+        <w:t xml:space="preserve">소피아: 영업 계약을 거부권으로 막는다고요?</w:t>
+      </w:r>
+    </w:p>
+    <w:p>
+      <w:pPr>
+        <w:pStyle w:val="BodyText"/>
+      </w:pPr>
+      <w:r>
+        <w:t xml:space="preserve">엘레나: 환자를 다치게 할 거라고 믿는 재고 기준을 막는 거예요. 정확히 그 용도예요.</w:t>
+      </w:r>
+    </w:p>
+    <w:p>
+      <w:pPr>
+        <w:pStyle w:val="BodyText"/>
+      </w:pPr>
+      <w:r>
+        <w:t xml:space="preserve">프리야: 엘레나… 확실해?</w:t>
+      </w:r>
+    </w:p>
+    <w:p>
+      <w:pPr>
+        <w:pStyle w:val="BodyText"/>
+      </w:pPr>
+      <w:r>
+        <w:t xml:space="preserve">노아: 그럼 서면으로 해야 해요. 이사회에. 사유와 함께. 그게 절차예요.</w:t>
+      </w:r>
+    </w:p>
+    <w:p>
+      <w:pPr>
+        <w:pStyle w:val="BodyText"/>
+      </w:pPr>
+      <w:r>
+        <w:t xml:space="preserve">엘레나: 절차는 알아요. 내가 쓰는 걸 도왔으니까.</w:t>
+      </w:r>
+    </w:p>
+    <w:p>
+      <w:pPr>
+        <w:pStyle w:val="BodyText"/>
+      </w:pPr>
+      <w:r>
+        <w:t xml:space="preserve">프리야: 엘레나. 노아. 제발. 우리 이런 적 없었어. 지분 때문에 싸웠을 때도. 그땐 아직 있지도 않은 돈 때문에 싸운 거였잖아. 이번엔 우리가 어떤 사람들인지에 대한 싸움이고, 다음에 무슨 말이 나올지 무서워.</w:t>
+      </w:r>
+    </w:p>
+    <w:p>
+      <w:pPr>
+        <w:pStyle w:val="BodyText"/>
+      </w:pPr>
+      <w:r>
+        <w:t xml:space="preserve">마커스: 프리야 말이 맞아. 5년. 우리 넷. 거부권을 쓴 적이 없어.</w:t>
+      </w:r>
+    </w:p>
+    <w:p>
+      <w:pPr>
+        <w:pStyle w:val="BodyText"/>
+      </w:pPr>
+      <w:r>
+        <w:t xml:space="preserve">엘레나: 노아가 이유를 준 적이 없었으니까요. 오늘까지.</w:t>
+      </w:r>
+    </w:p>
+    <w:p>
+      <w:pPr>
+        <w:pStyle w:val="BodyText"/>
+      </w:pPr>
+      <w:r>
+        <w:t xml:space="preserve">노아: 아직 아무것도 결정 안 했어요, 엘레나. 논의하고 있었잖아요.</w:t>
+      </w:r>
+    </w:p>
+    <w:p>
+      <w:pPr>
+        <w:pStyle w:val="BodyText"/>
+      </w:pPr>
+      <w:r>
+        <w:t xml:space="preserve">엘레나: 소피아 제안이</w:t>
+      </w:r>
+      <w:r>
+        <w:t xml:space="preserve"> </w:t>
+      </w:r>
+      <w:r>
+        <w:t xml:space="preserve">“</w:t>
+      </w:r>
+      <w:r>
+        <w:t xml:space="preserve">큰 진전</w:t>
+      </w:r>
+      <w:r>
+        <w:t xml:space="preserve">”</w:t>
+      </w:r>
+      <w:r>
+        <w:t xml:space="preserve">이라고 했잖아요. 어디로 가는지 들렸어요.</w:t>
+      </w:r>
+    </w:p>
+    <w:p>
+      <w:pPr>
+        <w:pStyle w:val="BodyText"/>
+      </w:pPr>
+      <w:r>
+        <w:t xml:space="preserve">소피아: 하나만 더 말해도 돼요? 끊기지 않고?</w:t>
+      </w:r>
+    </w:p>
+    <w:p>
+      <w:pPr>
+        <w:pStyle w:val="BodyText"/>
+      </w:pPr>
+      <w:r>
+        <w:t xml:space="preserve">엘레나: 하세요.</w:t>
+      </w:r>
+    </w:p>
+    <w:p>
+      <w:pPr>
+        <w:pStyle w:val="BodyText"/>
+      </w:pPr>
+      <w:r>
+        <w:t xml:space="preserve">소피아: 전 적이 아니에요. 여러분의 기준 때문에 이 회사에 들어왔어요. 하지만 고객 없는 기준은 아무도 보호하지 못해요. 완벽할 수 없는 파트너를 전부 잃으면, 우리 규칙은 결국 빈방을 지키게 될 거예요.</w:t>
+      </w:r>
+    </w:p>
+    <w:p>
+      <w:pPr>
+        <w:pStyle w:val="BodyText"/>
+      </w:pPr>
+      <w:r>
+        <w:t xml:space="preserve">프리야: 소피아 말도 맞아, 엘레나. 둘 다 사실일 수 있어.</w:t>
+      </w:r>
+    </w:p>
+    <w:bookmarkEnd w:id="34"/>
+    <w:bookmarkStart w:id="35" w:name="절정전환-엘레나의-퇴장-1"/>
+    <w:p>
+      <w:pPr>
+        <w:pStyle w:val="Heading3"/>
+      </w:pPr>
+      <w:r>
+        <w:t xml:space="preserve">절정·전환 — 엘레나의 퇴장</w:t>
+      </w:r>
+    </w:p>
+    <w:p>
+      <w:pPr>
+        <w:pStyle w:val="FirstParagraph"/>
+      </w:pPr>
+      <w:r>
+        <w:t xml:space="preserve">엘레나: 들려요. 그래도 동의하지 않아요.</w:t>
+      </w:r>
+    </w:p>
+    <w:p>
+      <w:pPr>
+        <w:pStyle w:val="BodyText"/>
+      </w:pPr>
+      <w:r>
+        <w:t xml:space="preserve">노아: 엘레나, 뭘 받아들일 수 있어요? 말해 줘요. 거부하는 거 말고. 받아들일 수 있는 거.</w:t>
+      </w:r>
+    </w:p>
+    <w:p>
+      <w:pPr>
+        <w:pStyle w:val="BodyText"/>
+      </w:pPr>
+      <w:r>
+        <w:t xml:space="preserve">엘레나: 월간 조사. 모든 지점에서. 아니면 글로우 없음.</w:t>
+      </w:r>
+    </w:p>
+    <w:p>
+      <w:pPr>
+        <w:pStyle w:val="BodyText"/>
+      </w:pPr>
+      <w:r>
+        <w:t xml:space="preserve">소피아: 그건 제안이 아니에요. 최후통첩이죠.</w:t>
+      </w:r>
+    </w:p>
+    <w:p>
+      <w:pPr>
+        <w:pStyle w:val="BodyText"/>
+      </w:pPr>
+      <w:r>
+        <w:t xml:space="preserve">엘레나: 그럼 뭐라고 부르든 상관없어요.</w:t>
+      </w:r>
+    </w:p>
+    <w:p>
+      <w:pPr>
+        <w:pStyle w:val="BodyText"/>
+      </w:pPr>
+      <w:r>
+        <w:t xml:space="preserve">리처드: 노아. 끼어들어서 미안해요. 2분. 지금 안 좋은 때예요?</w:t>
+      </w:r>
+    </w:p>
+    <w:p>
+      <w:pPr>
+        <w:pStyle w:val="BodyText"/>
+      </w:pPr>
+      <w:r>
+        <w:t xml:space="preserve">노아: 최악의 때예요, 리처드. 말해요.</w:t>
+      </w:r>
+    </w:p>
+    <w:p>
+      <w:pPr>
+        <w:pStyle w:val="BodyText"/>
+      </w:pPr>
+      <w:r>
+        <w:t xml:space="preserve">리처드: 세 번째 투자자가 전화했어요. 글로우가</w:t>
+      </w:r>
+      <w:r>
+        <w:t xml:space="preserve"> </w:t>
+      </w:r>
+      <w:r>
+        <w:t xml:space="preserve">“</w:t>
+      </w:r>
+      <w:r>
+        <w:t xml:space="preserve">확보</w:t>
+      </w:r>
+      <w:r>
+        <w:t xml:space="preserve">”</w:t>
+      </w:r>
+      <w:r>
+        <w:t xml:space="preserve">됐는지 알고 싶대요. 금요일까지.</w:t>
+      </w:r>
+    </w:p>
+    <w:p>
+      <w:pPr>
+        <w:pStyle w:val="BodyText"/>
+      </w:pPr>
+      <w:r>
+        <w:t xml:space="preserve">노아: 작업 중이라고 전해 줘요.</w:t>
+      </w:r>
+    </w:p>
+    <w:p>
+      <w:pPr>
+        <w:pStyle w:val="BodyText"/>
+      </w:pPr>
+      <w:r>
+        <w:t xml:space="preserve">리처드:</w:t>
+      </w:r>
+      <w:r>
+        <w:t xml:space="preserve"> </w:t>
+      </w:r>
+      <w:r>
+        <w:t xml:space="preserve">“</w:t>
+      </w:r>
+      <w:r>
+        <w:t xml:space="preserve">작업 중</w:t>
+      </w:r>
+      <w:r>
+        <w:t xml:space="preserve">”</w:t>
+      </w:r>
+      <w:r>
+        <w:t xml:space="preserve">은</w:t>
+      </w:r>
+      <w:r>
+        <w:t xml:space="preserve"> </w:t>
+      </w:r>
+      <w:r>
+        <w:t xml:space="preserve">“</w:t>
+      </w:r>
+      <w:r>
+        <w:t xml:space="preserve">노</w:t>
+      </w:r>
+      <w:r>
+        <w:t xml:space="preserve">”</w:t>
+      </w:r>
+      <w:r>
+        <w:t xml:space="preserve">처럼 들려요. 진짜를 가져와요. 금요일까지.</w:t>
+      </w:r>
+    </w:p>
+    <w:p>
+      <w:pPr>
+        <w:pStyle w:val="BodyText"/>
+      </w:pPr>
+      <w:r>
+        <w:t xml:space="preserve">엘레나: 그거네요. 안전 논의 중에 스피커로 투자자.</w:t>
+      </w:r>
+    </w:p>
+    <w:p>
+      <w:pPr>
+        <w:pStyle w:val="BodyText"/>
+      </w:pPr>
+      <w:r>
+        <w:t xml:space="preserve">노아: 엘레나, 내가 전화하라고 한 거 아니에요.</w:t>
+      </w:r>
+    </w:p>
+    <w:p>
+      <w:pPr>
+        <w:pStyle w:val="BodyText"/>
+      </w:pPr>
+      <w:r>
+        <w:t xml:space="preserve">엘레나: 하지만 받았잖아요. 그게 오늘 뭐가 먼저인지 말해 주네요.</w:t>
+      </w:r>
+    </w:p>
+    <w:p>
+      <w:pPr>
+        <w:pStyle w:val="BodyText"/>
+      </w:pPr>
+      <w:r>
+        <w:t xml:space="preserve">마커스: 그만. 둘 다. 지금 당장.</w:t>
+      </w:r>
+    </w:p>
+    <w:p>
+      <w:pPr>
+        <w:pStyle w:val="BodyText"/>
+      </w:pPr>
+      <w:r>
+        <w:t xml:space="preserve">프리야: 엘레나, 넌 지쳤어. 뉴스에서 그 여자애 입술을 봤고, 아직도 그걸 짊어지고 있어. 노아, 넌 잠을 못 잤고, 귀에선 투자자들이 떠들고 있어. 지금 둘 다 제대로 생각을 못 하고 있어. 솔직히, 나도 그래.</w:t>
+      </w:r>
+    </w:p>
+    <w:p>
+      <w:pPr>
+        <w:pStyle w:val="BodyText"/>
+      </w:pPr>
+      <w:r>
+        <w:t xml:space="preserve">마커스: 오늘은 아무도 아무것도 결정하지 않아. 글로우도. 거부권도. 아무것도.</w:t>
+      </w:r>
+    </w:p>
+    <w:p>
+      <w:pPr>
+        <w:pStyle w:val="BodyText"/>
+      </w:pPr>
+      <w:r>
+        <w:t xml:space="preserve">엘레나: 좋아요. 그럼 집에 갈게요.</w:t>
+      </w:r>
+    </w:p>
+    <w:p>
+      <w:pPr>
+        <w:pStyle w:val="BodyText"/>
+      </w:pPr>
+      <w:r>
+        <w:t xml:space="preserve">노아: 엘레나, 기다려요.</w:t>
+      </w:r>
+    </w:p>
+    <w:p>
+      <w:pPr>
+        <w:pStyle w:val="BodyText"/>
+      </w:pPr>
+      <w:r>
+        <w:t xml:space="preserve">엘레나: 아니요. 바람 좀 쐬어야겠어요. 그리고 편지를 써야겠어요. 만약을 위해.</w:t>
+      </w:r>
+    </w:p>
+    <w:p>
+      <w:pPr>
+        <w:pStyle w:val="BodyText"/>
+      </w:pPr>
+      <w:r>
+        <w:t xml:space="preserve">프리야: 엘레나…</w:t>
+      </w:r>
+    </w:p>
+    <w:p>
+      <w:pPr>
+        <w:pStyle w:val="BodyText"/>
+      </w:pPr>
+      <w:r>
+        <w:t xml:space="preserve">소피아: …방금 그 일이 일어난 거예요?</w:t>
+      </w:r>
+    </w:p>
+    <w:p>
+      <w:pPr>
+        <w:pStyle w:val="BodyText"/>
+      </w:pPr>
+      <w:r>
+        <w:t xml:space="preserve">마커스: 일어났어.</w:t>
+      </w:r>
+    </w:p>
+    <w:p>
+      <w:pPr>
+        <w:pStyle w:val="BodyText"/>
+      </w:pPr>
+      <w:r>
+        <w:t xml:space="preserve">소피아: 미안해요. 창업자들을 갈라놓으려고 온 게 아니었어요.</w:t>
+      </w:r>
+    </w:p>
+    <w:p>
+      <w:pPr>
+        <w:pStyle w:val="BodyText"/>
+      </w:pPr>
+      <w:r>
+        <w:t xml:space="preserve">노아: 아무것도 망가뜨리지 않았어요, 소피아. 이미 금이 가 있었어요. 우리가 안 봤을 뿐이죠. 바빴고, 들여다보면 네 친구가 어느새 서로 다른 일과 서로 다른 두려움을 가진 회사가 됐다는 걸 인정해야 했으니까요.</w:t>
+      </w:r>
+    </w:p>
+    <w:p>
+      <w:pPr>
+        <w:pStyle w:val="BodyText"/>
+      </w:pPr>
+      <w:r>
+        <w:t xml:space="preserve">프리야: 서로 다른 두려움? 무슨 뜻이야?</w:t>
+      </w:r>
+    </w:p>
+    <w:bookmarkEnd w:id="35"/>
+    <w:bookmarkStart w:id="36" w:name="마무리-밤-9시-빈-사무실-1"/>
+    <w:p>
+      <w:pPr>
+        <w:pStyle w:val="Heading3"/>
+      </w:pPr>
+      <w:r>
+        <w:t xml:space="preserve">마무리 — 밤 9시, 빈 사무실</w:t>
+      </w:r>
+    </w:p>
+    <w:p>
+      <w:pPr>
+        <w:pStyle w:val="FirstParagraph"/>
+      </w:pPr>
+      <w:r>
+        <w:t xml:space="preserve">노아: 우리가 시작할 땐 넷이었고, 규칙은 하나였어. 지금은 62명에 규칙이 백 개야. 엘레나는 안전을 지키고, 소피아는 매출을 지키고, 나는 전부를 지키고. 그러다 어느새 우리는 서로가 나머지도 신경 쓴다고 믿지 않게 됐어.</w:t>
+      </w:r>
+    </w:p>
+    <w:p>
+      <w:pPr>
+        <w:pStyle w:val="BodyText"/>
+      </w:pPr>
+      <w:r>
+        <w:t xml:space="preserve">마커스: 그리고 누가 어떤 규칙의 주인인지 아무도 기억 못 하지.</w:t>
+      </w:r>
+    </w:p>
+    <w:p>
+      <w:pPr>
+        <w:pStyle w:val="BodyText"/>
+      </w:pPr>
+      <w:r>
+        <w:t xml:space="preserve">프리야: 엘레나는 안전이 자기 혼자 거라고 생각해. 넌 회사가 네 혼자 거라고 생각하고.</w:t>
+      </w:r>
+    </w:p>
+    <w:p>
+      <w:pPr>
+        <w:pStyle w:val="BodyText"/>
+      </w:pPr>
+      <w:r>
+        <w:t xml:space="preserve">노아: 그게… 틀리진 않네.</w:t>
+      </w:r>
+    </w:p>
+    <w:p>
+      <w:pPr>
+        <w:pStyle w:val="BodyText"/>
+      </w:pPr>
+      <w:r>
+        <w:t xml:space="preserve">마커스: 도움이 필요해. 밖에서. 어떤 규칙의 주인도 아닌 사람.</w:t>
+      </w:r>
+    </w:p>
+    <w:p>
+      <w:pPr>
+        <w:pStyle w:val="BodyText"/>
+      </w:pPr>
+      <w:r>
+        <w:t xml:space="preserve">노아: 변호사? 이사?</w:t>
+      </w:r>
+    </w:p>
+    <w:p>
+      <w:pPr>
+        <w:pStyle w:val="BodyText"/>
+      </w:pPr>
+      <w:r>
+        <w:t xml:space="preserve">마커스: 코치. 데니스의 대학 룸메이트, 미리엄 피셔 박사. 창업자들이랑 일하고, 싸우는 가족들이랑도 일해. 지금 우리가 딱 그거잖아. 군대에선 부대가 서로 말을 안 하기 시작하면, 누가 다치기 전에 중립적인 사람을 데려와.</w:t>
+      </w:r>
+    </w:p>
+    <w:p>
+      <w:pPr>
+        <w:pStyle w:val="BodyText"/>
+      </w:pPr>
+      <w:r>
+        <w:t xml:space="preserve">프리야: 회사용 치료사?</w:t>
+      </w:r>
+    </w:p>
+    <w:p>
+      <w:pPr>
+        <w:pStyle w:val="BodyText"/>
+      </w:pPr>
+      <w:r>
+        <w:t xml:space="preserve">마커스: 그 단어 싫어해.</w:t>
+      </w:r>
+      <w:r>
+        <w:t xml:space="preserve"> </w:t>
+      </w:r>
+      <w:r>
+        <w:t xml:space="preserve">“</w:t>
+      </w:r>
+      <w:r>
+        <w:t xml:space="preserve">통역사</w:t>
+      </w:r>
+      <w:r>
+        <w:t xml:space="preserve">”</w:t>
+      </w:r>
+      <w:r>
+        <w:t xml:space="preserve">래. 서로 이해하지 못하게 된 사람들을 위한.</w:t>
+      </w:r>
+    </w:p>
+    <w:p>
+      <w:pPr>
+        <w:pStyle w:val="BodyText"/>
+      </w:pPr>
+      <w:r>
+        <w:t xml:space="preserve">노아: 엘레나는 안 올 거야.</w:t>
+      </w:r>
+    </w:p>
+    <w:p>
+      <w:pPr>
+        <w:pStyle w:val="BodyText"/>
+      </w:pPr>
+      <w:r>
+        <w:t xml:space="preserve">마커스: 엘레나는 올 거야. 네가 부탁하면. CEO로서가 아니라. 노아로서.</w:t>
+      </w:r>
+    </w:p>
+    <w:p>
+      <w:pPr>
+        <w:pStyle w:val="BodyText"/>
+      </w:pPr>
+      <w:r>
+        <w:t xml:space="preserve">노아: 전화. 엘레나야. 문자.</w:t>
+      </w:r>
+    </w:p>
+    <w:p>
+      <w:pPr>
+        <w:pStyle w:val="BodyText"/>
+      </w:pPr>
+      <w:r>
+        <w:t xml:space="preserve">프리야: 뭐래?</w:t>
+      </w:r>
+    </w:p>
+    <w:p>
+      <w:pPr>
+        <w:pStyle w:val="BodyText"/>
+      </w:pPr>
+      <w:r>
+        <w:t xml:space="preserve">노아:</w:t>
+      </w:r>
+      <w:r>
+        <w:t xml:space="preserve"> </w:t>
+      </w:r>
+      <w:r>
+        <w:t xml:space="preserve">“</w:t>
+      </w:r>
+      <w:r>
+        <w:t xml:space="preserve">그만두는 거 아니에요. 하지만 내일은 안 나가요. 편지는 썼어요. 보내진 않았고요.</w:t>
+      </w:r>
+      <w:r>
+        <w:t xml:space="preserve">”</w:t>
+      </w:r>
+    </w:p>
+    <w:p>
+      <w:pPr>
+        <w:pStyle w:val="BodyText"/>
+      </w:pPr>
+      <w:r>
+        <w:t xml:space="preserve">마커스:</w:t>
+      </w:r>
+      <w:r>
+        <w:t xml:space="preserve"> </w:t>
+      </w:r>
+      <w:r>
+        <w:t xml:space="preserve">“</w:t>
+      </w:r>
+      <w:r>
+        <w:t xml:space="preserve">보내지 않았다.</w:t>
+      </w:r>
+      <w:r>
+        <w:t xml:space="preserve">”</w:t>
+      </w:r>
+      <w:r>
+        <w:t xml:space="preserve"> </w:t>
+      </w:r>
+      <w:r>
+        <w:t xml:space="preserve">오늘 누가 한 말 중에 제일 희망적이네. 미리엄한테 전화해.</w:t>
+      </w:r>
+    </w:p>
+    <w:bookmarkEnd w:id="36"/>
+    <w:bookmarkEnd w:id="37"/>
+    <w:bookmarkEnd w:id="38"/>
     <w:sectPr/>
   </w:body>
 </w:document>
@@ -4425,583 +4372,8 @@
       </w:pPr>
     </w:lvl>
   </w:abstractNum>
-  <w:abstractNum w:abstractNumId="99411">
-    <w:nsid w:val="A99411"/>
-    <w:multiLevelType w:val="multilevel"/>
-    <w:lvl w:ilvl="0">
-      <w:start w:val="1"/>
-      <w:numFmt w:val="decimal"/>
-      <w:lvlText w:val="%1."/>
-      <w:lvlJc w:val="left"/>
-      <w:pPr>
-        <w:ind w:left="720" w:hanging="480"/>
-      </w:pPr>
-    </w:lvl>
-    <w:lvl w:ilvl="1">
-      <w:start w:val="1"/>
-      <w:numFmt w:val="decimal"/>
-      <w:lvlText w:val="%2."/>
-      <w:lvlJc w:val="left"/>
-      <w:pPr>
-        <w:ind w:left="1440" w:hanging="480"/>
-      </w:pPr>
-    </w:lvl>
-    <w:lvl w:ilvl="2">
-      <w:start w:val="1"/>
-      <w:numFmt w:val="decimal"/>
-      <w:lvlText w:val="%3."/>
-      <w:lvlJc w:val="left"/>
-      <w:pPr>
-        <w:ind w:left="2160" w:hanging="480"/>
-      </w:pPr>
-    </w:lvl>
-    <w:lvl w:ilvl="3">
-      <w:start w:val="1"/>
-      <w:numFmt w:val="decimal"/>
-      <w:lvlText w:val="%4."/>
-      <w:lvlJc w:val="left"/>
-      <w:pPr>
-        <w:ind w:left="2880" w:hanging="480"/>
-      </w:pPr>
-    </w:lvl>
-    <w:lvl w:ilvl="4">
-      <w:start w:val="1"/>
-      <w:numFmt w:val="decimal"/>
-      <w:lvlText w:val="%5."/>
-      <w:lvlJc w:val="left"/>
-      <w:pPr>
-        <w:ind w:left="3600" w:hanging="480"/>
-      </w:pPr>
-    </w:lvl>
-    <w:lvl w:ilvl="5">
-      <w:start w:val="1"/>
-      <w:numFmt w:val="decimal"/>
-      <w:lvlText w:val="%6."/>
-      <w:lvlJc w:val="left"/>
-      <w:pPr>
-        <w:ind w:left="4320" w:hanging="480"/>
-      </w:pPr>
-    </w:lvl>
-    <w:lvl w:ilvl="6">
-      <w:start w:val="1"/>
-      <w:numFmt w:val="decimal"/>
-      <w:lvlText w:val="%7."/>
-      <w:lvlJc w:val="left"/>
-      <w:pPr>
-        <w:ind w:left="5040" w:hanging="480"/>
-      </w:pPr>
-    </w:lvl>
-    <w:lvl w:ilvl="7">
-      <w:start w:val="1"/>
-      <w:numFmt w:val="decimal"/>
-      <w:lvlText w:val="%8."/>
-      <w:lvlJc w:val="left"/>
-      <w:pPr>
-        <w:ind w:left="5760" w:hanging="480"/>
-      </w:pPr>
-    </w:lvl>
-    <w:lvl w:ilvl="8">
-      <w:start w:val="1"/>
-      <w:numFmt w:val="decimal"/>
-      <w:lvlText w:val="%9."/>
-      <w:lvlJc w:val="left"/>
-      <w:pPr>
-        <w:ind w:left="6480" w:hanging="480"/>
-      </w:pPr>
-    </w:lvl>
-  </w:abstractNum>
-  <w:abstractNum w:abstractNumId="994116">
-    <w:nsid w:val="A994116"/>
-    <w:multiLevelType w:val="multilevel"/>
-    <w:lvl w:ilvl="0">
-      <w:start w:val="16"/>
-      <w:numFmt w:val="decimal"/>
-      <w:lvlText w:val="%1."/>
-      <w:lvlJc w:val="left"/>
-      <w:pPr>
-        <w:ind w:left="720" w:hanging="480"/>
-      </w:pPr>
-    </w:lvl>
-    <w:lvl w:ilvl="1">
-      <w:start w:val="16"/>
-      <w:numFmt w:val="decimal"/>
-      <w:lvlText w:val="%2."/>
-      <w:lvlJc w:val="left"/>
-      <w:pPr>
-        <w:ind w:left="1440" w:hanging="480"/>
-      </w:pPr>
-    </w:lvl>
-    <w:lvl w:ilvl="2">
-      <w:start w:val="16"/>
-      <w:numFmt w:val="decimal"/>
-      <w:lvlText w:val="%3."/>
-      <w:lvlJc w:val="left"/>
-      <w:pPr>
-        <w:ind w:left="2160" w:hanging="480"/>
-      </w:pPr>
-    </w:lvl>
-    <w:lvl w:ilvl="3">
-      <w:start w:val="16"/>
-      <w:numFmt w:val="decimal"/>
-      <w:lvlText w:val="%4."/>
-      <w:lvlJc w:val="left"/>
-      <w:pPr>
-        <w:ind w:left="2880" w:hanging="480"/>
-      </w:pPr>
-    </w:lvl>
-    <w:lvl w:ilvl="4">
-      <w:start w:val="16"/>
-      <w:numFmt w:val="decimal"/>
-      <w:lvlText w:val="%5."/>
-      <w:lvlJc w:val="left"/>
-      <w:pPr>
-        <w:ind w:left="3600" w:hanging="480"/>
-      </w:pPr>
-    </w:lvl>
-    <w:lvl w:ilvl="5">
-      <w:start w:val="16"/>
-      <w:numFmt w:val="decimal"/>
-      <w:lvlText w:val="%6."/>
-      <w:lvlJc w:val="left"/>
-      <w:pPr>
-        <w:ind w:left="4320" w:hanging="480"/>
-      </w:pPr>
-    </w:lvl>
-    <w:lvl w:ilvl="6">
-      <w:start w:val="16"/>
-      <w:numFmt w:val="decimal"/>
-      <w:lvlText w:val="%7."/>
-      <w:lvlJc w:val="left"/>
-      <w:pPr>
-        <w:ind w:left="5040" w:hanging="480"/>
-      </w:pPr>
-    </w:lvl>
-    <w:lvl w:ilvl="7">
-      <w:start w:val="16"/>
-      <w:numFmt w:val="decimal"/>
-      <w:lvlText w:val="%8."/>
-      <w:lvlJc w:val="left"/>
-      <w:pPr>
-        <w:ind w:left="5760" w:hanging="480"/>
-      </w:pPr>
-    </w:lvl>
-    <w:lvl w:ilvl="8">
-      <w:start w:val="16"/>
-      <w:numFmt w:val="decimal"/>
-      <w:lvlText w:val="%9."/>
-      <w:lvlJc w:val="left"/>
-      <w:pPr>
-        <w:ind w:left="6480" w:hanging="480"/>
-      </w:pPr>
-    </w:lvl>
-  </w:abstractNum>
-  <w:abstractNum w:abstractNumId="994151">
-    <w:nsid w:val="A994151"/>
-    <w:multiLevelType w:val="multilevel"/>
-    <w:lvl w:ilvl="0">
-      <w:start w:val="51"/>
-      <w:numFmt w:val="decimal"/>
-      <w:lvlText w:val="%1."/>
-      <w:lvlJc w:val="left"/>
-      <w:pPr>
-        <w:ind w:left="720" w:hanging="480"/>
-      </w:pPr>
-    </w:lvl>
-    <w:lvl w:ilvl="1">
-      <w:start w:val="51"/>
-      <w:numFmt w:val="decimal"/>
-      <w:lvlText w:val="%2."/>
-      <w:lvlJc w:val="left"/>
-      <w:pPr>
-        <w:ind w:left="1440" w:hanging="480"/>
-      </w:pPr>
-    </w:lvl>
-    <w:lvl w:ilvl="2">
-      <w:start w:val="51"/>
-      <w:numFmt w:val="decimal"/>
-      <w:lvlText w:val="%3."/>
-      <w:lvlJc w:val="left"/>
-      <w:pPr>
-        <w:ind w:left="2160" w:hanging="480"/>
-      </w:pPr>
-    </w:lvl>
-    <w:lvl w:ilvl="3">
-      <w:start w:val="51"/>
-      <w:numFmt w:val="decimal"/>
-      <w:lvlText w:val="%4."/>
-      <w:lvlJc w:val="left"/>
-      <w:pPr>
-        <w:ind w:left="2880" w:hanging="480"/>
-      </w:pPr>
-    </w:lvl>
-    <w:lvl w:ilvl="4">
-      <w:start w:val="51"/>
-      <w:numFmt w:val="decimal"/>
-      <w:lvlText w:val="%5."/>
-      <w:lvlJc w:val="left"/>
-      <w:pPr>
-        <w:ind w:left="3600" w:hanging="480"/>
-      </w:pPr>
-    </w:lvl>
-    <w:lvl w:ilvl="5">
-      <w:start w:val="51"/>
-      <w:numFmt w:val="decimal"/>
-      <w:lvlText w:val="%6."/>
-      <w:lvlJc w:val="left"/>
-      <w:pPr>
-        <w:ind w:left="4320" w:hanging="480"/>
-      </w:pPr>
-    </w:lvl>
-    <w:lvl w:ilvl="6">
-      <w:start w:val="51"/>
-      <w:numFmt w:val="decimal"/>
-      <w:lvlText w:val="%7."/>
-      <w:lvlJc w:val="left"/>
-      <w:pPr>
-        <w:ind w:left="5040" w:hanging="480"/>
-      </w:pPr>
-    </w:lvl>
-    <w:lvl w:ilvl="7">
-      <w:start w:val="51"/>
-      <w:numFmt w:val="decimal"/>
-      <w:lvlText w:val="%8."/>
-      <w:lvlJc w:val="left"/>
-      <w:pPr>
-        <w:ind w:left="5760" w:hanging="480"/>
-      </w:pPr>
-    </w:lvl>
-    <w:lvl w:ilvl="8">
-      <w:start w:val="51"/>
-      <w:numFmt w:val="decimal"/>
-      <w:lvlText w:val="%9."/>
-      <w:lvlJc w:val="left"/>
-      <w:pPr>
-        <w:ind w:left="6480" w:hanging="480"/>
-      </w:pPr>
-    </w:lvl>
-  </w:abstractNum>
-  <w:abstractNum w:abstractNumId="994181">
-    <w:nsid w:val="A994181"/>
-    <w:multiLevelType w:val="multilevel"/>
-    <w:lvl w:ilvl="0">
-      <w:start w:val="81"/>
-      <w:numFmt w:val="decimal"/>
-      <w:lvlText w:val="%1."/>
-      <w:lvlJc w:val="left"/>
-      <w:pPr>
-        <w:ind w:left="720" w:hanging="480"/>
-      </w:pPr>
-    </w:lvl>
-    <w:lvl w:ilvl="1">
-      <w:start w:val="81"/>
-      <w:numFmt w:val="decimal"/>
-      <w:lvlText w:val="%2."/>
-      <w:lvlJc w:val="left"/>
-      <w:pPr>
-        <w:ind w:left="1440" w:hanging="480"/>
-      </w:pPr>
-    </w:lvl>
-    <w:lvl w:ilvl="2">
-      <w:start w:val="81"/>
-      <w:numFmt w:val="decimal"/>
-      <w:lvlText w:val="%3."/>
-      <w:lvlJc w:val="left"/>
-      <w:pPr>
-        <w:ind w:left="2160" w:hanging="480"/>
-      </w:pPr>
-    </w:lvl>
-    <w:lvl w:ilvl="3">
-      <w:start w:val="81"/>
-      <w:numFmt w:val="decimal"/>
-      <w:lvlText w:val="%4."/>
-      <w:lvlJc w:val="left"/>
-      <w:pPr>
-        <w:ind w:left="2880" w:hanging="480"/>
-      </w:pPr>
-    </w:lvl>
-    <w:lvl w:ilvl="4">
-      <w:start w:val="81"/>
-      <w:numFmt w:val="decimal"/>
-      <w:lvlText w:val="%5."/>
-      <w:lvlJc w:val="left"/>
-      <w:pPr>
-        <w:ind w:left="3600" w:hanging="480"/>
-      </w:pPr>
-    </w:lvl>
-    <w:lvl w:ilvl="5">
-      <w:start w:val="81"/>
-      <w:numFmt w:val="decimal"/>
-      <w:lvlText w:val="%6."/>
-      <w:lvlJc w:val="left"/>
-      <w:pPr>
-        <w:ind w:left="4320" w:hanging="480"/>
-      </w:pPr>
-    </w:lvl>
-    <w:lvl w:ilvl="6">
-      <w:start w:val="81"/>
-      <w:numFmt w:val="decimal"/>
-      <w:lvlText w:val="%7."/>
-      <w:lvlJc w:val="left"/>
-      <w:pPr>
-        <w:ind w:left="5040" w:hanging="480"/>
-      </w:pPr>
-    </w:lvl>
-    <w:lvl w:ilvl="7">
-      <w:start w:val="81"/>
-      <w:numFmt w:val="decimal"/>
-      <w:lvlText w:val="%8."/>
-      <w:lvlJc w:val="left"/>
-      <w:pPr>
-        <w:ind w:left="5760" w:hanging="480"/>
-      </w:pPr>
-    </w:lvl>
-    <w:lvl w:ilvl="8">
-      <w:start w:val="81"/>
-      <w:numFmt w:val="decimal"/>
-      <w:lvlText w:val="%9."/>
-      <w:lvlJc w:val="left"/>
-      <w:pPr>
-        <w:ind w:left="6480" w:hanging="480"/>
-      </w:pPr>
-    </w:lvl>
-  </w:abstractNum>
-  <w:abstractNum w:abstractNumId="9941106">
-    <w:nsid w:val="A9941106"/>
-    <w:multiLevelType w:val="multilevel"/>
-    <w:lvl w:ilvl="0">
-      <w:start w:val="106"/>
-      <w:numFmt w:val="decimal"/>
-      <w:lvlText w:val="%1."/>
-      <w:lvlJc w:val="left"/>
-      <w:pPr>
-        <w:ind w:left="720" w:hanging="480"/>
-      </w:pPr>
-    </w:lvl>
-    <w:lvl w:ilvl="1">
-      <w:start w:val="106"/>
-      <w:numFmt w:val="decimal"/>
-      <w:lvlText w:val="%2."/>
-      <w:lvlJc w:val="left"/>
-      <w:pPr>
-        <w:ind w:left="1440" w:hanging="480"/>
-      </w:pPr>
-    </w:lvl>
-    <w:lvl w:ilvl="2">
-      <w:start w:val="106"/>
-      <w:numFmt w:val="decimal"/>
-      <w:lvlText w:val="%3."/>
-      <w:lvlJc w:val="left"/>
-      <w:pPr>
-        <w:ind w:left="2160" w:hanging="480"/>
-      </w:pPr>
-    </w:lvl>
-    <w:lvl w:ilvl="3">
-      <w:start w:val="106"/>
-      <w:numFmt w:val="decimal"/>
-      <w:lvlText w:val="%4."/>
-      <w:lvlJc w:val="left"/>
-      <w:pPr>
-        <w:ind w:left="2880" w:hanging="480"/>
-      </w:pPr>
-    </w:lvl>
-    <w:lvl w:ilvl="4">
-      <w:start w:val="106"/>
-      <w:numFmt w:val="decimal"/>
-      <w:lvlText w:val="%5."/>
-      <w:lvlJc w:val="left"/>
-      <w:pPr>
-        <w:ind w:left="3600" w:hanging="480"/>
-      </w:pPr>
-    </w:lvl>
-    <w:lvl w:ilvl="5">
-      <w:start w:val="106"/>
-      <w:numFmt w:val="decimal"/>
-      <w:lvlText w:val="%6."/>
-      <w:lvlJc w:val="left"/>
-      <w:pPr>
-        <w:ind w:left="4320" w:hanging="480"/>
-      </w:pPr>
-    </w:lvl>
-    <w:lvl w:ilvl="6">
-      <w:start w:val="106"/>
-      <w:numFmt w:val="decimal"/>
-      <w:lvlText w:val="%7."/>
-      <w:lvlJc w:val="left"/>
-      <w:pPr>
-        <w:ind w:left="5040" w:hanging="480"/>
-      </w:pPr>
-    </w:lvl>
-    <w:lvl w:ilvl="7">
-      <w:start w:val="106"/>
-      <w:numFmt w:val="decimal"/>
-      <w:lvlText w:val="%8."/>
-      <w:lvlJc w:val="left"/>
-      <w:pPr>
-        <w:ind w:left="5760" w:hanging="480"/>
-      </w:pPr>
-    </w:lvl>
-    <w:lvl w:ilvl="8">
-      <w:start w:val="106"/>
-      <w:numFmt w:val="decimal"/>
-      <w:lvlText w:val="%9."/>
-      <w:lvlJc w:val="left"/>
-      <w:pPr>
-        <w:ind w:left="6480" w:hanging="480"/>
-      </w:pPr>
-    </w:lvl>
-  </w:abstractNum>
   <w:num w:numId="1000">
     <w:abstractNumId w:val="990"/>
-  </w:num>
-  <w:num w:numId="1001">
-    <w:abstractNumId w:val="99411"/>
-    <w:lvlOverride w:ilvl="0">
-      <w:startOverride w:val="1"/>
-    </w:lvlOverride>
-    <w:lvlOverride w:ilvl="1">
-      <w:startOverride w:val="1"/>
-    </w:lvlOverride>
-    <w:lvlOverride w:ilvl="2">
-      <w:startOverride w:val="1"/>
-    </w:lvlOverride>
-    <w:lvlOverride w:ilvl="3">
-      <w:startOverride w:val="1"/>
-    </w:lvlOverride>
-    <w:lvlOverride w:ilvl="4">
-      <w:startOverride w:val="1"/>
-    </w:lvlOverride>
-    <w:lvlOverride w:ilvl="5">
-      <w:startOverride w:val="1"/>
-    </w:lvlOverride>
-    <w:lvlOverride w:ilvl="6">
-      <w:startOverride w:val="1"/>
-    </w:lvlOverride>
-    <w:lvlOverride w:ilvl="7">
-      <w:startOverride w:val="1"/>
-    </w:lvlOverride>
-    <w:lvlOverride w:ilvl="8">
-      <w:startOverride w:val="1"/>
-    </w:lvlOverride>
-  </w:num>
-  <w:num w:numId="1002">
-    <w:abstractNumId w:val="994116"/>
-    <w:lvlOverride w:ilvl="0">
-      <w:startOverride w:val="16"/>
-    </w:lvlOverride>
-    <w:lvlOverride w:ilvl="1">
-      <w:startOverride w:val="16"/>
-    </w:lvlOverride>
-    <w:lvlOverride w:ilvl="2">
-      <w:startOverride w:val="16"/>
-    </w:lvlOverride>
-    <w:lvlOverride w:ilvl="3">
-      <w:startOverride w:val="16"/>
-    </w:lvlOverride>
-    <w:lvlOverride w:ilvl="4">
-      <w:startOverride w:val="16"/>
-    </w:lvlOverride>
-    <w:lvlOverride w:ilvl="5">
-      <w:startOverride w:val="16"/>
-    </w:lvlOverride>
-    <w:lvlOverride w:ilvl="6">
-      <w:startOverride w:val="16"/>
-    </w:lvlOverride>
-    <w:lvlOverride w:ilvl="7">
-      <w:startOverride w:val="16"/>
-    </w:lvlOverride>
-    <w:lvlOverride w:ilvl="8">
-      <w:startOverride w:val="16"/>
-    </w:lvlOverride>
-  </w:num>
-  <w:num w:numId="1003">
-    <w:abstractNumId w:val="994151"/>
-    <w:lvlOverride w:ilvl="0">
-      <w:startOverride w:val="51"/>
-    </w:lvlOverride>
-    <w:lvlOverride w:ilvl="1">
-      <w:startOverride w:val="51"/>
-    </w:lvlOverride>
-    <w:lvlOverride w:ilvl="2">
-      <w:startOverride w:val="51"/>
-    </w:lvlOverride>
-    <w:lvlOverride w:ilvl="3">
-      <w:startOverride w:val="51"/>
-    </w:lvlOverride>
-    <w:lvlOverride w:ilvl="4">
-      <w:startOverride w:val="51"/>
-    </w:lvlOverride>
-    <w:lvlOverride w:ilvl="5">
-      <w:startOverride w:val="51"/>
-    </w:lvlOverride>
-    <w:lvlOverride w:ilvl="6">
-      <w:startOverride w:val="51"/>
-    </w:lvlOverride>
-    <w:lvlOverride w:ilvl="7">
-      <w:startOverride w:val="51"/>
-    </w:lvlOverride>
-    <w:lvlOverride w:ilvl="8">
-      <w:startOverride w:val="51"/>
-    </w:lvlOverride>
-  </w:num>
-  <w:num w:numId="1004">
-    <w:abstractNumId w:val="994181"/>
-    <w:lvlOverride w:ilvl="0">
-      <w:startOverride w:val="81"/>
-    </w:lvlOverride>
-    <w:lvlOverride w:ilvl="1">
-      <w:startOverride w:val="81"/>
-    </w:lvlOverride>
-    <w:lvlOverride w:ilvl="2">
-      <w:startOverride w:val="81"/>
-    </w:lvlOverride>
-    <w:lvlOverride w:ilvl="3">
-      <w:startOverride w:val="81"/>
-    </w:lvlOverride>
-    <w:lvlOverride w:ilvl="4">
-      <w:startOverride w:val="81"/>
-    </w:lvlOverride>
-    <w:lvlOverride w:ilvl="5">
-      <w:startOverride w:val="81"/>
-    </w:lvlOverride>
-    <w:lvlOverride w:ilvl="6">
-      <w:startOverride w:val="81"/>
-    </w:lvlOverride>
-    <w:lvlOverride w:ilvl="7">
-      <w:startOverride w:val="81"/>
-    </w:lvlOverride>
-    <w:lvlOverride w:ilvl="8">
-      <w:startOverride w:val="81"/>
-    </w:lvlOverride>
-  </w:num>
-  <w:num w:numId="1005">
-    <w:abstractNumId w:val="9941106"/>
-    <w:lvlOverride w:ilvl="0">
-      <w:startOverride w:val="106"/>
-    </w:lvlOverride>
-    <w:lvlOverride w:ilvl="1">
-      <w:startOverride w:val="106"/>
-    </w:lvlOverride>
-    <w:lvlOverride w:ilvl="2">
-      <w:startOverride w:val="106"/>
-    </w:lvlOverride>
-    <w:lvlOverride w:ilvl="3">
-      <w:startOverride w:val="106"/>
-    </w:lvlOverride>
-    <w:lvlOverride w:ilvl="4">
-      <w:startOverride w:val="106"/>
-    </w:lvlOverride>
-    <w:lvlOverride w:ilvl="5">
-      <w:startOverride w:val="106"/>
-    </w:lvlOverride>
-    <w:lvlOverride w:ilvl="6">
-      <w:startOverride w:val="106"/>
-    </w:lvlOverride>
-    <w:lvlOverride w:ilvl="7">
-      <w:startOverride w:val="106"/>
-    </w:lvlOverride>
-    <w:lvlOverride w:ilvl="8">
-      <w:startOverride w:val="106"/>
-    </w:lvlOverride>
   </w:num>
 </w:numbering>
 </file>
